--- a/AWS/26-8-3 Python and node deployment with RDS/8 Deploy a 3 tier Fullstack  app with python backend +  RDS cache.docx
+++ b/AWS/26-8-3 Python and node deployment with RDS/8 Deploy a 3 tier Fullstack  app with python backend +  RDS cache.docx
@@ -60,9 +60,9 @@
         </w:rPr>
         <w:drawing>
           <wp:inline distT="0" distB="0" distL="0" distR="0">
-            <wp:extent cx="6499937" cy="2863970"/>
-            <wp:effectExtent l="19050" t="0" r="0" b="0"/>
-            <wp:docPr id="6" name="Picture 7"/>
+            <wp:extent cx="6757869" cy="2821737"/>
+            <wp:effectExtent l="19050" t="0" r="4881" b="0"/>
+            <wp:docPr id="21" name="Picture 16"/>
             <wp:cNvGraphicFramePr>
               <a:graphicFrameLocks xmlns:a="http://schemas.openxmlformats.org/drawingml/2006/main" noChangeAspect="1"/>
             </wp:cNvGraphicFramePr>
@@ -70,7 +70,7 @@
               <a:graphicData uri="http://schemas.openxmlformats.org/drawingml/2006/picture">
                 <pic:pic xmlns:pic="http://schemas.openxmlformats.org/drawingml/2006/picture">
                   <pic:nvPicPr>
-                    <pic:cNvPr id="0" name="Picture 7"/>
+                    <pic:cNvPr id="0" name="Picture 16"/>
                     <pic:cNvPicPr>
                       <a:picLocks noChangeAspect="1" noChangeArrowheads="1"/>
                     </pic:cNvPicPr>
@@ -85,7 +85,7 @@
                   <pic:spPr bwMode="auto">
                     <a:xfrm>
                       <a:off x="0" y="0"/>
-                      <a:ext cx="6499937" cy="2863970"/>
+                      <a:ext cx="6777480" cy="2829925"/>
                     </a:xfrm>
                     <a:prstGeom prst="rect">
                       <a:avLst/>
@@ -909,2167 +909,21 @@
       </w:r>
     </w:p>
     <w:p>
-      <w:pPr>
-        <w:rPr>
-          <w:b/>
-        </w:rPr>
-      </w:pPr>
-      <w:r>
-        <w:rPr>
-          <w:b/>
-        </w:rPr>
-        <w:t>[create initially one bastion host , check IG  connection and deploy 1 private server , check NAT connection]</w:t>
-      </w:r>
-      <w:r>
-        <w:rPr>
-          <w:b/>
-        </w:rPr>
-        <w:t xml:space="preserve"> once success fully tested the connection go to the next phase.</w:t>
-      </w:r>
-    </w:p>
-    <w:p>
-      <w:r>
-        <w:rPr>
-          <w:highlight w:val="lightGray"/>
-        </w:rPr>
-        <w:t xml:space="preserve">RDS database set up </w:t>
-      </w:r>
-      <w:r>
-        <w:rPr>
-          <w:highlight w:val="lightGray"/>
-        </w:rPr>
-        <w:t>-</w:t>
-      </w:r>
-    </w:p>
-    <w:p>
-      <w:pPr>
-        <w:pStyle w:val="ListParagraph"/>
-        <w:numPr>
-          <w:ilvl w:val="0"/>
-          <w:numId w:val="5"/>
-        </w:numPr>
-      </w:pPr>
-      <w:r>
-        <w:t>Create so</w:t>
-      </w:r>
-      <w:r>
-        <w:t xml:space="preserve">ne </w:t>
-      </w:r>
-      <w:r>
-        <w:t>RDS subnet group</w:t>
-      </w:r>
-      <w:r>
-        <w:t xml:space="preserve"> .</w:t>
-      </w:r>
-    </w:p>
-    <w:p>
-      <w:pPr>
-        <w:pStyle w:val="ListParagraph"/>
-        <w:numPr>
-          <w:ilvl w:val="0"/>
-          <w:numId w:val="5"/>
-        </w:numPr>
-      </w:pPr>
-      <w:r>
-        <w:t xml:space="preserve">Deploy </w:t>
-      </w:r>
-      <w:r>
-        <w:t xml:space="preserve">1 </w:t>
-      </w:r>
-      <w:r>
-        <w:t>RDS DB named u</w:t>
-      </w:r>
-      <w:r>
-        <w:t xml:space="preserve">sersDB </w:t>
-      </w:r>
-      <w:r>
-        <w:t xml:space="preserve"> in az1</w:t>
-      </w:r>
-      <w:r>
-        <w:t xml:space="preserve"> private subnet </w:t>
-      </w:r>
-      <w:r>
-        <w:t>(E</w:t>
-      </w:r>
-      <w:r>
-        <w:t xml:space="preserve">nable </w:t>
-      </w:r>
-      <w:r>
-        <w:t>aws managed secrete keys )</w:t>
-      </w:r>
-    </w:p>
-    <w:p>
-      <w:pPr>
-        <w:pStyle w:val="ListParagraph"/>
-        <w:numPr>
-          <w:ilvl w:val="0"/>
-          <w:numId w:val="5"/>
-        </w:numPr>
-      </w:pPr>
-      <w:r>
-        <w:t>Test connection to RDS DB using mysql workbench via Bastion Host.</w:t>
-      </w:r>
-      <w:r>
-        <w:t xml:space="preserve">(mysql workbench </w:t>
-      </w:r>
-      <w:r>
-        <w:sym w:font="Wingdings" w:char="F0E0"/>
-      </w:r>
-      <w:r>
-        <w:t xml:space="preserve">bastion host  </w:t>
-      </w:r>
-      <w:r>
-        <w:sym w:font="Wingdings" w:char="F0E0"/>
-      </w:r>
-      <w:r>
-        <w:t xml:space="preserve"> RDS DB )</w:t>
-      </w:r>
-      <w:r>
-        <w:t xml:space="preserve"> </w:t>
-      </w:r>
-      <w:r>
-        <w:t xml:space="preserve">. </w:t>
-      </w:r>
-    </w:p>
-    <w:p>
-      <w:pPr>
-        <w:pStyle w:val="ListParagraph"/>
-        <w:numPr>
-          <w:ilvl w:val="0"/>
-          <w:numId w:val="5"/>
-        </w:numPr>
-      </w:pPr>
-      <w:r>
-        <w:t>Now create 1 replica u</w:t>
-      </w:r>
-      <w:r>
-        <w:t>sersDB in az1 +1 replica u</w:t>
-      </w:r>
-      <w:r>
-        <w:t>sersDB in az2 (test connection for read DB deployed in both AZs.)</w:t>
-      </w:r>
-    </w:p>
-    <w:p>
-      <w:pPr>
-        <w:pStyle w:val="ListParagraph"/>
-        <w:numPr>
-          <w:ilvl w:val="0"/>
-          <w:numId w:val="5"/>
-        </w:numPr>
-      </w:pPr>
-      <w:r>
-        <w:t>Create a redis cache for Masterdb (usersDB).</w:t>
-      </w:r>
-      <w:r>
-        <w:rPr>
-          <w:b/>
-        </w:rPr>
-        <w:t>make sure the SG attached to cache db open</w:t>
-      </w:r>
-      <w:r>
-        <w:rPr>
-          <w:b/>
-        </w:rPr>
-        <w:t>s</w:t>
-      </w:r>
-      <w:r>
-        <w:rPr>
-          <w:b/>
-        </w:rPr>
-        <w:t xml:space="preserve"> port 6397</w:t>
-      </w:r>
-    </w:p>
-    <w:p>
-      <w:r>
-        <w:rPr>
-          <w:highlight w:val="lightGray"/>
-        </w:rPr>
-        <w:t xml:space="preserve">Backend setup </w:t>
-      </w:r>
-      <w:r>
-        <w:rPr>
-          <w:highlight w:val="lightGray"/>
-        </w:rPr>
-        <w:t>–</w:t>
-      </w:r>
-      <w:r>
-        <w:t xml:space="preserve"> </w:t>
-      </w:r>
-    </w:p>
-    <w:p>
-      <w:pPr>
-        <w:pStyle w:val="ListParagraph"/>
-        <w:numPr>
-          <w:ilvl w:val="0"/>
-          <w:numId w:val="6"/>
-        </w:numPr>
-      </w:pPr>
-      <w:r>
-        <w:t>Deploy Backend</w:t>
-      </w:r>
-      <w:r>
-        <w:t>-az1</w:t>
-      </w:r>
-      <w:r>
-        <w:t xml:space="preserve"> server  </w:t>
-      </w:r>
-      <w:r>
-        <w:t>in private</w:t>
-      </w:r>
-      <w:r>
-        <w:t>-backend-</w:t>
-      </w:r>
-      <w:r>
-        <w:t xml:space="preserve">subnet </w:t>
-      </w:r>
-      <w:r>
-        <w:t>,check internet connectivity</w:t>
-      </w:r>
-      <w:r>
-        <w:t xml:space="preserve"> </w:t>
-      </w:r>
-    </w:p>
-    <w:p>
-      <w:pPr>
-        <w:pStyle w:val="ListParagraph"/>
-        <w:numPr>
-          <w:ilvl w:val="0"/>
-          <w:numId w:val="6"/>
-        </w:numPr>
-      </w:pPr>
-      <w:r>
-        <w:t>Connec</w:t>
-      </w:r>
-      <w:r>
-        <w:t>t</w:t>
-      </w:r>
-      <w:r>
-        <w:t xml:space="preserve"> Frontend server in az1 </w:t>
-      </w:r>
-      <w:r>
-        <w:t xml:space="preserve">and switch to </w:t>
-      </w:r>
-      <w:r>
-        <w:t>root</w:t>
-      </w:r>
-      <w:r>
-        <w:t xml:space="preserve"> user</w:t>
-      </w:r>
-      <w:r>
-        <w:t xml:space="preserve"> </w:t>
-      </w:r>
-    </w:p>
-    <w:p>
-      <w:pPr>
-        <w:pStyle w:val="ListParagraph"/>
-        <w:numPr>
-          <w:ilvl w:val="0"/>
-          <w:numId w:val="6"/>
-        </w:numPr>
-      </w:pPr>
-      <w:r>
-        <w:t xml:space="preserve"> install [ python+pip</w:t>
-      </w:r>
-      <w:r>
-        <w:t>+mariadb105</w:t>
-      </w:r>
-      <w:r>
-        <w:t>]</w:t>
-      </w:r>
-    </w:p>
-    <w:p>
-      <w:pPr>
-        <w:pStyle w:val="ListParagraph"/>
-        <w:numPr>
-          <w:ilvl w:val="0"/>
-          <w:numId w:val="6"/>
-        </w:numPr>
-      </w:pPr>
-      <w:r>
-        <w:t xml:space="preserve">Create a directory </w:t>
-      </w:r>
-      <w:r>
-        <w:rPr>
-          <w:b/>
-        </w:rPr>
-        <w:t>backend</w:t>
-      </w:r>
-      <w:r>
-        <w:rPr>
-          <w:b/>
-        </w:rPr>
-        <w:t xml:space="preserve"> </w:t>
-      </w:r>
-      <w:r>
-        <w:t xml:space="preserve">-&gt; </w:t>
-      </w:r>
-      <w:r>
-        <w:t xml:space="preserve">then </w:t>
-      </w:r>
-      <w:r>
-        <w:t>create backend.py ,requirements.txt , users</w:t>
-      </w:r>
-      <w:r>
-        <w:t>db</w:t>
-      </w:r>
-      <w:r>
-        <w:t xml:space="preserve">.sql .  </w:t>
-      </w:r>
-    </w:p>
-    <w:p>
-      <w:pPr>
-        <w:pStyle w:val="ListParagraph"/>
-        <w:numPr>
-          <w:ilvl w:val="0"/>
-          <w:numId w:val="6"/>
-        </w:numPr>
-      </w:pPr>
-      <w:r>
-        <w:rPr>
-          <w:b/>
-        </w:rPr>
-        <w:t>requirements.txt</w:t>
-      </w:r>
-      <w:r>
-        <w:t xml:space="preserve"> {</w:t>
-      </w:r>
-      <w:r>
-        <w:t>flask + flask-cors + mysql-connector-python</w:t>
-      </w:r>
-      <w:r>
-        <w:t xml:space="preserve"> + </w:t>
-      </w:r>
-      <w:r>
-        <w:t>redis</w:t>
-      </w:r>
-      <w:r>
-        <w:t xml:space="preserve"> + </w:t>
-      </w:r>
-      <w:r>
-        <w:t>cryptography</w:t>
-      </w:r>
-      <w:r>
-        <w:t xml:space="preserve"> + </w:t>
-      </w:r>
-      <w:r>
-        <w:t>pymysql</w:t>
-      </w:r>
-      <w:r>
-        <w:t>+boto3</w:t>
-      </w:r>
-      <w:r>
-        <w:t>}</w:t>
-      </w:r>
-    </w:p>
-    <w:p>
-      <w:pPr>
-        <w:pStyle w:val="ListParagraph"/>
-        <w:numPr>
-          <w:ilvl w:val="0"/>
-          <w:numId w:val="6"/>
-        </w:numPr>
-      </w:pPr>
-      <w:r>
-        <w:t>under usersdb.sql give users table schema.</w:t>
-      </w:r>
-      <w:r>
-        <w:t xml:space="preserve"> </w:t>
-      </w:r>
-    </w:p>
-    <w:p>
-      <w:pPr>
-        <w:pStyle w:val="ListParagraph"/>
-        <w:numPr>
-          <w:ilvl w:val="0"/>
-          <w:numId w:val="6"/>
-        </w:numPr>
-      </w:pPr>
-      <w:r>
-        <w:t xml:space="preserve">Using </w:t>
-      </w:r>
-      <w:r>
-        <w:rPr>
-          <w:b/>
-        </w:rPr>
-        <w:t>mariadb105</w:t>
-      </w:r>
-      <w:r>
-        <w:t xml:space="preserve"> (mysql agent) test connection</w:t>
-      </w:r>
-      <w:r>
-        <w:t xml:space="preserve"> to RDS u</w:t>
-      </w:r>
-      <w:r>
-        <w:t>sers</w:t>
-      </w:r>
-      <w:r>
-        <w:t>db</w:t>
-      </w:r>
-      <w:r>
-        <w:t xml:space="preserve"> .</w:t>
-      </w:r>
-      <w:r>
-        <w:t>(for private server</w:t>
-      </w:r>
-      <w:r>
-        <w:t xml:space="preserve"> to RDS usersdb</w:t>
-      </w:r>
-      <w:r>
-        <w:t>)</w:t>
-      </w:r>
-    </w:p>
-    <w:p>
-      <w:pPr>
-        <w:pStyle w:val="ListParagraph"/>
-        <w:ind w:left="1080"/>
-      </w:pPr>
-    </w:p>
-    <w:p>
-      <w:pPr>
-        <w:pStyle w:val="ListParagraph"/>
-        <w:ind w:left="1080"/>
-        <w:rPr>
-          <w:i/>
-          <w:color w:val="FF0000"/>
-        </w:rPr>
-      </w:pPr>
-    </w:p>
-    <w:p>
-      <w:pPr>
-        <w:pStyle w:val="ListParagraph"/>
-        <w:ind w:left="1080"/>
-        <w:rPr>
-          <w:i/>
-          <w:color w:val="FF0000"/>
-        </w:rPr>
-      </w:pPr>
-    </w:p>
-    <w:p>
-      <w:pPr>
-        <w:pStyle w:val="ListParagraph"/>
-        <w:ind w:left="1080"/>
-        <w:rPr>
-          <w:i/>
-          <w:color w:val="FF0000"/>
-        </w:rPr>
-      </w:pPr>
-      <w:r>
-        <w:rPr>
-          <w:i/>
-          <w:color w:val="FF0000"/>
-        </w:rPr>
-        <w:t>[</w:t>
-      </w:r>
-      <w:r>
-        <w:rPr>
-          <w:i/>
-          <w:color w:val="FF0000"/>
-        </w:rPr>
-        <w:t xml:space="preserve">at the RDS time, </w:t>
-      </w:r>
-      <w:r>
-        <w:rPr>
-          <w:i/>
-          <w:color w:val="FF0000"/>
-        </w:rPr>
-        <w:t>if RDS credentials – self managed ]</w:t>
-      </w:r>
-    </w:p>
-    <w:p>
-      <w:pPr>
-        <w:pStyle w:val="ListParagraph"/>
-        <w:ind w:left="1080"/>
-        <w:rPr>
-          <w:i/>
-        </w:rPr>
-      </w:pPr>
-    </w:p>
-    <w:p>
-      <w:pPr>
-        <w:pStyle w:val="ListParagraph"/>
-        <w:ind w:left="1080"/>
-      </w:pPr>
-      <w:r>
-        <w:t>To execute sql query by staying in the backend private server</w:t>
-      </w:r>
-    </w:p>
-    <w:p>
-      <w:pPr>
-        <w:pStyle w:val="ListParagraph"/>
-        <w:ind w:left="1080"/>
-        <w:rPr>
-          <w:b/>
-          <w:i/>
-        </w:rPr>
-      </w:pPr>
-      <w:r>
-        <w:rPr>
-          <w:b/>
-          <w:i/>
-        </w:rPr>
-        <w:t>#mysql  –h &lt;endpoint dns&gt;  -u admin –p’dbpassword’ &lt; usersdb.sql</w:t>
-      </w:r>
-    </w:p>
-    <w:p>
-      <w:pPr>
-        <w:pStyle w:val="ListParagraph"/>
-        <w:ind w:left="1080"/>
-      </w:pPr>
-    </w:p>
-    <w:p>
-      <w:pPr>
-        <w:pStyle w:val="ListParagraph"/>
-        <w:ind w:left="1080"/>
-      </w:pPr>
-      <w:r>
-        <w:t xml:space="preserve">To manage rds usersdatabase </w:t>
-      </w:r>
-      <w:r>
-        <w:t>in the backend</w:t>
-      </w:r>
-    </w:p>
-    <w:p>
-      <w:pPr>
-        <w:pStyle w:val="ListParagraph"/>
-        <w:ind w:left="1080"/>
-        <w:rPr>
-          <w:b/>
-          <w:i/>
-        </w:rPr>
-      </w:pPr>
-      <w:r>
-        <w:rPr>
-          <w:b/>
-          <w:i/>
-        </w:rPr>
-        <w:t>#mysql  –h &lt;endpoint dns&gt;  -u admin –p</w:t>
-      </w:r>
-    </w:p>
-    <w:p>
-      <w:pPr>
-        <w:pStyle w:val="ListParagraph"/>
-        <w:ind w:left="1080"/>
-      </w:pPr>
-    </w:p>
-    <w:p>
-      <w:pPr>
-        <w:pStyle w:val="ListParagraph"/>
-        <w:ind w:left="1080"/>
-        <w:rPr>
-          <w:color w:val="0070C0"/>
-        </w:rPr>
-      </w:pPr>
-      <w:r>
-        <w:rPr>
-          <w:color w:val="0070C0"/>
-        </w:rPr>
-        <w:t>[</w:t>
-      </w:r>
-      <w:r>
-        <w:rPr>
-          <w:i/>
-          <w:color w:val="0070C0"/>
-        </w:rPr>
-        <w:t>if the</w:t>
-      </w:r>
-      <w:r>
-        <w:rPr>
-          <w:i/>
-          <w:color w:val="0070C0"/>
-        </w:rPr>
-        <w:t xml:space="preserve"> RDS creation time , RDS credentials managed by </w:t>
-      </w:r>
-      <w:r>
-        <w:rPr>
-          <w:i/>
-          <w:color w:val="0070C0"/>
-        </w:rPr>
-        <w:t xml:space="preserve"> –</w:t>
-      </w:r>
-      <w:r>
-        <w:rPr>
-          <w:i/>
-          <w:color w:val="0070C0"/>
-        </w:rPr>
-        <w:t xml:space="preserve"> </w:t>
-      </w:r>
-      <w:r>
-        <w:rPr>
-          <w:i/>
-          <w:color w:val="0070C0"/>
-        </w:rPr>
-        <w:t>aws secrete</w:t>
-      </w:r>
-      <w:r>
-        <w:rPr>
-          <w:i/>
-          <w:color w:val="0070C0"/>
-        </w:rPr>
-        <w:t xml:space="preserve"> manager</w:t>
-      </w:r>
-      <w:r>
-        <w:rPr>
-          <w:i/>
-          <w:color w:val="0070C0"/>
-        </w:rPr>
-        <w:t xml:space="preserve"> </w:t>
-      </w:r>
-      <w:r>
-        <w:rPr>
-          <w:i/>
-          <w:color w:val="0070C0"/>
-        </w:rPr>
-        <w:t xml:space="preserve">, then we need to create an IAM role with </w:t>
-      </w:r>
-      <w:r>
-        <w:rPr>
-          <w:i/>
-          <w:color w:val="0070C0"/>
-        </w:rPr>
-        <w:t>permission (</w:t>
-      </w:r>
-      <w:hyperlink r:id="rId10" w:anchor="/policies/details/arn%3Aaws%3Aiam%3A%3Aaws%3Apolicy%2FSecretsManagerReadWrite" w:tgtFrame="_blank" w:history="1">
-        <w:r>
-          <w:rPr>
-            <w:rStyle w:val="Hyperlink"/>
-            <w:rFonts w:ascii="Arial" w:hAnsi="Arial" w:cs="Arial"/>
-            <w:b/>
-            <w:color w:val="000000" w:themeColor="text1"/>
-            <w:sz w:val="19"/>
-            <w:szCs w:val="19"/>
-            <w:u w:val="none"/>
-            <w:shd w:val="clear" w:color="auto" w:fill="FFFFFF"/>
-          </w:rPr>
-          <w:t>SecretsManagerReadWrite</w:t>
-        </w:r>
-      </w:hyperlink>
-      <w:r>
-        <w:rPr>
-          <w:i/>
-          <w:color w:val="0070C0"/>
-        </w:rPr>
-        <w:t>) and add it to backend server</w:t>
-      </w:r>
-      <w:r>
-        <w:rPr>
-          <w:color w:val="0070C0"/>
-        </w:rPr>
-        <w:t xml:space="preserve"> </w:t>
-      </w:r>
-      <w:r>
-        <w:rPr>
-          <w:color w:val="0070C0"/>
-        </w:rPr>
-        <w:t xml:space="preserve">.otherwise it wont </w:t>
-      </w:r>
-      <w:r>
-        <w:rPr>
-          <w:color w:val="0070C0"/>
-        </w:rPr>
-        <w:t>allow to acces</w:t>
-      </w:r>
-      <w:r>
-        <w:rPr>
-          <w:color w:val="0070C0"/>
-        </w:rPr>
-        <w:t>]</w:t>
-      </w:r>
-    </w:p>
-    <w:p>
-      <w:pPr>
-        <w:pStyle w:val="ListParagraph"/>
-        <w:ind w:left="1080"/>
-      </w:pPr>
-    </w:p>
-    <w:p>
-      <w:pPr>
-        <w:pStyle w:val="ListParagraph"/>
-        <w:numPr>
-          <w:ilvl w:val="0"/>
-          <w:numId w:val="6"/>
-        </w:numPr>
-      </w:pPr>
-      <w:r>
-        <w:t xml:space="preserve">Include backend code in </w:t>
-      </w:r>
-      <w:r>
-        <w:rPr>
-          <w:b/>
-        </w:rPr>
-        <w:t>backend.py</w:t>
-      </w:r>
-      <w:r>
-        <w:t xml:space="preserve">  then run </w:t>
-      </w:r>
-      <w:r>
-        <w:rPr>
-          <w:b/>
-        </w:rPr>
-        <w:t>#python3 backend.py</w:t>
-      </w:r>
-    </w:p>
-    <w:p>
-      <w:pPr>
-        <w:pStyle w:val="ListParagraph"/>
-        <w:numPr>
-          <w:ilvl w:val="0"/>
-          <w:numId w:val="6"/>
-        </w:numPr>
-      </w:pPr>
-      <w:r>
-        <w:t xml:space="preserve">For temporary fetch the result , open new terminal then </w:t>
-      </w:r>
-      <w:r>
-        <w:t>check process(ps aux | grep python) and port( ss -tuln)  ,</w:t>
-      </w:r>
-      <w:r>
-        <w:t>whether</w:t>
-      </w:r>
-      <w:r>
-        <w:t xml:space="preserve"> the python service is running or not if running then fetch user data from usersdb by –</w:t>
-      </w:r>
-    </w:p>
-    <w:p>
-      <w:pPr>
-        <w:pStyle w:val="ListParagraph"/>
-        <w:ind w:left="1080"/>
-      </w:pPr>
-    </w:p>
-    <w:p>
-      <w:pPr>
-        <w:pStyle w:val="ListParagraph"/>
-        <w:numPr>
-          <w:ilvl w:val="0"/>
-          <w:numId w:val="6"/>
-        </w:numPr>
-        <w:shd w:val="clear" w:color="auto" w:fill="121314"/>
-        <w:spacing w:after="0" w:line="238" w:lineRule="atLeast"/>
-        <w:rPr>
-          <w:rFonts w:ascii="Consolas" w:eastAsia="Times New Roman" w:hAnsi="Consolas" w:cs="Times New Roman"/>
-          <w:color w:val="BBBEBF"/>
-          <w:sz w:val="18"/>
-          <w:szCs w:val="18"/>
-        </w:rPr>
-      </w:pPr>
-      <w:r>
-        <w:rPr>
-          <w:rFonts w:ascii="Consolas" w:eastAsia="Times New Roman" w:hAnsi="Consolas" w:cs="Times New Roman"/>
-          <w:color w:val="FFA657"/>
-          <w:sz w:val="18"/>
-          <w:szCs w:val="18"/>
-        </w:rPr>
-        <w:t>curl</w:t>
-      </w:r>
-      <w:r>
-        <w:rPr>
-          <w:rFonts w:ascii="Consolas" w:eastAsia="Times New Roman" w:hAnsi="Consolas" w:cs="Times New Roman"/>
-          <w:color w:val="D4D4D4"/>
-          <w:sz w:val="18"/>
-          <w:szCs w:val="18"/>
-        </w:rPr>
-        <w:t xml:space="preserve"> </w:t>
-      </w:r>
-      <w:r>
-        <w:rPr>
-          <w:rFonts w:ascii="Consolas" w:eastAsia="Times New Roman" w:hAnsi="Consolas" w:cs="Times New Roman"/>
-          <w:color w:val="569CD6"/>
-          <w:sz w:val="18"/>
-          <w:szCs w:val="18"/>
-        </w:rPr>
-        <w:t>-X</w:t>
-      </w:r>
-      <w:r>
-        <w:rPr>
-          <w:rFonts w:ascii="Consolas" w:eastAsia="Times New Roman" w:hAnsi="Consolas" w:cs="Times New Roman"/>
-          <w:color w:val="D4D4D4"/>
-          <w:sz w:val="18"/>
-          <w:szCs w:val="18"/>
-        </w:rPr>
-        <w:t xml:space="preserve"> </w:t>
-      </w:r>
-      <w:r>
-        <w:rPr>
-          <w:rFonts w:ascii="Consolas" w:eastAsia="Times New Roman" w:hAnsi="Consolas" w:cs="Times New Roman"/>
-          <w:color w:val="A5D6FF"/>
-          <w:sz w:val="18"/>
-          <w:szCs w:val="18"/>
-        </w:rPr>
-        <w:t>GET</w:t>
-      </w:r>
-      <w:r>
-        <w:rPr>
-          <w:rFonts w:ascii="Consolas" w:eastAsia="Times New Roman" w:hAnsi="Consolas" w:cs="Times New Roman"/>
-          <w:color w:val="D4D4D4"/>
-          <w:sz w:val="18"/>
-          <w:szCs w:val="18"/>
-        </w:rPr>
-        <w:t xml:space="preserve"> </w:t>
-      </w:r>
-      <w:r>
-        <w:rPr>
-          <w:rFonts w:ascii="Consolas" w:eastAsia="Times New Roman" w:hAnsi="Consolas" w:cs="Times New Roman"/>
-          <w:color w:val="A5D6FF"/>
-          <w:sz w:val="18"/>
-          <w:szCs w:val="18"/>
-        </w:rPr>
-        <w:t>http://localhost:5000/users</w:t>
-      </w:r>
-    </w:p>
-    <w:p>
-      <w:pPr>
-        <w:pStyle w:val="ListParagraph"/>
-        <w:ind w:left="1080"/>
-      </w:pPr>
-      <w:r>
-        <w:t xml:space="preserve">if there is no out put or you get request </w:t>
-      </w:r>
-      <w:r>
-        <w:t xml:space="preserve">: </w:t>
-      </w:r>
-      <w:r>
-        <w:rPr>
-          <w:i/>
-        </w:rPr>
-        <w:t>timed out</w:t>
-      </w:r>
-      <w:r>
-        <w:t xml:space="preserve"> ,it means EC2 is not able to connect to the cache database .</w:t>
-      </w:r>
-      <w:r>
-        <w:t>(check if SG of redis cache allowing 6379</w:t>
-      </w:r>
-      <w:r>
-        <w:t xml:space="preserve"> , subnet , VPC )</w:t>
-      </w:r>
-      <w:r>
-        <w:t xml:space="preserve"> </w:t>
-      </w:r>
-    </w:p>
-    <w:p>
-      <w:pPr>
-        <w:pStyle w:val="ListParagraph"/>
-        <w:ind w:left="1080"/>
-      </w:pPr>
-    </w:p>
-    <w:p>
-      <w:pPr>
-        <w:pStyle w:val="ListParagraph"/>
-        <w:numPr>
-          <w:ilvl w:val="0"/>
-          <w:numId w:val="6"/>
-        </w:numPr>
-      </w:pPr>
-      <w:r>
-        <w:t xml:space="preserve"> </w:t>
-      </w:r>
-      <w:r>
-        <w:t xml:space="preserve">to effieciently handle </w:t>
-      </w:r>
-      <w:r>
-        <w:t xml:space="preserve">the process </w:t>
-      </w:r>
-      <w:r>
-        <w:t>in the same server ,</w:t>
-      </w:r>
-      <w:r>
-        <w:t xml:space="preserve">you can configure </w:t>
-      </w:r>
-      <w:r>
-        <w:t>#pm2 for prcess to run.</w:t>
-      </w:r>
-    </w:p>
-    <w:p>
-      <w:pPr>
-        <w:pStyle w:val="ListParagraph"/>
-        <w:numPr>
-          <w:ilvl w:val="0"/>
-          <w:numId w:val="6"/>
-        </w:numPr>
-      </w:pPr>
-      <w:r>
-        <w:t>Then #systemctl enable python3 backend.py</w:t>
-      </w:r>
-      <w:r>
-        <w:t xml:space="preserve"> </w:t>
-      </w:r>
-    </w:p>
-    <w:p>
-      <w:r>
-        <w:rPr>
-          <w:highlight w:val="lightGray"/>
-        </w:rPr>
-        <w:t>Frontend Set up-</w:t>
-      </w:r>
-    </w:p>
-    <w:p>
-      <w:pPr>
-        <w:pStyle w:val="ListParagraph"/>
-        <w:numPr>
-          <w:ilvl w:val="0"/>
-          <w:numId w:val="6"/>
-        </w:numPr>
-      </w:pPr>
-      <w:r>
-        <w:t xml:space="preserve">Create Frontend server in az1 </w:t>
-      </w:r>
-      <w:r>
-        <w:t>, connect and switch to</w:t>
-      </w:r>
-      <w:r>
-        <w:t xml:space="preserve"> root </w:t>
-      </w:r>
-    </w:p>
-    <w:p>
-      <w:pPr>
-        <w:pStyle w:val="ListParagraph"/>
-        <w:numPr>
-          <w:ilvl w:val="0"/>
-          <w:numId w:val="6"/>
-        </w:numPr>
-      </w:pPr>
-      <w:r>
-        <w:t>Configure (nginx +index.html +proxy.conf)</w:t>
-      </w:r>
-    </w:p>
-    <w:p>
-      <w:pPr>
-        <w:pStyle w:val="ListParagraph"/>
-        <w:numPr>
-          <w:ilvl w:val="0"/>
-          <w:numId w:val="6"/>
-        </w:numPr>
-        <w:rPr>
-          <w:b/>
-        </w:rPr>
-      </w:pPr>
-      <w:r>
-        <w:t>Install nginx and  replace frontend</w:t>
-      </w:r>
-      <w:r>
-        <w:t xml:space="preserve"> code </w:t>
-      </w:r>
-      <w:r>
-        <w:t xml:space="preserve"> in </w:t>
-      </w:r>
-      <w:r>
-        <w:rPr>
-          <w:b/>
-        </w:rPr>
-        <w:t>/usr/share/nginx/html/index.html</w:t>
-      </w:r>
-    </w:p>
-    <w:p>
-      <w:pPr>
-        <w:pStyle w:val="ListParagraph"/>
-        <w:numPr>
-          <w:ilvl w:val="0"/>
-          <w:numId w:val="6"/>
-        </w:numPr>
-      </w:pPr>
-      <w:r>
-        <w:t xml:space="preserve">Configure index.html </w:t>
-      </w:r>
-      <w:r>
-        <w:t>, make sure the front end code satisfy the structure which will present the data</w:t>
-      </w:r>
-      <w:r>
-        <w:t xml:space="preserve"> fetched </w:t>
-      </w:r>
-      <w:r>
-        <w:t xml:space="preserve"> from the backend.otherwiser it wont show in broweser</w:t>
-      </w:r>
-    </w:p>
-    <w:p>
-      <w:pPr>
-        <w:pStyle w:val="ListParagraph"/>
-        <w:numPr>
-          <w:ilvl w:val="0"/>
-          <w:numId w:val="6"/>
-        </w:numPr>
-      </w:pPr>
-      <w:r>
-        <w:t xml:space="preserve">Configure </w:t>
-      </w:r>
-      <w:r>
-        <w:t>proxy.conf  file to support reverse –proxy ie redirect the request</w:t>
-      </w:r>
-      <w:r>
-        <w:t xml:space="preserve"> from external ALB </w:t>
-      </w:r>
-      <w:r>
-        <w:sym w:font="Wingdings" w:char="F0E0"/>
-      </w:r>
-      <w:r>
-        <w:t xml:space="preserve"> frontend server </w:t>
-      </w:r>
-      <w:r>
-        <w:sym w:font="Wingdings" w:char="F0E0"/>
-      </w:r>
-      <w:r>
-        <w:t xml:space="preserve"> internal ALB.</w:t>
-      </w:r>
-    </w:p>
-    <w:p>
-      <w:pPr>
-        <w:pStyle w:val="ListParagraph"/>
-        <w:numPr>
-          <w:ilvl w:val="0"/>
-          <w:numId w:val="6"/>
-        </w:numPr>
-        <w:shd w:val="clear" w:color="auto" w:fill="121314"/>
-        <w:spacing w:after="0" w:line="238" w:lineRule="atLeast"/>
-        <w:rPr>
-          <w:rFonts w:ascii="Consolas" w:eastAsia="Times New Roman" w:hAnsi="Consolas" w:cs="Times New Roman"/>
-          <w:color w:val="BBBEBF"/>
-          <w:sz w:val="18"/>
-          <w:szCs w:val="18"/>
-        </w:rPr>
-      </w:pPr>
-      <w:r>
-        <w:rPr>
-          <w:rFonts w:ascii="Consolas" w:eastAsia="Times New Roman" w:hAnsi="Consolas" w:cs="Times New Roman"/>
-          <w:color w:val="8B949E"/>
-          <w:sz w:val="18"/>
-          <w:szCs w:val="18"/>
-        </w:rPr>
-        <w:t>#yum install nginx -y</w:t>
-      </w:r>
-    </w:p>
-    <w:p>
-      <w:pPr>
-        <w:pStyle w:val="ListParagraph"/>
-        <w:numPr>
-          <w:ilvl w:val="0"/>
-          <w:numId w:val="6"/>
-        </w:numPr>
-        <w:shd w:val="clear" w:color="auto" w:fill="121314"/>
-        <w:spacing w:after="0" w:line="238" w:lineRule="atLeast"/>
-        <w:rPr>
-          <w:rFonts w:ascii="Consolas" w:eastAsia="Times New Roman" w:hAnsi="Consolas" w:cs="Times New Roman"/>
-          <w:color w:val="BBBEBF"/>
-          <w:sz w:val="18"/>
-          <w:szCs w:val="18"/>
-        </w:rPr>
-      </w:pPr>
-      <w:r>
-        <w:rPr>
-          <w:rFonts w:ascii="Consolas" w:eastAsia="Times New Roman" w:hAnsi="Consolas" w:cs="Times New Roman"/>
-          <w:color w:val="8B949E"/>
-          <w:sz w:val="18"/>
-          <w:szCs w:val="18"/>
-        </w:rPr>
-        <w:t>#sudo vi /etc/nginx/conf.d/reverse-proxy.conf</w:t>
-      </w:r>
-      <w:r>
-        <w:rPr>
-          <w:rFonts w:ascii="Consolas" w:eastAsia="Times New Roman" w:hAnsi="Consolas" w:cs="Times New Roman"/>
-          <w:color w:val="8B949E"/>
-          <w:sz w:val="18"/>
-          <w:szCs w:val="18"/>
-        </w:rPr>
-        <w:t xml:space="preserve">  </w:t>
-      </w:r>
-    </w:p>
-    <w:p>
-      <w:pPr>
-        <w:pStyle w:val="ListParagraph"/>
-        <w:numPr>
-          <w:ilvl w:val="0"/>
-          <w:numId w:val="6"/>
-        </w:numPr>
-        <w:shd w:val="clear" w:color="auto" w:fill="121314"/>
-        <w:spacing w:after="0" w:line="238" w:lineRule="atLeast"/>
-        <w:rPr>
-          <w:rFonts w:ascii="Consolas" w:eastAsia="Times New Roman" w:hAnsi="Consolas" w:cs="Times New Roman"/>
-          <w:color w:val="BBBEBF"/>
-          <w:sz w:val="18"/>
-          <w:szCs w:val="18"/>
-        </w:rPr>
-      </w:pPr>
-      <w:r>
-        <w:rPr>
-          <w:rFonts w:ascii="Consolas" w:eastAsia="Times New Roman" w:hAnsi="Consolas" w:cs="Times New Roman"/>
-          <w:color w:val="8B949E"/>
-          <w:sz w:val="18"/>
-          <w:szCs w:val="18"/>
-        </w:rPr>
-        <w:t>#sudo nginx -t</w:t>
-      </w:r>
-    </w:p>
-    <w:p>
-      <w:pPr>
-        <w:pStyle w:val="ListParagraph"/>
-        <w:numPr>
-          <w:ilvl w:val="0"/>
-          <w:numId w:val="6"/>
-        </w:numPr>
-        <w:shd w:val="clear" w:color="auto" w:fill="121314"/>
-        <w:spacing w:after="0" w:line="238" w:lineRule="atLeast"/>
-        <w:rPr>
-          <w:rFonts w:ascii="Consolas" w:eastAsia="Times New Roman" w:hAnsi="Consolas" w:cs="Times New Roman"/>
-          <w:color w:val="BBBEBF"/>
-          <w:sz w:val="18"/>
-          <w:szCs w:val="18"/>
-        </w:rPr>
-      </w:pPr>
-      <w:r>
-        <w:rPr>
-          <w:rFonts w:ascii="Consolas" w:eastAsia="Times New Roman" w:hAnsi="Consolas" w:cs="Times New Roman"/>
-          <w:color w:val="8B949E"/>
-          <w:sz w:val="18"/>
-          <w:szCs w:val="18"/>
-        </w:rPr>
-        <w:t>#sudo systemctl reload nginx</w:t>
-      </w:r>
-    </w:p>
-    <w:p>
-      <w:pPr>
-        <w:pStyle w:val="ListParagraph"/>
-        <w:ind w:left="1080"/>
-      </w:pPr>
-    </w:p>
-    <w:p>
-      <w:pPr>
-        <w:pStyle w:val="ListParagraph"/>
-        <w:numPr>
-          <w:ilvl w:val="0"/>
-          <w:numId w:val="6"/>
-        </w:numPr>
-      </w:pPr>
-      <w:r>
-        <w:t xml:space="preserve">Now run </w:t>
-      </w:r>
-      <w:r>
-        <w:sym w:font="Wingdings" w:char="F0E0"/>
-      </w:r>
-      <w:r>
-        <w:t xml:space="preserve"> #systemctl  start nginx</w:t>
-      </w:r>
-    </w:p>
-    <w:p>
-      <w:pPr>
-        <w:pStyle w:val="ListParagraph"/>
-        <w:numPr>
-          <w:ilvl w:val="0"/>
-          <w:numId w:val="6"/>
-        </w:numPr>
-      </w:pPr>
-      <w:r>
-        <w:t xml:space="preserve">Again </w:t>
-      </w:r>
-      <w:r>
-        <w:sym w:font="Wingdings" w:char="F0E0"/>
-      </w:r>
-      <w:r>
-        <w:t>#systemctl enable nginx</w:t>
-      </w:r>
-    </w:p>
-    <w:p>
-      <w:pPr>
-        <w:pStyle w:val="ListParagraph"/>
-        <w:numPr>
-          <w:ilvl w:val="0"/>
-          <w:numId w:val="6"/>
-        </w:numPr>
-      </w:pPr>
-      <w:r>
-        <w:t>For testing ,try to fetch the data from backend</w:t>
-      </w:r>
-    </w:p>
-    <w:p>
-      <w:pPr>
-        <w:pStyle w:val="ListParagraph"/>
-        <w:ind w:left="1080"/>
-        <w:rPr>
-          <w:rFonts w:ascii="Consolas" w:eastAsia="Times New Roman" w:hAnsi="Consolas" w:cs="Times New Roman"/>
-          <w:b/>
-          <w:sz w:val="18"/>
-          <w:szCs w:val="18"/>
-        </w:rPr>
-      </w:pPr>
-      <w:r>
-        <w:t>#</w:t>
-      </w:r>
-      <w:r>
-        <w:t xml:space="preserve"> </w:t>
-      </w:r>
-      <w:r>
-        <w:rPr>
-          <w:rFonts w:ascii="Consolas" w:eastAsia="Times New Roman" w:hAnsi="Consolas" w:cs="Times New Roman"/>
-          <w:b/>
-          <w:sz w:val="18"/>
-          <w:szCs w:val="18"/>
-        </w:rPr>
-        <w:t xml:space="preserve">curl -X GET </w:t>
-      </w:r>
-      <w:hyperlink r:id="rId11" w:history="1">
-        <w:r>
-          <w:rPr>
-            <w:rStyle w:val="Hyperlink"/>
-            <w:rFonts w:ascii="Consolas" w:eastAsia="Times New Roman" w:hAnsi="Consolas" w:cs="Times New Roman"/>
-            <w:b/>
-            <w:sz w:val="18"/>
-            <w:szCs w:val="18"/>
-          </w:rPr>
-          <w:t>http://backend-server-private-ip:5000/users</w:t>
-        </w:r>
-      </w:hyperlink>
-    </w:p>
-    <w:p>
-      <w:pPr>
-        <w:pStyle w:val="ListParagraph"/>
-        <w:ind w:left="1080"/>
-        <w:rPr>
-          <w:b/>
-        </w:rPr>
-      </w:pPr>
-      <w:r>
-        <w:rPr>
-          <w:rFonts w:ascii="Consolas" w:eastAsia="Times New Roman" w:hAnsi="Consolas" w:cs="Times New Roman"/>
-          <w:b/>
-          <w:sz w:val="18"/>
-          <w:szCs w:val="18"/>
-        </w:rPr>
-        <w:t>If its fetching data it means it successful.</w:t>
-      </w:r>
-      <w:r>
-        <w:rPr>
-          <w:rFonts w:ascii="Consolas" w:eastAsia="Times New Roman" w:hAnsi="Consolas" w:cs="Times New Roman"/>
-          <w:b/>
-          <w:sz w:val="18"/>
-          <w:szCs w:val="18"/>
-        </w:rPr>
-        <w:t>api and index page is working</w:t>
-      </w:r>
-    </w:p>
-    <w:p>
-      <w:pPr>
-        <w:rPr>
-          <w:b/>
-          <w:highlight w:val="lightGray"/>
-        </w:rPr>
-      </w:pPr>
-    </w:p>
-    <w:p>
-      <w:pPr>
-        <w:rPr>
-          <w:b/>
-          <w:highlight w:val="lightGray"/>
-        </w:rPr>
-      </w:pPr>
-    </w:p>
-    <w:p>
-      <w:pPr>
-        <w:rPr>
-          <w:b/>
-          <w:highlight w:val="lightGray"/>
-        </w:rPr>
-      </w:pPr>
-    </w:p>
-    <w:p>
-      <w:r>
-        <w:rPr>
-          <w:highlight w:val="lightGray"/>
-        </w:rPr>
-        <w:t>Create AMI and</w:t>
-      </w:r>
-      <w:r>
-        <w:rPr>
-          <w:highlight w:val="lightGray"/>
-        </w:rPr>
-        <w:t xml:space="preserve"> L</w:t>
-      </w:r>
-      <w:r>
-        <w:rPr>
-          <w:highlight w:val="lightGray"/>
-        </w:rPr>
-        <w:t>aunch</w:t>
-      </w:r>
-      <w:r>
-        <w:rPr>
-          <w:highlight w:val="lightGray"/>
-        </w:rPr>
-        <w:t xml:space="preserve"> Template </w:t>
-      </w:r>
-      <w:r>
-        <w:rPr>
-          <w:highlight w:val="lightGray"/>
-        </w:rPr>
-        <w:t>–</w:t>
-      </w:r>
-    </w:p>
-    <w:p>
-      <w:pPr>
-        <w:ind w:left="720"/>
-        <w:rPr>
-          <w:b/>
-        </w:rPr>
-      </w:pPr>
-      <w:r>
-        <w:rPr>
-          <w:b/>
-        </w:rPr>
-        <w:t xml:space="preserve">[Before creating LT , make sure </w:t>
-      </w:r>
-      <w:r>
-        <w:rPr>
-          <w:b/>
-        </w:rPr>
-        <w:t xml:space="preserve">the </w:t>
-      </w:r>
-      <w:r>
-        <w:rPr>
-          <w:b/>
-        </w:rPr>
-        <w:t xml:space="preserve"> Frontend and backend</w:t>
-      </w:r>
-      <w:r>
-        <w:rPr>
-          <w:b/>
-        </w:rPr>
-        <w:t xml:space="preserve"> </w:t>
-      </w:r>
-      <w:r>
-        <w:rPr>
-          <w:b/>
-        </w:rPr>
-        <w:t>services</w:t>
-      </w:r>
-      <w:r>
-        <w:rPr>
-          <w:b/>
-        </w:rPr>
-        <w:t xml:space="preserve"> are running ie nginx , python .  </w:t>
-      </w:r>
-      <w:r>
-        <w:rPr>
-          <w:b/>
-        </w:rPr>
-        <w:t>also make sure you configured the services in such a way it will autostart</w:t>
-      </w:r>
-      <w:r>
-        <w:rPr>
-          <w:b/>
-        </w:rPr>
-        <w:t xml:space="preserve"> the services</w:t>
-      </w:r>
-      <w:r>
-        <w:rPr>
-          <w:b/>
-        </w:rPr>
-        <w:t xml:space="preserve"> everytime there is a reboot , deploy new ins</w:t>
-      </w:r>
-      <w:r>
-        <w:rPr>
-          <w:b/>
-        </w:rPr>
-        <w:t>tance,system chrash or new sess</w:t>
-      </w:r>
-      <w:r>
-        <w:rPr>
-          <w:b/>
-        </w:rPr>
-        <w:t>ion</w:t>
-      </w:r>
-    </w:p>
-    <w:p>
-      <w:pPr>
-        <w:ind w:left="720"/>
-        <w:rPr>
-          <w:b/>
-        </w:rPr>
-      </w:pPr>
-      <w:r>
-        <w:rPr>
-          <w:b/>
-        </w:rPr>
-        <w:t>For</w:t>
-      </w:r>
-      <w:r>
-        <w:rPr>
-          <w:b/>
-        </w:rPr>
-        <w:t xml:space="preserve"> ex </w:t>
-      </w:r>
-      <w:r>
-        <w:rPr>
-          <w:b/>
-        </w:rPr>
-        <w:t xml:space="preserve"> nginx </w:t>
-      </w:r>
-      <w:r>
-        <w:rPr>
-          <w:b/>
-          <w:color w:val="00B0F0"/>
-        </w:rPr>
-        <w:t>#</w:t>
-      </w:r>
-      <w:r>
-        <w:rPr>
-          <w:b/>
-          <w:color w:val="00B0F0"/>
-        </w:rPr>
-        <w:t>systemctl enable ngi</w:t>
-      </w:r>
-      <w:r>
-        <w:rPr>
-          <w:b/>
-          <w:color w:val="00B0F0"/>
-        </w:rPr>
-        <w:t>nx</w:t>
-      </w:r>
-      <w:r>
-        <w:rPr>
-          <w:b/>
-        </w:rPr>
-        <w:t xml:space="preserve"> </w:t>
-      </w:r>
-      <w:r>
-        <w:rPr>
-          <w:b/>
-        </w:rPr>
-        <w:t>]</w:t>
-      </w:r>
-    </w:p>
-    <w:p>
-      <w:pPr>
-        <w:pStyle w:val="ListParagraph"/>
-        <w:numPr>
-          <w:ilvl w:val="0"/>
-          <w:numId w:val="6"/>
-        </w:numPr>
-        <w:rPr>
-          <w:b/>
-        </w:rPr>
-      </w:pPr>
-      <w:r>
-        <w:t>Select</w:t>
-      </w:r>
-      <w:r>
-        <w:t xml:space="preserve">  Frontend-az1</w:t>
-      </w:r>
-      <w:r>
-        <w:t xml:space="preserve"> server &gt;AMI&gt;Launch T</w:t>
-      </w:r>
-      <w:r>
-        <w:t>emplate</w:t>
-      </w:r>
-      <w:r>
-        <w:t xml:space="preserve"> (select desired vpc,subnets azs for deployment)</w:t>
-      </w:r>
-      <w:r>
-        <w:t>&gt;Frontend-LT</w:t>
-      </w:r>
-    </w:p>
-    <w:p>
-      <w:pPr>
-        <w:pStyle w:val="ListParagraph"/>
-        <w:numPr>
-          <w:ilvl w:val="0"/>
-          <w:numId w:val="6"/>
-        </w:numPr>
-        <w:rPr>
-          <w:b/>
-        </w:rPr>
-      </w:pPr>
-      <w:r>
-        <w:t xml:space="preserve">Using Frontend-LT deploy another frontend server in </w:t>
-      </w:r>
-      <w:r>
-        <w:rPr>
-          <w:b/>
-          <w:sz w:val="18"/>
-          <w:szCs w:val="18"/>
-        </w:rPr>
-        <w:t>Private-subnet-4-az2</w:t>
-      </w:r>
-      <w:r>
-        <w:rPr>
-          <w:b/>
-          <w:sz w:val="18"/>
-          <w:szCs w:val="18"/>
-        </w:rPr>
-        <w:t>.</w:t>
-      </w:r>
-    </w:p>
-    <w:p>
-      <w:pPr>
-        <w:pStyle w:val="ListParagraph"/>
-        <w:numPr>
-          <w:ilvl w:val="0"/>
-          <w:numId w:val="6"/>
-        </w:numPr>
-        <w:rPr>
-          <w:b/>
-        </w:rPr>
-      </w:pPr>
-      <w:r>
-        <w:t>Then do for Backend-az1 server&gt;AMI&gt;Launch Template</w:t>
-      </w:r>
-      <w:r>
-        <w:t>&gt;Backend-LT</w:t>
-      </w:r>
-    </w:p>
-    <w:p>
-      <w:pPr>
-        <w:pStyle w:val="ListParagraph"/>
-        <w:numPr>
-          <w:ilvl w:val="0"/>
-          <w:numId w:val="6"/>
-        </w:numPr>
-        <w:rPr>
-          <w:b/>
-        </w:rPr>
-      </w:pPr>
-      <w:r>
-        <w:t xml:space="preserve">Using Backend-LT deploy another frontend server in </w:t>
-      </w:r>
-      <w:r>
-        <w:rPr>
-          <w:b/>
-          <w:sz w:val="18"/>
-          <w:szCs w:val="18"/>
-        </w:rPr>
-        <w:t>Private-subnet-4-az2</w:t>
-      </w:r>
-      <w:r>
-        <w:rPr>
-          <w:b/>
-          <w:sz w:val="18"/>
-          <w:szCs w:val="18"/>
-        </w:rPr>
-        <w:t>.</w:t>
-      </w:r>
-    </w:p>
-    <w:p>
-      <w:pPr>
-        <w:pStyle w:val="ListParagraph"/>
-        <w:ind w:left="1080"/>
-        <w:rPr>
-          <w:b/>
-        </w:rPr>
-      </w:pPr>
-    </w:p>
-    <w:p>
-      <w:r>
-        <w:rPr>
-          <w:highlight w:val="lightGray"/>
-        </w:rPr>
-        <w:t>Configure Load Balancer</w:t>
-      </w:r>
-    </w:p>
-    <w:p>
-      <w:pPr>
-        <w:rPr>
-          <w:b/>
-        </w:rPr>
-      </w:pPr>
-      <w:r>
-        <w:rPr>
-          <w:b/>
-        </w:rPr>
-        <w:tab/>
-        <w:t>Internal load balancer</w:t>
-      </w:r>
-      <w:r>
-        <w:rPr>
-          <w:b/>
-        </w:rPr>
-        <w:t xml:space="preserve"> for B</w:t>
-      </w:r>
-      <w:r>
-        <w:rPr>
-          <w:b/>
-        </w:rPr>
-        <w:t>ackend server HA</w:t>
-      </w:r>
-      <w:r>
-        <w:rPr>
-          <w:b/>
-        </w:rPr>
-        <w:t>:</w:t>
-      </w:r>
-    </w:p>
-    <w:p>
-      <w:pPr>
-        <w:pStyle w:val="ListParagraph"/>
-        <w:numPr>
-          <w:ilvl w:val="1"/>
-          <w:numId w:val="6"/>
-        </w:numPr>
-        <w:rPr>
-          <w:b/>
-        </w:rPr>
-      </w:pPr>
-      <w:r>
-        <w:t xml:space="preserve">Create a target group </w:t>
-      </w:r>
-      <w:r>
-        <w:t>BE-Tg1(select the</w:t>
-      </w:r>
-      <w:r>
-        <w:t xml:space="preserve"> two backend server</w:t>
-      </w:r>
-      <w:r>
-        <w:t xml:space="preserve"> from both AZs</w:t>
-      </w:r>
-      <w:r>
-        <w:t>)</w:t>
-      </w:r>
-    </w:p>
-    <w:p>
-      <w:pPr>
-        <w:pStyle w:val="ListParagraph"/>
-        <w:numPr>
-          <w:ilvl w:val="1"/>
-          <w:numId w:val="6"/>
-        </w:numPr>
-        <w:rPr>
-          <w:b/>
-        </w:rPr>
-      </w:pPr>
-      <w:r>
-        <w:t xml:space="preserve">Give path </w:t>
-      </w:r>
-      <w:r>
-        <w:t>‘</w:t>
-      </w:r>
-      <w:r>
-        <w:t>/</w:t>
-      </w:r>
-      <w:r>
-        <w:t>’</w:t>
-      </w:r>
-      <w:r>
-        <w:t>, http(80) protocol</w:t>
-      </w:r>
-      <w:r>
-        <w:t xml:space="preserve"> and port :5000 </w:t>
-      </w:r>
-      <w:r>
-        <w:t>(cause python flask running on port 5000)</w:t>
-      </w:r>
-      <w:r>
-        <w:t xml:space="preserve"> and it will check the port health</w:t>
-      </w:r>
-      <w:r>
-        <w:t xml:space="preserve"> to distribute the traffic</w:t>
-      </w:r>
-      <w:r>
-        <w:t>.</w:t>
-      </w:r>
-    </w:p>
-    <w:p>
-      <w:pPr>
-        <w:pStyle w:val="ListParagraph"/>
-        <w:numPr>
-          <w:ilvl w:val="1"/>
-          <w:numId w:val="6"/>
-        </w:numPr>
-        <w:rPr>
-          <w:b/>
-        </w:rPr>
-      </w:pPr>
-      <w:r>
-        <w:t xml:space="preserve">Now create an application load balancer(ALB) </w:t>
-      </w:r>
-      <w:r>
-        <w:rPr>
-          <w:b/>
-        </w:rPr>
-        <w:t>internal-facing</w:t>
-      </w:r>
-      <w:r>
-        <w:t xml:space="preserve"> </w:t>
-      </w:r>
-      <w:r>
-        <w:t>configure port 5000</w:t>
-      </w:r>
-      <w:r>
-        <w:t>.</w:t>
-      </w:r>
-    </w:p>
-    <w:p>
-      <w:pPr>
-        <w:pStyle w:val="ListParagraph"/>
-        <w:numPr>
-          <w:ilvl w:val="1"/>
-          <w:numId w:val="6"/>
-        </w:numPr>
-        <w:rPr>
-          <w:b/>
-        </w:rPr>
-      </w:pPr>
-      <w:r>
-        <w:t>Add target group</w:t>
-      </w:r>
-      <w:r>
-        <w:t xml:space="preserve"> </w:t>
-      </w:r>
-      <w:r>
-        <w:rPr>
-          <w:b/>
-        </w:rPr>
-        <w:t>BE-Tg1</w:t>
-      </w:r>
-      <w:r>
-        <w:t xml:space="preserve"> </w:t>
-      </w:r>
-      <w:r>
-        <w:t>and create internal</w:t>
-      </w:r>
-      <w:r>
-        <w:t xml:space="preserve"> load balancer</w:t>
-      </w:r>
-      <w:r>
-        <w:t xml:space="preserve"> </w:t>
-      </w:r>
-      <w:r>
-        <w:rPr>
-          <w:b/>
-        </w:rPr>
-        <w:t>internal-dns</w:t>
-      </w:r>
-      <w:r>
-        <w:t>.</w:t>
-      </w:r>
-    </w:p>
-    <w:p>
-      <w:pPr>
-        <w:pStyle w:val="ListParagraph"/>
-        <w:numPr>
-          <w:ilvl w:val="1"/>
-          <w:numId w:val="6"/>
-        </w:numPr>
-        <w:rPr>
-          <w:b/>
-        </w:rPr>
-      </w:pPr>
-      <w:r>
-        <w:t xml:space="preserve">Now  </w:t>
-      </w:r>
-      <w:r>
-        <w:t xml:space="preserve">for test </w:t>
-      </w:r>
-      <w:r>
-        <w:t xml:space="preserve">fetch the data using </w:t>
-      </w:r>
-      <w:r>
-        <w:rPr>
-          <w:b/>
-        </w:rPr>
-        <w:t>internal-alb-dns</w:t>
-      </w:r>
-      <w:r>
-        <w:rPr>
-          <w:b/>
-        </w:rPr>
-        <w:t xml:space="preserve"> </w:t>
-      </w:r>
-      <w:r>
-        <w:t xml:space="preserve"> from frontend server.</w:t>
-      </w:r>
-    </w:p>
-    <w:p>
-      <w:pPr>
-        <w:pStyle w:val="ListParagraph"/>
-        <w:ind w:left="1800"/>
-        <w:rPr>
-          <w:rFonts w:ascii="Consolas" w:eastAsia="Times New Roman" w:hAnsi="Consolas" w:cs="Times New Roman"/>
-          <w:b/>
-          <w:sz w:val="18"/>
-          <w:szCs w:val="18"/>
-        </w:rPr>
-      </w:pPr>
-      <w:r>
-        <w:t xml:space="preserve"># </w:t>
-      </w:r>
-      <w:r>
-        <w:rPr>
-          <w:rFonts w:ascii="Consolas" w:eastAsia="Times New Roman" w:hAnsi="Consolas" w:cs="Times New Roman"/>
-          <w:b/>
-          <w:sz w:val="18"/>
-          <w:szCs w:val="18"/>
-        </w:rPr>
-        <w:t xml:space="preserve">curl -X GET </w:t>
-      </w:r>
-      <w:hyperlink r:id="rId12" w:history="1">
-        <w:r>
-          <w:rPr>
-            <w:rStyle w:val="Hyperlink"/>
-            <w:rFonts w:ascii="Consolas" w:eastAsia="Times New Roman" w:hAnsi="Consolas" w:cs="Times New Roman"/>
-            <w:b/>
-            <w:sz w:val="18"/>
-            <w:szCs w:val="18"/>
-          </w:rPr>
-          <w:t>http://internal-alb-dns:5000/users</w:t>
-        </w:r>
-      </w:hyperlink>
-    </w:p>
-    <w:p>
-      <w:pPr>
-        <w:pStyle w:val="ListParagraph"/>
-        <w:ind w:left="1800"/>
-        <w:rPr>
-          <w:rFonts w:ascii="Consolas" w:eastAsia="Times New Roman" w:hAnsi="Consolas" w:cs="Times New Roman"/>
-          <w:b/>
-          <w:sz w:val="18"/>
-          <w:szCs w:val="18"/>
-        </w:rPr>
-      </w:pPr>
-    </w:p>
-    <w:p>
-      <w:pPr>
-        <w:pStyle w:val="ListParagraph"/>
-        <w:numPr>
-          <w:ilvl w:val="2"/>
-          <w:numId w:val="6"/>
-        </w:numPr>
-        <w:rPr>
-          <w:rFonts w:ascii="Consolas" w:eastAsia="Times New Roman" w:hAnsi="Consolas" w:cs="Times New Roman"/>
-          <w:b/>
-          <w:color w:val="FF0000"/>
-          <w:sz w:val="18"/>
-          <w:szCs w:val="18"/>
-        </w:rPr>
-      </w:pPr>
-      <w:r>
-        <w:rPr>
-          <w:rFonts w:ascii="Consolas" w:eastAsia="Times New Roman" w:hAnsi="Consolas" w:cs="Times New Roman"/>
-          <w:b/>
-          <w:color w:val="FF0000"/>
-          <w:sz w:val="18"/>
-          <w:szCs w:val="18"/>
-        </w:rPr>
-        <w:t xml:space="preserve">If the test </w:t>
-      </w:r>
-      <w:r>
-        <w:rPr>
-          <w:rFonts w:ascii="Consolas" w:eastAsia="Times New Roman" w:hAnsi="Consolas" w:cs="Times New Roman"/>
-          <w:b/>
-          <w:color w:val="FF0000"/>
-          <w:sz w:val="18"/>
-          <w:szCs w:val="18"/>
-        </w:rPr>
-        <w:t>successful.</w:t>
-      </w:r>
-      <w:r>
-        <w:rPr>
-          <w:rFonts w:ascii="Consolas" w:eastAsia="Times New Roman" w:hAnsi="Consolas" w:cs="Times New Roman"/>
-          <w:b/>
-          <w:color w:val="FF0000"/>
-          <w:sz w:val="18"/>
-          <w:szCs w:val="18"/>
-        </w:rPr>
-        <w:t xml:space="preserve">then </w:t>
-      </w:r>
-      <w:r>
-        <w:rPr>
-          <w:rFonts w:ascii="Consolas" w:eastAsia="Times New Roman" w:hAnsi="Consolas" w:cs="Times New Roman"/>
-          <w:b/>
-          <w:color w:val="FF0000"/>
-          <w:sz w:val="18"/>
-          <w:szCs w:val="18"/>
-        </w:rPr>
-        <w:t xml:space="preserve">update the </w:t>
-      </w:r>
-      <w:r>
-        <w:rPr>
-          <w:rFonts w:ascii="Consolas" w:eastAsia="Times New Roman" w:hAnsi="Consolas" w:cs="Times New Roman"/>
-          <w:b/>
-          <w:color w:val="0070C0"/>
-          <w:sz w:val="18"/>
-          <w:szCs w:val="18"/>
-        </w:rPr>
-        <w:t>internal-alb-dns</w:t>
-      </w:r>
-      <w:r>
-        <w:rPr>
-          <w:rFonts w:ascii="Consolas" w:eastAsia="Times New Roman" w:hAnsi="Consolas" w:cs="Times New Roman"/>
-          <w:b/>
-          <w:color w:val="FF0000"/>
-          <w:sz w:val="18"/>
-          <w:szCs w:val="18"/>
-        </w:rPr>
-        <w:t xml:space="preserve"> link</w:t>
-      </w:r>
-      <w:r>
-        <w:rPr>
-          <w:rFonts w:ascii="Consolas" w:eastAsia="Times New Roman" w:hAnsi="Consolas" w:cs="Times New Roman"/>
-          <w:b/>
-          <w:color w:val="FF0000"/>
-          <w:sz w:val="18"/>
-          <w:szCs w:val="18"/>
-        </w:rPr>
-        <w:t xml:space="preserve"> </w:t>
-      </w:r>
-      <w:r>
-        <w:rPr>
-          <w:rFonts w:ascii="Consolas" w:eastAsia="Times New Roman" w:hAnsi="Consolas" w:cs="Times New Roman"/>
-          <w:b/>
-          <w:color w:val="FF0000"/>
-          <w:sz w:val="18"/>
-          <w:szCs w:val="18"/>
-        </w:rPr>
-        <w:t xml:space="preserve">in </w:t>
-      </w:r>
-      <w:r>
-        <w:rPr>
-          <w:rFonts w:ascii="Consolas" w:eastAsia="Times New Roman" w:hAnsi="Consolas" w:cs="Times New Roman"/>
-          <w:b/>
-          <w:color w:val="000000" w:themeColor="text1"/>
-          <w:sz w:val="18"/>
-          <w:szCs w:val="18"/>
-          <w:highlight w:val="yellow"/>
-        </w:rPr>
-        <w:t>revers_proxy.conf</w:t>
-      </w:r>
-      <w:r>
-        <w:rPr>
-          <w:rFonts w:ascii="Consolas" w:eastAsia="Times New Roman" w:hAnsi="Consolas" w:cs="Times New Roman"/>
-          <w:b/>
-          <w:color w:val="FF0000"/>
-          <w:sz w:val="18"/>
-          <w:szCs w:val="18"/>
-        </w:rPr>
-        <w:t xml:space="preserve"> file</w:t>
-      </w:r>
-      <w:r>
-        <w:rPr>
-          <w:rFonts w:ascii="Consolas" w:eastAsia="Times New Roman" w:hAnsi="Consolas" w:cs="Times New Roman"/>
-          <w:b/>
-          <w:color w:val="FF0000"/>
-          <w:sz w:val="18"/>
-          <w:szCs w:val="18"/>
-        </w:rPr>
-        <w:t xml:space="preserve"> of the both frontend servers.</w:t>
-      </w:r>
-    </w:p>
-    <w:p>
-      <w:pPr>
-        <w:pStyle w:val="ListParagraph"/>
-        <w:numPr>
-          <w:ilvl w:val="2"/>
-          <w:numId w:val="6"/>
-        </w:numPr>
-        <w:rPr>
-          <w:b/>
-          <w:color w:val="FF0000"/>
-        </w:rPr>
-      </w:pPr>
-      <w:r>
-        <w:rPr>
-          <w:rFonts w:ascii="Consolas" w:eastAsia="Times New Roman" w:hAnsi="Consolas" w:cs="Times New Roman"/>
-          <w:b/>
-          <w:color w:val="FF0000"/>
-          <w:sz w:val="18"/>
-          <w:szCs w:val="18"/>
-        </w:rPr>
-        <w:t>Otherwise the front</w:t>
-      </w:r>
-      <w:r>
-        <w:rPr>
-          <w:rFonts w:ascii="Consolas" w:eastAsia="Times New Roman" w:hAnsi="Consolas" w:cs="Times New Roman"/>
-          <w:b/>
-          <w:color w:val="FF0000"/>
-          <w:sz w:val="18"/>
-          <w:szCs w:val="18"/>
-        </w:rPr>
-        <w:t>end</w:t>
-      </w:r>
-      <w:r>
-        <w:rPr>
-          <w:rFonts w:ascii="Consolas" w:eastAsia="Times New Roman" w:hAnsi="Consolas" w:cs="Times New Roman"/>
-          <w:b/>
-          <w:color w:val="FF0000"/>
-          <w:sz w:val="18"/>
-          <w:szCs w:val="18"/>
-        </w:rPr>
-        <w:t xml:space="preserve"> will always point to </w:t>
-      </w:r>
-      <w:r>
-        <w:rPr>
-          <w:rFonts w:ascii="Consolas" w:eastAsia="Times New Roman" w:hAnsi="Consolas" w:cs="Times New Roman"/>
-          <w:b/>
-          <w:color w:val="FF0000"/>
-          <w:sz w:val="18"/>
-          <w:szCs w:val="18"/>
-        </w:rPr>
-        <w:t>fixed private</w:t>
-      </w:r>
-      <w:r>
-        <w:rPr>
-          <w:rFonts w:ascii="Consolas" w:eastAsia="Times New Roman" w:hAnsi="Consolas" w:cs="Times New Roman"/>
-          <w:b/>
-          <w:color w:val="FF0000"/>
-          <w:sz w:val="18"/>
-          <w:szCs w:val="18"/>
-        </w:rPr>
-        <w:t xml:space="preserve"> backend</w:t>
-      </w:r>
-      <w:r>
-        <w:rPr>
-          <w:rFonts w:ascii="Consolas" w:eastAsia="Times New Roman" w:hAnsi="Consolas" w:cs="Times New Roman"/>
-          <w:b/>
-          <w:color w:val="FF0000"/>
-          <w:sz w:val="18"/>
-          <w:szCs w:val="18"/>
-        </w:rPr>
-        <w:t xml:space="preserve"> server ip ,as a result </w:t>
-      </w:r>
-      <w:r>
-        <w:rPr>
-          <w:rFonts w:ascii="Consolas" w:eastAsia="Times New Roman" w:hAnsi="Consolas" w:cs="Times New Roman"/>
-          <w:b/>
-          <w:color w:val="FF0000"/>
-          <w:sz w:val="18"/>
-          <w:szCs w:val="18"/>
-        </w:rPr>
-        <w:t xml:space="preserve"> the load balancer will not work</w:t>
-      </w:r>
-      <w:r>
-        <w:rPr>
-          <w:rFonts w:ascii="Consolas" w:eastAsia="Times New Roman" w:hAnsi="Consolas" w:cs="Times New Roman"/>
-          <w:b/>
-          <w:color w:val="FF0000"/>
-          <w:sz w:val="18"/>
-          <w:szCs w:val="18"/>
-        </w:rPr>
-        <w:t xml:space="preserve"> properly</w:t>
-      </w:r>
-    </w:p>
-    <w:p>
-      <w:pPr>
-        <w:pStyle w:val="ListParagraph"/>
-        <w:numPr>
-          <w:ilvl w:val="2"/>
-          <w:numId w:val="6"/>
-        </w:numPr>
-        <w:rPr>
-          <w:b/>
-          <w:color w:val="FF0000"/>
-        </w:rPr>
-      </w:pPr>
-      <w:r>
-        <w:rPr>
-          <w:rFonts w:ascii="Consolas" w:eastAsia="Times New Roman" w:hAnsi="Consolas" w:cs="Times New Roman"/>
-          <w:b/>
-          <w:color w:val="FF0000"/>
-          <w:sz w:val="18"/>
-          <w:szCs w:val="18"/>
-        </w:rPr>
-        <w:t xml:space="preserve">Also update </w:t>
-      </w:r>
-      <w:r>
-        <w:rPr>
-          <w:rFonts w:ascii="Consolas" w:eastAsia="Times New Roman" w:hAnsi="Consolas" w:cs="Times New Roman"/>
-          <w:b/>
-          <w:color w:val="000000" w:themeColor="text1"/>
-          <w:sz w:val="18"/>
-          <w:szCs w:val="18"/>
-          <w:highlight w:val="green"/>
-        </w:rPr>
-        <w:t>Frontend-LT</w:t>
-      </w:r>
-      <w:r>
-        <w:rPr>
-          <w:rFonts w:ascii="Consolas" w:eastAsia="Times New Roman" w:hAnsi="Consolas" w:cs="Times New Roman"/>
-          <w:b/>
-          <w:color w:val="FF0000"/>
-          <w:sz w:val="18"/>
-          <w:szCs w:val="18"/>
-        </w:rPr>
-        <w:t xml:space="preserve"> or else it will contain the old </w:t>
-      </w:r>
-      <w:r>
-        <w:rPr>
-          <w:rFonts w:ascii="Consolas" w:eastAsia="Times New Roman" w:hAnsi="Consolas" w:cs="Times New Roman"/>
-          <w:b/>
-          <w:color w:val="FF0000"/>
-          <w:sz w:val="18"/>
-          <w:szCs w:val="18"/>
-        </w:rPr>
-        <w:t xml:space="preserve">server </w:t>
-      </w:r>
-      <w:r>
-        <w:rPr>
-          <w:rFonts w:ascii="Consolas" w:eastAsia="Times New Roman" w:hAnsi="Consolas" w:cs="Times New Roman"/>
-          <w:b/>
-          <w:color w:val="FF0000"/>
-          <w:sz w:val="18"/>
-          <w:szCs w:val="18"/>
-        </w:rPr>
-        <w:t>configuration</w:t>
-      </w:r>
-      <w:r>
-        <w:rPr>
-          <w:rFonts w:ascii="Consolas" w:eastAsia="Times New Roman" w:hAnsi="Consolas" w:cs="Times New Roman"/>
-          <w:b/>
-          <w:color w:val="FF0000"/>
-          <w:sz w:val="18"/>
-          <w:szCs w:val="18"/>
-        </w:rPr>
-        <w:t xml:space="preserve"> and w</w:t>
-      </w:r>
-      <w:r>
-        <w:rPr>
-          <w:rFonts w:ascii="Consolas" w:eastAsia="Times New Roman" w:hAnsi="Consolas" w:cs="Times New Roman"/>
-          <w:b/>
-          <w:color w:val="FF0000"/>
-          <w:sz w:val="18"/>
-          <w:szCs w:val="18"/>
-        </w:rPr>
-        <w:t xml:space="preserve">ill cause </w:t>
-      </w:r>
-      <w:r>
-        <w:rPr>
-          <w:rFonts w:ascii="Consolas" w:eastAsia="Times New Roman" w:hAnsi="Consolas" w:cs="Times New Roman"/>
-          <w:b/>
-          <w:color w:val="FF0000"/>
-          <w:sz w:val="18"/>
-          <w:szCs w:val="18"/>
-        </w:rPr>
-        <w:t xml:space="preserve">issue </w:t>
-      </w:r>
-      <w:r>
-        <w:rPr>
-          <w:rFonts w:ascii="Consolas" w:eastAsia="Times New Roman" w:hAnsi="Consolas" w:cs="Times New Roman"/>
-          <w:b/>
-          <w:color w:val="FF0000"/>
-          <w:sz w:val="18"/>
-          <w:szCs w:val="18"/>
-        </w:rPr>
-        <w:t>in ASG .</w:t>
-      </w:r>
-    </w:p>
-    <w:p>
-      <w:pPr>
-        <w:pStyle w:val="ListParagraph"/>
-        <w:ind w:left="2700"/>
-        <w:rPr>
-          <w:b/>
-          <w:color w:val="FF0000"/>
-        </w:rPr>
-      </w:pPr>
-    </w:p>
-    <w:p>
-      <w:pPr>
-        <w:pStyle w:val="ListParagraph"/>
-        <w:ind w:left="1800"/>
-        <w:rPr>
-          <w:b/>
-        </w:rPr>
-      </w:pPr>
-      <w:r>
-        <w:rPr>
-          <w:b/>
+      <w:r>
+        <w:rPr>
+          <w:noProof/>
+        </w:rPr>
+        <w:t xml:space="preserve">            </w:t>
+      </w:r>
+      <w:r>
+        <w:rPr>
           <w:noProof/>
         </w:rPr>
         <w:drawing>
           <wp:inline distT="0" distB="0" distL="0" distR="0">
-            <wp:extent cx="3000195" cy="1140820"/>
+            <wp:extent cx="5087340" cy="1994512"/>
             <wp:effectExtent l="19050" t="0" r="0" b="0"/>
-            <wp:docPr id="5" name="Picture 4"/>
+            <wp:docPr id="1" name="Picture 1"/>
             <wp:cNvGraphicFramePr>
               <a:graphicFrameLocks xmlns:a="http://schemas.openxmlformats.org/drawingml/2006/main" noChangeAspect="1"/>
             </wp:cNvGraphicFramePr>
@@ -3077,13 +931,13 @@
               <a:graphicData uri="http://schemas.openxmlformats.org/drawingml/2006/picture">
                 <pic:pic xmlns:pic="http://schemas.openxmlformats.org/drawingml/2006/picture">
                   <pic:nvPicPr>
-                    <pic:cNvPr id="0" name="Picture 4"/>
+                    <pic:cNvPr id="0" name="Picture 1"/>
                     <pic:cNvPicPr>
                       <a:picLocks noChangeAspect="1" noChangeArrowheads="1"/>
                     </pic:cNvPicPr>
                   </pic:nvPicPr>
                   <pic:blipFill>
-                    <a:blip r:embed="rId13"/>
+                    <a:blip r:embed="rId10"/>
                     <a:srcRect/>
                     <a:stretch>
                       <a:fillRect/>
@@ -3092,7 +946,7 @@
                   <pic:spPr bwMode="auto">
                     <a:xfrm>
                       <a:off x="0" y="0"/>
-                      <a:ext cx="3001542" cy="1141332"/>
+                      <a:ext cx="5097693" cy="1998571"/>
                     </a:xfrm>
                     <a:prstGeom prst="rect">
                       <a:avLst/>
@@ -3114,6 +968,3231 @@
     </w:p>
     <w:p>
       <w:pPr>
+        <w:rPr>
+          <w:b/>
+        </w:rPr>
+      </w:pPr>
+      <w:r>
+        <w:rPr>
+          <w:b/>
+        </w:rPr>
+        <w:t>[create initially one bastion host , check IG  connection and deploy 1 private server , check NAT connection]</w:t>
+      </w:r>
+      <w:r>
+        <w:rPr>
+          <w:b/>
+        </w:rPr>
+        <w:t xml:space="preserve"> once success fully tested the connection go to the next phase.</w:t>
+      </w:r>
+    </w:p>
+    <w:p>
+      <w:r>
+        <w:rPr>
+          <w:highlight w:val="lightGray"/>
+        </w:rPr>
+        <w:t xml:space="preserve">RDS database set up </w:t>
+      </w:r>
+      <w:r>
+        <w:rPr>
+          <w:highlight w:val="lightGray"/>
+        </w:rPr>
+        <w:t>-</w:t>
+      </w:r>
+    </w:p>
+    <w:p>
+      <w:pPr>
+        <w:pStyle w:val="ListParagraph"/>
+        <w:numPr>
+          <w:ilvl w:val="0"/>
+          <w:numId w:val="5"/>
+        </w:numPr>
+      </w:pPr>
+      <w:r>
+        <w:t xml:space="preserve">Create </w:t>
+      </w:r>
+      <w:r>
+        <w:t>o</w:t>
+      </w:r>
+      <w:r>
+        <w:t xml:space="preserve">ne </w:t>
+      </w:r>
+      <w:r>
+        <w:t>RDS subnet group</w:t>
+      </w:r>
+      <w:r>
+        <w:t xml:space="preserve"> .</w:t>
+      </w:r>
+    </w:p>
+    <w:p>
+      <w:pPr>
+        <w:pStyle w:val="ListParagraph"/>
+        <w:numPr>
+          <w:ilvl w:val="0"/>
+          <w:numId w:val="5"/>
+        </w:numPr>
+      </w:pPr>
+      <w:r>
+        <w:t xml:space="preserve">Deploy </w:t>
+      </w:r>
+      <w:r>
+        <w:t xml:space="preserve">1 </w:t>
+      </w:r>
+      <w:r>
+        <w:t>RDS DB named u</w:t>
+      </w:r>
+      <w:r>
+        <w:t xml:space="preserve">sersDB </w:t>
+      </w:r>
+      <w:r>
+        <w:t xml:space="preserve"> in az1</w:t>
+      </w:r>
+      <w:r>
+        <w:t xml:space="preserve"> private subnet </w:t>
+      </w:r>
+      <w:r>
+        <w:t>(E</w:t>
+      </w:r>
+      <w:r>
+        <w:t xml:space="preserve">nable </w:t>
+      </w:r>
+      <w:r>
+        <w:t>aws managed secrete keys )</w:t>
+      </w:r>
+    </w:p>
+    <w:p>
+      <w:pPr>
+        <w:pStyle w:val="ListParagraph"/>
+        <w:numPr>
+          <w:ilvl w:val="0"/>
+          <w:numId w:val="5"/>
+        </w:numPr>
+      </w:pPr>
+      <w:r>
+        <w:t>Test connection to RDS DB using mysql workbench via Bastion Host.</w:t>
+      </w:r>
+      <w:r>
+        <w:t xml:space="preserve">(mysql workbench </w:t>
+      </w:r>
+      <w:r>
+        <w:sym w:font="Wingdings" w:char="F0E0"/>
+      </w:r>
+      <w:r>
+        <w:t xml:space="preserve">bastion host  </w:t>
+      </w:r>
+      <w:r>
+        <w:sym w:font="Wingdings" w:char="F0E0"/>
+      </w:r>
+      <w:r>
+        <w:t xml:space="preserve"> RDS DB )</w:t>
+      </w:r>
+      <w:r>
+        <w:t xml:space="preserve"> </w:t>
+      </w:r>
+      <w:r>
+        <w:t xml:space="preserve">. </w:t>
+      </w:r>
+    </w:p>
+    <w:p>
+      <w:pPr>
+        <w:pStyle w:val="ListParagraph"/>
+        <w:ind w:left="1080"/>
+      </w:pPr>
+      <w:r>
+        <w:rPr>
+          <w:noProof/>
+        </w:rPr>
+        <w:lastRenderedPageBreak/>
+        <w:drawing>
+          <wp:inline distT="0" distB="0" distL="0" distR="0">
+            <wp:extent cx="4895148" cy="2256245"/>
+            <wp:effectExtent l="19050" t="0" r="702" b="0"/>
+            <wp:docPr id="7" name="Picture 7" descr="C:\Users\its_mukesh\Downloads\hii.png"/>
+            <wp:cNvGraphicFramePr>
+              <a:graphicFrameLocks xmlns:a="http://schemas.openxmlformats.org/drawingml/2006/main" noChangeAspect="1"/>
+            </wp:cNvGraphicFramePr>
+            <a:graphic xmlns:a="http://schemas.openxmlformats.org/drawingml/2006/main">
+              <a:graphicData uri="http://schemas.openxmlformats.org/drawingml/2006/picture">
+                <pic:pic xmlns:pic="http://schemas.openxmlformats.org/drawingml/2006/picture">
+                  <pic:nvPicPr>
+                    <pic:cNvPr id="0" name="Picture 7" descr="C:\Users\its_mukesh\Downloads\hii.png"/>
+                    <pic:cNvPicPr>
+                      <a:picLocks noChangeAspect="1" noChangeArrowheads="1"/>
+                    </pic:cNvPicPr>
+                  </pic:nvPicPr>
+                  <pic:blipFill>
+                    <a:blip r:embed="rId11"/>
+                    <a:srcRect/>
+                    <a:stretch>
+                      <a:fillRect/>
+                    </a:stretch>
+                  </pic:blipFill>
+                  <pic:spPr bwMode="auto">
+                    <a:xfrm>
+                      <a:off x="0" y="0"/>
+                      <a:ext cx="4906222" cy="2261349"/>
+                    </a:xfrm>
+                    <a:prstGeom prst="rect">
+                      <a:avLst/>
+                    </a:prstGeom>
+                    <a:noFill/>
+                    <a:ln w="9525">
+                      <a:noFill/>
+                      <a:miter lim="800000"/>
+                      <a:headEnd/>
+                      <a:tailEnd/>
+                    </a:ln>
+                  </pic:spPr>
+                </pic:pic>
+              </a:graphicData>
+            </a:graphic>
+          </wp:inline>
+        </w:drawing>
+      </w:r>
+    </w:p>
+    <w:p>
+      <w:pPr>
+        <w:pStyle w:val="ListParagraph"/>
+        <w:numPr>
+          <w:ilvl w:val="0"/>
+          <w:numId w:val="5"/>
+        </w:numPr>
+      </w:pPr>
+      <w:r>
+        <w:t>Now create 1 replica u</w:t>
+      </w:r>
+      <w:r>
+        <w:t>sersDB in az1 +1 replica u</w:t>
+      </w:r>
+      <w:r>
+        <w:t>sersDB in az2 (test connection for read DB deployed in both AZs.)</w:t>
+      </w:r>
+    </w:p>
+    <w:p>
+      <w:pPr>
+        <w:pStyle w:val="ListParagraph"/>
+        <w:numPr>
+          <w:ilvl w:val="0"/>
+          <w:numId w:val="5"/>
+        </w:numPr>
+      </w:pPr>
+      <w:r>
+        <w:t>Create a redis cache for Masterdb (usersDB).</w:t>
+      </w:r>
+      <w:r>
+        <w:rPr>
+          <w:b/>
+        </w:rPr>
+        <w:t>make sure the SG attached to cache db open</w:t>
+      </w:r>
+      <w:r>
+        <w:rPr>
+          <w:b/>
+        </w:rPr>
+        <w:t>s</w:t>
+      </w:r>
+      <w:r>
+        <w:rPr>
+          <w:b/>
+        </w:rPr>
+        <w:t xml:space="preserve"> port 6397</w:t>
+      </w:r>
+    </w:p>
+    <w:p>
+      <w:r>
+        <w:rPr>
+          <w:highlight w:val="lightGray"/>
+        </w:rPr>
+        <w:t xml:space="preserve">Backend setup </w:t>
+      </w:r>
+      <w:r>
+        <w:rPr>
+          <w:highlight w:val="lightGray"/>
+        </w:rPr>
+        <w:t>–</w:t>
+      </w:r>
+      <w:r>
+        <w:t xml:space="preserve"> </w:t>
+      </w:r>
+    </w:p>
+    <w:p>
+      <w:pPr>
+        <w:pStyle w:val="ListParagraph"/>
+        <w:numPr>
+          <w:ilvl w:val="0"/>
+          <w:numId w:val="6"/>
+        </w:numPr>
+      </w:pPr>
+      <w:r>
+        <w:t>Deploy Backend</w:t>
+      </w:r>
+      <w:r>
+        <w:t>-az1</w:t>
+      </w:r>
+      <w:r>
+        <w:t xml:space="preserve"> server  </w:t>
+      </w:r>
+      <w:r>
+        <w:t>in private</w:t>
+      </w:r>
+      <w:r>
+        <w:t>-backend-</w:t>
+      </w:r>
+      <w:r>
+        <w:t xml:space="preserve">subnet </w:t>
+      </w:r>
+      <w:r>
+        <w:t>,check internet connectivity</w:t>
+      </w:r>
+      <w:r>
+        <w:t xml:space="preserve"> </w:t>
+      </w:r>
+    </w:p>
+    <w:p>
+      <w:pPr>
+        <w:pStyle w:val="ListParagraph"/>
+        <w:numPr>
+          <w:ilvl w:val="0"/>
+          <w:numId w:val="6"/>
+        </w:numPr>
+      </w:pPr>
+      <w:r>
+        <w:t>Connec</w:t>
+      </w:r>
+      <w:r>
+        <w:t>t</w:t>
+      </w:r>
+      <w:r>
+        <w:t xml:space="preserve"> Frontend server in az1 </w:t>
+      </w:r>
+      <w:r>
+        <w:t xml:space="preserve">and switch to </w:t>
+      </w:r>
+      <w:r>
+        <w:t>root</w:t>
+      </w:r>
+      <w:r>
+        <w:t xml:space="preserve"> user</w:t>
+      </w:r>
+      <w:r>
+        <w:t xml:space="preserve"> </w:t>
+      </w:r>
+    </w:p>
+    <w:p>
+      <w:pPr>
+        <w:pStyle w:val="ListParagraph"/>
+        <w:numPr>
+          <w:ilvl w:val="0"/>
+          <w:numId w:val="6"/>
+        </w:numPr>
+      </w:pPr>
+      <w:r>
+        <w:t xml:space="preserve"> install [ python+pip</w:t>
+      </w:r>
+      <w:r>
+        <w:t>+mariadb105</w:t>
+      </w:r>
+      <w:r>
+        <w:t>]</w:t>
+      </w:r>
+      <w:r>
+        <w:t xml:space="preserve"> ex -  </w:t>
+      </w:r>
+      <w:r>
+        <w:rPr>
+          <w:b/>
+        </w:rPr>
+        <w:t>#yum install  pip -y</w:t>
+      </w:r>
+    </w:p>
+    <w:p>
+      <w:pPr>
+        <w:pStyle w:val="ListParagraph"/>
+        <w:numPr>
+          <w:ilvl w:val="0"/>
+          <w:numId w:val="6"/>
+        </w:numPr>
+      </w:pPr>
+      <w:r>
+        <w:t xml:space="preserve">Create a directory </w:t>
+      </w:r>
+      <w:r>
+        <w:rPr>
+          <w:b/>
+        </w:rPr>
+        <w:t>backend</w:t>
+      </w:r>
+      <w:r>
+        <w:rPr>
+          <w:b/>
+        </w:rPr>
+        <w:t xml:space="preserve"> </w:t>
+      </w:r>
+      <w:r>
+        <w:t xml:space="preserve">-&gt; </w:t>
+      </w:r>
+      <w:r>
+        <w:t xml:space="preserve">then </w:t>
+      </w:r>
+      <w:r>
+        <w:t>create backend.py ,requirements.txt , users</w:t>
+      </w:r>
+      <w:r>
+        <w:t>db</w:t>
+      </w:r>
+      <w:r>
+        <w:t xml:space="preserve">.sql .  </w:t>
+      </w:r>
+    </w:p>
+    <w:p>
+      <w:pPr>
+        <w:pStyle w:val="ListParagraph"/>
+        <w:numPr>
+          <w:ilvl w:val="0"/>
+          <w:numId w:val="6"/>
+        </w:numPr>
+      </w:pPr>
+      <w:r>
+        <w:rPr>
+          <w:b/>
+        </w:rPr>
+        <w:t>requirements.txt</w:t>
+      </w:r>
+      <w:r>
+        <w:t xml:space="preserve"> {</w:t>
+      </w:r>
+      <w:r>
+        <w:t>flask + flask_</w:t>
+      </w:r>
+      <w:r>
+        <w:t>cors + mysql-connector-python</w:t>
+      </w:r>
+      <w:r>
+        <w:t xml:space="preserve"> + </w:t>
+      </w:r>
+      <w:r>
+        <w:t>redis</w:t>
+      </w:r>
+      <w:r>
+        <w:t xml:space="preserve"> + </w:t>
+      </w:r>
+      <w:r>
+        <w:t>cryptography</w:t>
+      </w:r>
+      <w:r>
+        <w:t xml:space="preserve"> + </w:t>
+      </w:r>
+      <w:r>
+        <w:t>pymysql</w:t>
+      </w:r>
+      <w:r>
+        <w:t>+boto3</w:t>
+      </w:r>
+      <w:r>
+        <w:t>}</w:t>
+      </w:r>
+    </w:p>
+    <w:p>
+      <w:pPr>
+        <w:pStyle w:val="ListParagraph"/>
+        <w:numPr>
+          <w:ilvl w:val="0"/>
+          <w:numId w:val="6"/>
+        </w:numPr>
+      </w:pPr>
+      <w:r>
+        <w:t>under usersdb.sql give users table schema.</w:t>
+      </w:r>
+      <w:r>
+        <w:t xml:space="preserve"> </w:t>
+      </w:r>
+    </w:p>
+    <w:p>
+      <w:pPr>
+        <w:pStyle w:val="ListParagraph"/>
+        <w:ind w:left="360"/>
+      </w:pPr>
+      <w:r>
+        <w:rPr>
+          <w:noProof/>
+        </w:rPr>
+        <w:drawing>
+          <wp:inline distT="0" distB="0" distL="0" distR="0">
+            <wp:extent cx="2577803" cy="2558076"/>
+            <wp:effectExtent l="19050" t="0" r="0" b="0"/>
+            <wp:docPr id="8" name="Picture 8"/>
+            <wp:cNvGraphicFramePr>
+              <a:graphicFrameLocks xmlns:a="http://schemas.openxmlformats.org/drawingml/2006/main" noChangeAspect="1"/>
+            </wp:cNvGraphicFramePr>
+            <a:graphic xmlns:a="http://schemas.openxmlformats.org/drawingml/2006/main">
+              <a:graphicData uri="http://schemas.openxmlformats.org/drawingml/2006/picture">
+                <pic:pic xmlns:pic="http://schemas.openxmlformats.org/drawingml/2006/picture">
+                  <pic:nvPicPr>
+                    <pic:cNvPr id="0" name="Picture 8"/>
+                    <pic:cNvPicPr>
+                      <a:picLocks noChangeAspect="1" noChangeArrowheads="1"/>
+                    </pic:cNvPicPr>
+                  </pic:nvPicPr>
+                  <pic:blipFill>
+                    <a:blip r:embed="rId12"/>
+                    <a:srcRect/>
+                    <a:stretch>
+                      <a:fillRect/>
+                    </a:stretch>
+                  </pic:blipFill>
+                  <pic:spPr bwMode="auto">
+                    <a:xfrm>
+                      <a:off x="0" y="0"/>
+                      <a:ext cx="2578885" cy="2559150"/>
+                    </a:xfrm>
+                    <a:prstGeom prst="rect">
+                      <a:avLst/>
+                    </a:prstGeom>
+                    <a:noFill/>
+                    <a:ln w="9525">
+                      <a:noFill/>
+                      <a:miter lim="800000"/>
+                      <a:headEnd/>
+                      <a:tailEnd/>
+                    </a:ln>
+                  </pic:spPr>
+                </pic:pic>
+              </a:graphicData>
+            </a:graphic>
+          </wp:inline>
+        </w:drawing>
+      </w:r>
+    </w:p>
+    <w:p>
+      <w:pPr>
+        <w:pStyle w:val="ListParagraph"/>
+        <w:ind w:left="360"/>
+      </w:pPr>
+    </w:p>
+    <w:p>
+      <w:pPr>
+        <w:pStyle w:val="ListParagraph"/>
+        <w:ind w:left="360"/>
+      </w:pPr>
+    </w:p>
+    <w:p>
+      <w:pPr>
+        <w:pStyle w:val="ListParagraph"/>
+        <w:ind w:left="360"/>
+      </w:pPr>
+    </w:p>
+    <w:p>
+      <w:pPr>
+        <w:pStyle w:val="ListParagraph"/>
+        <w:ind w:left="360"/>
+      </w:pPr>
+    </w:p>
+    <w:p>
+      <w:pPr>
+        <w:pStyle w:val="ListParagraph"/>
+        <w:ind w:left="360"/>
+      </w:pPr>
+    </w:p>
+    <w:p>
+      <w:pPr>
+        <w:pStyle w:val="ListParagraph"/>
+        <w:numPr>
+          <w:ilvl w:val="0"/>
+          <w:numId w:val="6"/>
+        </w:numPr>
+      </w:pPr>
+      <w:r>
+        <w:t xml:space="preserve">Using </w:t>
+      </w:r>
+      <w:r>
+        <w:rPr>
+          <w:b/>
+        </w:rPr>
+        <w:t>mariadb105</w:t>
+      </w:r>
+      <w:r>
+        <w:t xml:space="preserve"> (mysql agent) test connection</w:t>
+      </w:r>
+      <w:r>
+        <w:t xml:space="preserve"> to RDS u</w:t>
+      </w:r>
+      <w:r>
+        <w:t>sers</w:t>
+      </w:r>
+      <w:r>
+        <w:t>db</w:t>
+      </w:r>
+      <w:r>
+        <w:t xml:space="preserve"> .</w:t>
+      </w:r>
+      <w:r>
+        <w:t>(for private server</w:t>
+      </w:r>
+      <w:r>
+        <w:t xml:space="preserve"> to RDS usersdb</w:t>
+      </w:r>
+      <w:r>
+        <w:t>)</w:t>
+      </w:r>
+    </w:p>
+    <w:p>
+      <w:pPr>
+        <w:pStyle w:val="ListParagraph"/>
+        <w:ind w:left="1080"/>
+        <w:rPr>
+          <w:i/>
+          <w:color w:val="FF0000"/>
+        </w:rPr>
+      </w:pPr>
+    </w:p>
+    <w:p>
+      <w:pPr>
+        <w:pStyle w:val="ListParagraph"/>
+        <w:ind w:left="1080"/>
+        <w:rPr>
+          <w:i/>
+          <w:color w:val="FF0000"/>
+        </w:rPr>
+      </w:pPr>
+      <w:r>
+        <w:rPr>
+          <w:i/>
+          <w:color w:val="FF0000"/>
+        </w:rPr>
+        <w:t>[</w:t>
+      </w:r>
+      <w:r>
+        <w:rPr>
+          <w:i/>
+          <w:color w:val="FF0000"/>
+        </w:rPr>
+        <w:t xml:space="preserve">at the RDS time, </w:t>
+      </w:r>
+      <w:r>
+        <w:rPr>
+          <w:i/>
+          <w:color w:val="FF0000"/>
+        </w:rPr>
+        <w:t>if RDS credentials – self managed ]</w:t>
+      </w:r>
+    </w:p>
+    <w:p>
+      <w:pPr>
+        <w:pStyle w:val="ListParagraph"/>
+        <w:ind w:left="1080"/>
+        <w:rPr>
+          <w:i/>
+        </w:rPr>
+      </w:pPr>
+    </w:p>
+    <w:p>
+      <w:pPr>
+        <w:pStyle w:val="ListParagraph"/>
+        <w:ind w:left="1080"/>
+      </w:pPr>
+      <w:r>
+        <w:t>To execute sql query by staying in the backend private server</w:t>
+      </w:r>
+    </w:p>
+    <w:p>
+      <w:pPr>
+        <w:pStyle w:val="ListParagraph"/>
+        <w:ind w:left="1080"/>
+        <w:rPr>
+          <w:b/>
+          <w:i/>
+        </w:rPr>
+      </w:pPr>
+      <w:r>
+        <w:rPr>
+          <w:b/>
+          <w:i/>
+        </w:rPr>
+        <w:t>#</w:t>
+      </w:r>
+      <w:r>
+        <w:rPr>
+          <w:b/>
+          <w:i/>
+        </w:rPr>
+        <w:t xml:space="preserve">mysql -h </w:t>
+      </w:r>
+      <w:r>
+        <w:rPr>
+          <w:b/>
+          <w:i/>
+        </w:rPr>
+        <w:t>&lt;dns endpoint&gt;</w:t>
+      </w:r>
+      <w:r>
+        <w:rPr>
+          <w:b/>
+          <w:i/>
+        </w:rPr>
+        <w:t xml:space="preserve"> -u admin -p'AdminMukesh'</w:t>
+      </w:r>
+      <w:r>
+        <w:rPr>
+          <w:b/>
+          <w:i/>
+        </w:rPr>
+        <w:t>&lt; usersdb.sql</w:t>
+      </w:r>
+    </w:p>
+    <w:p>
+      <w:pPr>
+        <w:pStyle w:val="ListParagraph"/>
+        <w:ind w:left="1080"/>
+      </w:pPr>
+    </w:p>
+    <w:p>
+      <w:pPr>
+        <w:pStyle w:val="ListParagraph"/>
+        <w:ind w:left="1080"/>
+      </w:pPr>
+      <w:r>
+        <w:t xml:space="preserve">To manage rds usersdatabase </w:t>
+      </w:r>
+      <w:r>
+        <w:t>in the backend</w:t>
+      </w:r>
+    </w:p>
+    <w:p>
+      <w:pPr>
+        <w:pStyle w:val="ListParagraph"/>
+        <w:ind w:left="1080"/>
+        <w:rPr>
+          <w:b/>
+          <w:i/>
+        </w:rPr>
+      </w:pPr>
+      <w:r>
+        <w:rPr>
+          <w:b/>
+          <w:i/>
+        </w:rPr>
+        <w:t>#mysql  –h &lt;endpoint dns&gt;  -u admin –p</w:t>
+      </w:r>
+    </w:p>
+    <w:p>
+      <w:pPr>
+        <w:pStyle w:val="ListParagraph"/>
+        <w:ind w:left="1080"/>
+      </w:pPr>
+    </w:p>
+    <w:p>
+      <w:pPr>
+        <w:pStyle w:val="ListParagraph"/>
+        <w:ind w:left="1080"/>
+        <w:rPr>
+          <w:color w:val="0070C0"/>
+        </w:rPr>
+      </w:pPr>
+      <w:r>
+        <w:rPr>
+          <w:color w:val="0070C0"/>
+        </w:rPr>
+        <w:t>[</w:t>
+      </w:r>
+      <w:r>
+        <w:rPr>
+          <w:i/>
+          <w:color w:val="0070C0"/>
+        </w:rPr>
+        <w:t>if the</w:t>
+      </w:r>
+      <w:r>
+        <w:rPr>
+          <w:i/>
+          <w:color w:val="0070C0"/>
+        </w:rPr>
+        <w:t xml:space="preserve"> RDS creation time , RDS credentials managed by </w:t>
+      </w:r>
+      <w:r>
+        <w:rPr>
+          <w:i/>
+          <w:color w:val="0070C0"/>
+        </w:rPr>
+        <w:t xml:space="preserve"> –</w:t>
+      </w:r>
+      <w:r>
+        <w:rPr>
+          <w:i/>
+          <w:color w:val="0070C0"/>
+        </w:rPr>
+        <w:t xml:space="preserve"> </w:t>
+      </w:r>
+      <w:r>
+        <w:rPr>
+          <w:i/>
+          <w:color w:val="0070C0"/>
+        </w:rPr>
+        <w:t>aws secrete</w:t>
+      </w:r>
+      <w:r>
+        <w:rPr>
+          <w:i/>
+          <w:color w:val="0070C0"/>
+        </w:rPr>
+        <w:t xml:space="preserve"> manager</w:t>
+      </w:r>
+      <w:r>
+        <w:rPr>
+          <w:i/>
+          <w:color w:val="0070C0"/>
+        </w:rPr>
+        <w:t xml:space="preserve"> </w:t>
+      </w:r>
+      <w:r>
+        <w:rPr>
+          <w:i/>
+          <w:color w:val="0070C0"/>
+        </w:rPr>
+        <w:t xml:space="preserve">, then we need to create an IAM role with </w:t>
+      </w:r>
+      <w:r>
+        <w:rPr>
+          <w:i/>
+          <w:color w:val="0070C0"/>
+        </w:rPr>
+        <w:t>permission (</w:t>
+      </w:r>
+      <w:hyperlink r:id="rId13" w:anchor="/policies/details/arn%3Aaws%3Aiam%3A%3Aaws%3Apolicy%2FSecretsManagerReadWrite" w:tgtFrame="_blank" w:history="1">
+        <w:r>
+          <w:rPr>
+            <w:rStyle w:val="Hyperlink"/>
+            <w:rFonts w:ascii="Arial" w:hAnsi="Arial" w:cs="Arial"/>
+            <w:b/>
+            <w:color w:val="000000" w:themeColor="text1"/>
+            <w:sz w:val="19"/>
+            <w:szCs w:val="19"/>
+            <w:u w:val="none"/>
+            <w:shd w:val="clear" w:color="auto" w:fill="FFFFFF"/>
+          </w:rPr>
+          <w:t>SecretsManagerReadWrite</w:t>
+        </w:r>
+      </w:hyperlink>
+      <w:r>
+        <w:rPr>
+          <w:i/>
+          <w:color w:val="0070C0"/>
+        </w:rPr>
+        <w:t>) and add it to backend server</w:t>
+      </w:r>
+      <w:r>
+        <w:rPr>
+          <w:color w:val="0070C0"/>
+        </w:rPr>
+        <w:t xml:space="preserve"> </w:t>
+      </w:r>
+      <w:r>
+        <w:rPr>
+          <w:color w:val="0070C0"/>
+        </w:rPr>
+        <w:t xml:space="preserve">.otherwise it wont </w:t>
+      </w:r>
+      <w:r>
+        <w:rPr>
+          <w:color w:val="0070C0"/>
+        </w:rPr>
+        <w:t>allow to acces</w:t>
+      </w:r>
+      <w:r>
+        <w:rPr>
+          <w:color w:val="0070C0"/>
+        </w:rPr>
+        <w:t>]</w:t>
+      </w:r>
+    </w:p>
+    <w:p>
+      <w:pPr>
+        <w:pStyle w:val="ListParagraph"/>
+        <w:numPr>
+          <w:ilvl w:val="0"/>
+          <w:numId w:val="9"/>
+        </w:numPr>
+        <w:rPr>
+          <w:color w:val="0070C0"/>
+        </w:rPr>
+      </w:pPr>
+      <w:r>
+        <w:rPr>
+          <w:color w:val="0070C0"/>
+        </w:rPr>
+        <w:t>Secrete manager &gt;</w:t>
+      </w:r>
+    </w:p>
+    <w:p>
+      <w:pPr>
+        <w:pStyle w:val="ListParagraph"/>
+        <w:ind w:left="1080"/>
+        <w:rPr>
+          <w:color w:val="0070C0"/>
+        </w:rPr>
+      </w:pPr>
+      <w:r>
+        <w:rPr>
+          <w:noProof/>
+          <w:color w:val="0070C0"/>
+        </w:rPr>
+        <w:drawing>
+          <wp:inline distT="0" distB="0" distL="0" distR="0">
+            <wp:extent cx="4693195" cy="1779729"/>
+            <wp:effectExtent l="19050" t="0" r="0" b="0"/>
+            <wp:docPr id="12" name="Picture 12"/>
+            <wp:cNvGraphicFramePr>
+              <a:graphicFrameLocks xmlns:a="http://schemas.openxmlformats.org/drawingml/2006/main" noChangeAspect="1"/>
+            </wp:cNvGraphicFramePr>
+            <a:graphic xmlns:a="http://schemas.openxmlformats.org/drawingml/2006/main">
+              <a:graphicData uri="http://schemas.openxmlformats.org/drawingml/2006/picture">
+                <pic:pic xmlns:pic="http://schemas.openxmlformats.org/drawingml/2006/picture">
+                  <pic:nvPicPr>
+                    <pic:cNvPr id="0" name="Picture 12"/>
+                    <pic:cNvPicPr>
+                      <a:picLocks noChangeAspect="1" noChangeArrowheads="1"/>
+                    </pic:cNvPicPr>
+                  </pic:nvPicPr>
+                  <pic:blipFill>
+                    <a:blip r:embed="rId14"/>
+                    <a:srcRect/>
+                    <a:stretch>
+                      <a:fillRect/>
+                    </a:stretch>
+                  </pic:blipFill>
+                  <pic:spPr bwMode="auto">
+                    <a:xfrm>
+                      <a:off x="0" y="0"/>
+                      <a:ext cx="4692734" cy="1779554"/>
+                    </a:xfrm>
+                    <a:prstGeom prst="rect">
+                      <a:avLst/>
+                    </a:prstGeom>
+                    <a:noFill/>
+                    <a:ln w="9525">
+                      <a:noFill/>
+                      <a:miter lim="800000"/>
+                      <a:headEnd/>
+                      <a:tailEnd/>
+                    </a:ln>
+                  </pic:spPr>
+                </pic:pic>
+              </a:graphicData>
+            </a:graphic>
+          </wp:inline>
+        </w:drawing>
+      </w:r>
+    </w:p>
+    <w:p>
+      <w:pPr>
+        <w:pStyle w:val="ListParagraph"/>
+        <w:ind w:left="1080"/>
+      </w:pPr>
+    </w:p>
+    <w:p>
+      <w:pPr>
+        <w:pStyle w:val="ListParagraph"/>
+        <w:numPr>
+          <w:ilvl w:val="0"/>
+          <w:numId w:val="6"/>
+        </w:numPr>
+      </w:pPr>
+      <w:r>
+        <w:t xml:space="preserve">Include backend code in </w:t>
+      </w:r>
+      <w:r>
+        <w:rPr>
+          <w:b/>
+        </w:rPr>
+        <w:t>backend.py</w:t>
+      </w:r>
+      <w:r>
+        <w:t xml:space="preserve">  then run </w:t>
+      </w:r>
+      <w:r>
+        <w:rPr>
+          <w:b/>
+        </w:rPr>
+        <w:t>#python3 backend.py</w:t>
+      </w:r>
+      <w:r>
+        <w:rPr>
+          <w:b/>
+        </w:rPr>
+        <w:t xml:space="preserve"> </w:t>
+      </w:r>
+    </w:p>
+    <w:p>
+      <w:pPr>
+        <w:pStyle w:val="ListParagraph"/>
+        <w:numPr>
+          <w:ilvl w:val="0"/>
+          <w:numId w:val="6"/>
+        </w:numPr>
+      </w:pPr>
+      <w:r>
+        <w:t xml:space="preserve">For temporary fetch the result , open new terminal then </w:t>
+      </w:r>
+      <w:r>
+        <w:t>check process(ps aux | grep python) and port( ss -tuln)  ,</w:t>
+      </w:r>
+      <w:r>
+        <w:t>whether</w:t>
+      </w:r>
+      <w:r>
+        <w:t xml:space="preserve"> the python service is running or not if running</w:t>
+      </w:r>
+      <w:r>
+        <w:t>.</w:t>
+      </w:r>
+    </w:p>
+    <w:p>
+      <w:pPr>
+        <w:pStyle w:val="ListParagraph"/>
+        <w:numPr>
+          <w:ilvl w:val="0"/>
+          <w:numId w:val="6"/>
+        </w:numPr>
+      </w:pPr>
+      <w:r>
+        <w:t xml:space="preserve"> then fetch user data from usersdb by –</w:t>
+      </w:r>
+    </w:p>
+    <w:p>
+      <w:pPr>
+        <w:pStyle w:val="ListParagraph"/>
+        <w:ind w:left="1080"/>
+      </w:pPr>
+    </w:p>
+    <w:p>
+      <w:pPr>
+        <w:pStyle w:val="ListParagraph"/>
+        <w:numPr>
+          <w:ilvl w:val="0"/>
+          <w:numId w:val="6"/>
+        </w:numPr>
+        <w:shd w:val="clear" w:color="auto" w:fill="121314"/>
+        <w:spacing w:after="0" w:line="238" w:lineRule="atLeast"/>
+        <w:rPr>
+          <w:rFonts w:ascii="Consolas" w:eastAsia="Times New Roman" w:hAnsi="Consolas" w:cs="Times New Roman"/>
+          <w:color w:val="BBBEBF"/>
+          <w:sz w:val="18"/>
+          <w:szCs w:val="18"/>
+        </w:rPr>
+      </w:pPr>
+      <w:r>
+        <w:rPr>
+          <w:rFonts w:ascii="Consolas" w:eastAsia="Times New Roman" w:hAnsi="Consolas" w:cs="Times New Roman"/>
+          <w:color w:val="FFA657"/>
+          <w:sz w:val="18"/>
+          <w:szCs w:val="18"/>
+        </w:rPr>
+        <w:t>curl</w:t>
+      </w:r>
+      <w:r>
+        <w:rPr>
+          <w:rFonts w:ascii="Consolas" w:eastAsia="Times New Roman" w:hAnsi="Consolas" w:cs="Times New Roman"/>
+          <w:color w:val="D4D4D4"/>
+          <w:sz w:val="18"/>
+          <w:szCs w:val="18"/>
+        </w:rPr>
+        <w:t xml:space="preserve"> </w:t>
+      </w:r>
+      <w:r>
+        <w:rPr>
+          <w:rFonts w:ascii="Consolas" w:eastAsia="Times New Roman" w:hAnsi="Consolas" w:cs="Times New Roman"/>
+          <w:color w:val="569CD6"/>
+          <w:sz w:val="18"/>
+          <w:szCs w:val="18"/>
+        </w:rPr>
+        <w:t>-X</w:t>
+      </w:r>
+      <w:r>
+        <w:rPr>
+          <w:rFonts w:ascii="Consolas" w:eastAsia="Times New Roman" w:hAnsi="Consolas" w:cs="Times New Roman"/>
+          <w:color w:val="D4D4D4"/>
+          <w:sz w:val="18"/>
+          <w:szCs w:val="18"/>
+        </w:rPr>
+        <w:t xml:space="preserve"> </w:t>
+      </w:r>
+      <w:r>
+        <w:rPr>
+          <w:rFonts w:ascii="Consolas" w:eastAsia="Times New Roman" w:hAnsi="Consolas" w:cs="Times New Roman"/>
+          <w:color w:val="A5D6FF"/>
+          <w:sz w:val="18"/>
+          <w:szCs w:val="18"/>
+        </w:rPr>
+        <w:t>GET</w:t>
+      </w:r>
+      <w:r>
+        <w:rPr>
+          <w:rFonts w:ascii="Consolas" w:eastAsia="Times New Roman" w:hAnsi="Consolas" w:cs="Times New Roman"/>
+          <w:color w:val="D4D4D4"/>
+          <w:sz w:val="18"/>
+          <w:szCs w:val="18"/>
+        </w:rPr>
+        <w:t xml:space="preserve"> </w:t>
+      </w:r>
+      <w:r>
+        <w:rPr>
+          <w:rFonts w:ascii="Consolas" w:eastAsia="Times New Roman" w:hAnsi="Consolas" w:cs="Times New Roman"/>
+          <w:color w:val="A5D6FF"/>
+          <w:sz w:val="18"/>
+          <w:szCs w:val="18"/>
+        </w:rPr>
+        <w:t>http://localhost:5000/users</w:t>
+      </w:r>
+    </w:p>
+    <w:p>
+      <w:pPr>
+        <w:pStyle w:val="ListParagraph"/>
+        <w:ind w:left="1080"/>
+      </w:pPr>
+      <w:r>
+        <w:t xml:space="preserve">if there is no out put or you get request </w:t>
+      </w:r>
+      <w:r>
+        <w:t xml:space="preserve">: </w:t>
+      </w:r>
+      <w:r>
+        <w:rPr>
+          <w:i/>
+        </w:rPr>
+        <w:t>timed out</w:t>
+      </w:r>
+      <w:r>
+        <w:t xml:space="preserve"> ,it means EC2 is not able to connect to the cache database .</w:t>
+      </w:r>
+      <w:r>
+        <w:t>(check if SG of redis cache allowing</w:t>
+      </w:r>
+      <w:r>
+        <w:t xml:space="preserve"> SG port:</w:t>
+      </w:r>
+      <w:r>
+        <w:t xml:space="preserve"> 6379</w:t>
+      </w:r>
+      <w:r>
+        <w:t xml:space="preserve"> , subnet , VPC )</w:t>
+      </w:r>
+      <w:r>
+        <w:t xml:space="preserve"> </w:t>
+      </w:r>
+    </w:p>
+    <w:p>
+      <w:pPr>
+        <w:pStyle w:val="ListParagraph"/>
+        <w:ind w:left="1080"/>
+      </w:pPr>
+    </w:p>
+    <w:p>
+      <w:pPr>
+        <w:pStyle w:val="ListParagraph"/>
+        <w:ind w:left="360"/>
+        <w:rPr>
+          <w:color w:val="365F91" w:themeColor="accent1" w:themeShade="BF"/>
+        </w:rPr>
+      </w:pPr>
+      <w:r>
+        <w:rPr>
+          <w:color w:val="365F91" w:themeColor="accent1" w:themeShade="BF"/>
+        </w:rPr>
+        <w:t>T</w:t>
+      </w:r>
+      <w:r>
+        <w:rPr>
+          <w:color w:val="365F91" w:themeColor="accent1" w:themeShade="BF"/>
+        </w:rPr>
+        <w:t xml:space="preserve">o effieciently handle </w:t>
+      </w:r>
+      <w:r>
+        <w:rPr>
+          <w:color w:val="365F91" w:themeColor="accent1" w:themeShade="BF"/>
+        </w:rPr>
+        <w:t xml:space="preserve">the process </w:t>
+      </w:r>
+      <w:r>
+        <w:rPr>
+          <w:color w:val="365F91" w:themeColor="accent1" w:themeShade="BF"/>
+        </w:rPr>
+        <w:t>in the same server ,</w:t>
+      </w:r>
+      <w:r>
+        <w:rPr>
+          <w:color w:val="365F91" w:themeColor="accent1" w:themeShade="BF"/>
+        </w:rPr>
+        <w:t xml:space="preserve">you can configure </w:t>
+      </w:r>
+      <w:r>
+        <w:rPr>
+          <w:color w:val="365F91" w:themeColor="accent1" w:themeShade="BF"/>
+        </w:rPr>
+        <w:t>#pm2 for prcess to run.</w:t>
+      </w:r>
+      <w:r>
+        <w:rPr>
+          <w:color w:val="365F91" w:themeColor="accent1" w:themeShade="BF"/>
+        </w:rPr>
+        <w:t xml:space="preserve"> Also you can create a service and configure for autostart on reboot.( refer - backend service autostart.txt)</w:t>
+      </w:r>
+    </w:p>
+    <w:p>
+      <w:pPr>
+        <w:pStyle w:val="ListParagraph"/>
+        <w:numPr>
+          <w:ilvl w:val="0"/>
+          <w:numId w:val="6"/>
+        </w:numPr>
+      </w:pPr>
+      <w:r>
+        <w:t>Then #systemctl enable python3 backend.py</w:t>
+      </w:r>
+      <w:r>
+        <w:t xml:space="preserve"> </w:t>
+      </w:r>
+    </w:p>
+    <w:p>
+      <w:pPr>
+        <w:rPr>
+          <w:highlight w:val="lightGray"/>
+        </w:rPr>
+      </w:pPr>
+    </w:p>
+    <w:p>
+      <w:pPr>
+        <w:rPr>
+          <w:highlight w:val="lightGray"/>
+        </w:rPr>
+      </w:pPr>
+    </w:p>
+    <w:p>
+      <w:r>
+        <w:rPr>
+          <w:highlight w:val="lightGray"/>
+        </w:rPr>
+        <w:lastRenderedPageBreak/>
+        <w:t>Frontend Set up-</w:t>
+      </w:r>
+    </w:p>
+    <w:p>
+      <w:pPr>
+        <w:pStyle w:val="ListParagraph"/>
+        <w:numPr>
+          <w:ilvl w:val="0"/>
+          <w:numId w:val="6"/>
+        </w:numPr>
+      </w:pPr>
+      <w:r>
+        <w:t xml:space="preserve">Create Frontend server in az1 </w:t>
+      </w:r>
+      <w:r>
+        <w:t>, connect and switch to</w:t>
+      </w:r>
+      <w:r>
+        <w:t xml:space="preserve"> root </w:t>
+      </w:r>
+    </w:p>
+    <w:p>
+      <w:pPr>
+        <w:pStyle w:val="ListParagraph"/>
+        <w:numPr>
+          <w:ilvl w:val="0"/>
+          <w:numId w:val="6"/>
+        </w:numPr>
+      </w:pPr>
+      <w:r>
+        <w:t>Configure (nginx +index.html +proxy.conf)</w:t>
+      </w:r>
+    </w:p>
+    <w:p>
+      <w:pPr>
+        <w:pStyle w:val="ListParagraph"/>
+        <w:numPr>
+          <w:ilvl w:val="0"/>
+          <w:numId w:val="6"/>
+        </w:numPr>
+        <w:rPr>
+          <w:b/>
+        </w:rPr>
+      </w:pPr>
+      <w:r>
+        <w:t>Install nginx and  replace frontend</w:t>
+      </w:r>
+      <w:r>
+        <w:t xml:space="preserve"> code </w:t>
+      </w:r>
+      <w:r>
+        <w:t xml:space="preserve"> in </w:t>
+      </w:r>
+      <w:r>
+        <w:rPr>
+          <w:b/>
+        </w:rPr>
+        <w:t>/usr/share/nginx/html/index.html</w:t>
+      </w:r>
+    </w:p>
+    <w:p>
+      <w:pPr>
+        <w:pStyle w:val="ListParagraph"/>
+        <w:numPr>
+          <w:ilvl w:val="0"/>
+          <w:numId w:val="6"/>
+        </w:numPr>
+      </w:pPr>
+      <w:r>
+        <w:t xml:space="preserve">Configure index.html </w:t>
+      </w:r>
+      <w:r>
+        <w:t>, make sure the front end code satisfy the structure which will present the data</w:t>
+      </w:r>
+      <w:r>
+        <w:t xml:space="preserve"> fetched </w:t>
+      </w:r>
+      <w:r>
+        <w:t xml:space="preserve"> from the backend</w:t>
+      </w:r>
+      <w:r>
+        <w:t xml:space="preserve"> on the web browser</w:t>
+      </w:r>
+      <w:r>
+        <w:t xml:space="preserve">.otherwiser it wont show in </w:t>
+      </w:r>
+      <w:r>
+        <w:t>browser.</w:t>
+      </w:r>
+    </w:p>
+    <w:p>
+      <w:pPr>
+        <w:pStyle w:val="ListParagraph"/>
+        <w:numPr>
+          <w:ilvl w:val="0"/>
+          <w:numId w:val="6"/>
+        </w:numPr>
+      </w:pPr>
+      <w:r>
+        <w:t xml:space="preserve">Configure </w:t>
+      </w:r>
+      <w:r>
+        <w:t>proxy.conf  file to support reverse –proxy ie redirect the request</w:t>
+      </w:r>
+      <w:r>
+        <w:t xml:space="preserve"> from external ALB </w:t>
+      </w:r>
+      <w:r>
+        <w:sym w:font="Wingdings" w:char="F0E0"/>
+      </w:r>
+      <w:r>
+        <w:t xml:space="preserve"> fronte</w:t>
+      </w:r>
+      <w:r>
+        <w:t xml:space="preserve">d server </w:t>
+      </w:r>
+      <w:r>
+        <w:sym w:font="Wingdings" w:char="F0E0"/>
+      </w:r>
+      <w:r>
+        <w:t xml:space="preserve"> internal ALB.</w:t>
+      </w:r>
+      <w:r>
+        <w:t xml:space="preserve"> [</w:t>
+      </w:r>
+      <w:r>
+        <w:rPr>
+          <w:rFonts w:ascii="Consolas" w:eastAsia="Times New Roman" w:hAnsi="Consolas" w:cs="Times New Roman"/>
+          <w:b/>
+          <w:sz w:val="20"/>
+          <w:szCs w:val="18"/>
+        </w:rPr>
+        <w:t>reverse-proxy.conf</w:t>
+      </w:r>
+      <w:r>
+        <w:t>]</w:t>
+      </w:r>
+    </w:p>
+    <w:p>
+      <w:pPr>
+        <w:pStyle w:val="ListParagraph"/>
+        <w:ind w:left="1080"/>
+      </w:pPr>
+      <w:r>
+        <w:rPr>
+          <w:noProof/>
+        </w:rPr>
+        <w:drawing>
+          <wp:inline distT="0" distB="0" distL="0" distR="0">
+            <wp:extent cx="3139276" cy="1475937"/>
+            <wp:effectExtent l="19050" t="0" r="3974" b="0"/>
+            <wp:docPr id="2" name="Picture 1"/>
+            <wp:cNvGraphicFramePr>
+              <a:graphicFrameLocks xmlns:a="http://schemas.openxmlformats.org/drawingml/2006/main" noChangeAspect="1"/>
+            </wp:cNvGraphicFramePr>
+            <a:graphic xmlns:a="http://schemas.openxmlformats.org/drawingml/2006/main">
+              <a:graphicData uri="http://schemas.openxmlformats.org/drawingml/2006/picture">
+                <pic:pic xmlns:pic="http://schemas.openxmlformats.org/drawingml/2006/picture">
+                  <pic:nvPicPr>
+                    <pic:cNvPr id="0" name="Picture 1"/>
+                    <pic:cNvPicPr>
+                      <a:picLocks noChangeAspect="1" noChangeArrowheads="1"/>
+                    </pic:cNvPicPr>
+                  </pic:nvPicPr>
+                  <pic:blipFill>
+                    <a:blip r:embed="rId15"/>
+                    <a:srcRect/>
+                    <a:stretch>
+                      <a:fillRect/>
+                    </a:stretch>
+                  </pic:blipFill>
+                  <pic:spPr bwMode="auto">
+                    <a:xfrm>
+                      <a:off x="0" y="0"/>
+                      <a:ext cx="3138046" cy="1475359"/>
+                    </a:xfrm>
+                    <a:prstGeom prst="rect">
+                      <a:avLst/>
+                    </a:prstGeom>
+                    <a:noFill/>
+                    <a:ln w="9525">
+                      <a:noFill/>
+                      <a:miter lim="800000"/>
+                      <a:headEnd/>
+                      <a:tailEnd/>
+                    </a:ln>
+                  </pic:spPr>
+                </pic:pic>
+              </a:graphicData>
+            </a:graphic>
+          </wp:inline>
+        </w:drawing>
+      </w:r>
+    </w:p>
+    <w:p>
+      <w:pPr>
+        <w:pStyle w:val="ListParagraph"/>
+        <w:ind w:left="1080"/>
+      </w:pPr>
+    </w:p>
+    <w:p>
+      <w:pPr>
+        <w:pStyle w:val="ListParagraph"/>
+        <w:ind w:left="1080"/>
+        <w:rPr>
+          <w:b/>
+        </w:rPr>
+      </w:pPr>
+      <w:r>
+        <w:rPr>
+          <w:b/>
+        </w:rPr>
+        <w:t>Why Reverse-proxy?</w:t>
+      </w:r>
+    </w:p>
+    <w:p>
+      <w:pPr>
+        <w:pStyle w:val="ListParagraph"/>
+        <w:ind w:left="1080"/>
+        <w:rPr>
+          <w:color w:val="00B0F0"/>
+          <w:sz w:val="16"/>
+          <w:szCs w:val="16"/>
+        </w:rPr>
+      </w:pPr>
+      <w:r>
+        <w:rPr>
+          <w:color w:val="00B0F0"/>
+          <w:sz w:val="16"/>
+          <w:szCs w:val="16"/>
+        </w:rPr>
+        <w:t>when user search the application domain/ip</w:t>
+      </w:r>
+      <w:r>
+        <w:rPr>
+          <w:color w:val="00B0F0"/>
+          <w:sz w:val="16"/>
+          <w:szCs w:val="16"/>
+        </w:rPr>
+        <w:t xml:space="preserve"> </w:t>
+      </w:r>
+      <w:r>
+        <w:rPr>
+          <w:color w:val="00B0F0"/>
+          <w:sz w:val="16"/>
+          <w:szCs w:val="16"/>
+        </w:rPr>
+        <w:t xml:space="preserve"> the</w:t>
+      </w:r>
+      <w:r>
+        <w:rPr>
+          <w:color w:val="00B0F0"/>
+          <w:sz w:val="16"/>
+          <w:szCs w:val="16"/>
+        </w:rPr>
+        <w:t xml:space="preserve"> browser,</w:t>
+      </w:r>
+      <w:r>
+        <w:rPr>
+          <w:color w:val="00B0F0"/>
+          <w:sz w:val="16"/>
+          <w:szCs w:val="16"/>
+        </w:rPr>
+        <w:t xml:space="preserve"> frontend will deliver the static code to the </w:t>
+      </w:r>
+      <w:r>
+        <w:rPr>
+          <w:color w:val="00B0F0"/>
+          <w:sz w:val="16"/>
+          <w:szCs w:val="16"/>
+        </w:rPr>
+        <w:t>into browser.</w:t>
+      </w:r>
+    </w:p>
+    <w:p>
+      <w:pPr>
+        <w:pStyle w:val="ListParagraph"/>
+        <w:ind w:left="1080"/>
+        <w:rPr>
+          <w:color w:val="00B0F0"/>
+          <w:sz w:val="16"/>
+          <w:szCs w:val="16"/>
+        </w:rPr>
+      </w:pPr>
+      <w:r>
+        <w:rPr>
+          <w:color w:val="00B0F0"/>
+          <w:sz w:val="16"/>
+          <w:szCs w:val="16"/>
+        </w:rPr>
+        <w:t>When the brow</w:t>
+      </w:r>
+      <w:r>
+        <w:rPr>
+          <w:color w:val="00B0F0"/>
+          <w:sz w:val="16"/>
+          <w:szCs w:val="16"/>
+        </w:rPr>
+        <w:t>s</w:t>
+      </w:r>
+      <w:r>
+        <w:rPr>
+          <w:color w:val="00B0F0"/>
+          <w:sz w:val="16"/>
+          <w:szCs w:val="16"/>
+        </w:rPr>
+        <w:t>er sent some request to the application ,the request  will go the front end server again , and listen at port 80.</w:t>
+      </w:r>
+    </w:p>
+    <w:p>
+      <w:pPr>
+        <w:pStyle w:val="ListParagraph"/>
+        <w:ind w:left="1080"/>
+        <w:rPr>
+          <w:color w:val="00B0F0"/>
+          <w:sz w:val="16"/>
+          <w:szCs w:val="16"/>
+        </w:rPr>
+      </w:pPr>
+      <w:r>
+        <w:rPr>
+          <w:color w:val="00B0F0"/>
+          <w:sz w:val="16"/>
+          <w:szCs w:val="16"/>
+        </w:rPr>
+        <w:t>Then using revers</w:t>
+      </w:r>
+      <w:r>
+        <w:rPr>
+          <w:color w:val="00B0F0"/>
+          <w:sz w:val="16"/>
+          <w:szCs w:val="16"/>
+        </w:rPr>
+        <w:t>e</w:t>
+      </w:r>
+      <w:r>
+        <w:rPr>
+          <w:color w:val="00B0F0"/>
+          <w:sz w:val="16"/>
+          <w:szCs w:val="16"/>
+        </w:rPr>
+        <w:t>-proxy it will send the request to the Internal Load balancer.</w:t>
+      </w:r>
+      <w:r>
+        <w:rPr>
+          <w:color w:val="00B0F0"/>
+          <w:sz w:val="16"/>
+          <w:szCs w:val="16"/>
+        </w:rPr>
+        <w:t xml:space="preserve">Later internal ALB will sent that request to healthy target of  BE-Tg1:5000 . </w:t>
+      </w:r>
+    </w:p>
+    <w:p>
+      <w:pPr>
+        <w:pStyle w:val="ListParagraph"/>
+        <w:ind w:left="1080"/>
+        <w:rPr>
+          <w:color w:val="00B0F0"/>
+          <w:sz w:val="16"/>
+          <w:szCs w:val="16"/>
+        </w:rPr>
+      </w:pPr>
+      <w:r>
+        <w:rPr>
+          <w:color w:val="00B0F0"/>
+          <w:sz w:val="16"/>
+          <w:szCs w:val="16"/>
+        </w:rPr>
+        <w:t>Finally the request will reach to backend destination server at port:5000</w:t>
+      </w:r>
+      <w:r>
+        <w:rPr>
+          <w:color w:val="00B0F0"/>
+          <w:sz w:val="16"/>
+          <w:szCs w:val="16"/>
+        </w:rPr>
+        <w:t>.</w:t>
+      </w:r>
+    </w:p>
+    <w:p>
+      <w:pPr>
+        <w:pStyle w:val="ListParagraph"/>
+        <w:ind w:left="1080"/>
+        <w:rPr>
+          <w:color w:val="FF0000"/>
+          <w:sz w:val="16"/>
+          <w:szCs w:val="16"/>
+        </w:rPr>
+      </w:pPr>
+      <w:r>
+        <w:rPr>
+          <w:color w:val="FF0000"/>
+          <w:sz w:val="16"/>
+          <w:szCs w:val="16"/>
+        </w:rPr>
+        <w:t>if we had not implemented this  reverse-proxy</w:t>
+      </w:r>
+      <w:r>
+        <w:rPr>
+          <w:color w:val="FF0000"/>
+          <w:sz w:val="16"/>
+          <w:szCs w:val="16"/>
+        </w:rPr>
+        <w:t xml:space="preserve"> , then all request from </w:t>
+      </w:r>
+      <w:r>
+        <w:rPr>
+          <w:color w:val="FF0000"/>
+          <w:sz w:val="16"/>
+          <w:szCs w:val="16"/>
+        </w:rPr>
+        <w:t xml:space="preserve"> browser would </w:t>
+      </w:r>
+      <w:r>
+        <w:rPr>
+          <w:color w:val="FF0000"/>
+          <w:sz w:val="16"/>
+          <w:szCs w:val="16"/>
+        </w:rPr>
+        <w:t xml:space="preserve">will try to send request to </w:t>
+      </w:r>
+      <w:r>
+        <w:rPr>
+          <w:color w:val="FF0000"/>
+          <w:sz w:val="16"/>
+          <w:szCs w:val="16"/>
+        </w:rPr>
+        <w:t xml:space="preserve"> backend private ip . which is not possible. </w:t>
+      </w:r>
+    </w:p>
+    <w:p>
+      <w:pPr>
+        <w:pStyle w:val="ListParagraph"/>
+        <w:ind w:left="1080"/>
+        <w:rPr>
+          <w:color w:val="FF0000"/>
+          <w:sz w:val="16"/>
+          <w:szCs w:val="16"/>
+        </w:rPr>
+      </w:pPr>
+      <w:r>
+        <w:rPr>
+          <w:color w:val="FF0000"/>
+          <w:sz w:val="16"/>
+          <w:szCs w:val="16"/>
+        </w:rPr>
+        <w:t xml:space="preserve">But using </w:t>
+      </w:r>
+      <w:r>
+        <w:rPr>
+          <w:color w:val="FF0000"/>
+          <w:sz w:val="16"/>
+          <w:szCs w:val="16"/>
+        </w:rPr>
+        <w:t>proxy the front end allows the traffic to</w:t>
+      </w:r>
+      <w:r>
+        <w:rPr>
+          <w:color w:val="FF0000"/>
+          <w:sz w:val="16"/>
+          <w:szCs w:val="16"/>
+        </w:rPr>
+        <w:t xml:space="preserve"> the </w:t>
+      </w:r>
+      <w:r>
+        <w:rPr>
+          <w:color w:val="FF0000"/>
+          <w:sz w:val="16"/>
+          <w:szCs w:val="16"/>
+        </w:rPr>
+        <w:t xml:space="preserve">pvt </w:t>
+      </w:r>
+      <w:r>
+        <w:rPr>
+          <w:color w:val="FF0000"/>
+          <w:sz w:val="16"/>
+          <w:szCs w:val="16"/>
+        </w:rPr>
+        <w:t>backend</w:t>
+      </w:r>
+      <w:r>
+        <w:rPr>
+          <w:color w:val="FF0000"/>
+          <w:sz w:val="16"/>
+          <w:szCs w:val="16"/>
+        </w:rPr>
+        <w:t xml:space="preserve"> server  via frontend private server.</w:t>
+      </w:r>
+    </w:p>
+    <w:p>
+      <w:pPr>
+        <w:pStyle w:val="ListParagraph"/>
+        <w:ind w:left="1080"/>
+      </w:pPr>
+    </w:p>
+    <w:p>
+      <w:pPr>
+        <w:pStyle w:val="ListParagraph"/>
+        <w:numPr>
+          <w:ilvl w:val="0"/>
+          <w:numId w:val="6"/>
+        </w:numPr>
+      </w:pPr>
+      <w:r>
+        <w:t xml:space="preserve">Now run </w:t>
+      </w:r>
+      <w:r>
+        <w:sym w:font="Wingdings" w:char="F0E0"/>
+      </w:r>
+      <w:r>
+        <w:t xml:space="preserve"> #systemctl  start nginx</w:t>
+      </w:r>
+    </w:p>
+    <w:p>
+      <w:pPr>
+        <w:pStyle w:val="ListParagraph"/>
+        <w:numPr>
+          <w:ilvl w:val="0"/>
+          <w:numId w:val="6"/>
+        </w:numPr>
+      </w:pPr>
+      <w:r>
+        <w:t xml:space="preserve">Again </w:t>
+      </w:r>
+      <w:r>
+        <w:sym w:font="Wingdings" w:char="F0E0"/>
+      </w:r>
+      <w:r>
+        <w:t>#systemctl enable nginx</w:t>
+      </w:r>
+      <w:r>
+        <w:t xml:space="preserve">   (to support autostart on server reboot)</w:t>
+      </w:r>
+    </w:p>
+    <w:p>
+      <w:pPr>
+        <w:pStyle w:val="ListParagraph"/>
+        <w:numPr>
+          <w:ilvl w:val="0"/>
+          <w:numId w:val="6"/>
+        </w:numPr>
+      </w:pPr>
+      <w:r>
+        <w:t>For testing ,try to fetch the data from backend</w:t>
+      </w:r>
+    </w:p>
+    <w:p>
+      <w:pPr>
+        <w:pStyle w:val="ListParagraph"/>
+        <w:ind w:left="1080"/>
+        <w:rPr>
+          <w:rFonts w:ascii="Consolas" w:eastAsia="Times New Roman" w:hAnsi="Consolas" w:cs="Times New Roman"/>
+          <w:b/>
+          <w:sz w:val="18"/>
+          <w:szCs w:val="18"/>
+        </w:rPr>
+      </w:pPr>
+      <w:r>
+        <w:t>#</w:t>
+      </w:r>
+      <w:r>
+        <w:t xml:space="preserve"> </w:t>
+      </w:r>
+      <w:r>
+        <w:rPr>
+          <w:rFonts w:ascii="Consolas" w:eastAsia="Times New Roman" w:hAnsi="Consolas" w:cs="Times New Roman"/>
+          <w:b/>
+          <w:sz w:val="18"/>
+          <w:szCs w:val="18"/>
+        </w:rPr>
+        <w:t xml:space="preserve">curl -X GET </w:t>
+      </w:r>
+      <w:hyperlink r:id="rId16" w:history="1">
+        <w:r>
+          <w:rPr>
+            <w:rStyle w:val="Hyperlink"/>
+            <w:rFonts w:ascii="Consolas" w:eastAsia="Times New Roman" w:hAnsi="Consolas" w:cs="Times New Roman"/>
+            <w:b/>
+            <w:sz w:val="18"/>
+            <w:szCs w:val="18"/>
+          </w:rPr>
+          <w:t>http://backend-server-private-ip:5000/users</w:t>
+        </w:r>
+      </w:hyperlink>
+    </w:p>
+    <w:p>
+      <w:pPr>
+        <w:pStyle w:val="ListParagraph"/>
+        <w:ind w:left="1080"/>
+        <w:rPr>
+          <w:b/>
+        </w:rPr>
+      </w:pPr>
+      <w:r>
+        <w:rPr>
+          <w:rFonts w:ascii="Consolas" w:eastAsia="Times New Roman" w:hAnsi="Consolas" w:cs="Times New Roman"/>
+          <w:b/>
+          <w:sz w:val="18"/>
+          <w:szCs w:val="18"/>
+        </w:rPr>
+        <w:t xml:space="preserve">If its fetching data it means it </w:t>
+      </w:r>
+      <w:r>
+        <w:rPr>
+          <w:rFonts w:ascii="Consolas" w:eastAsia="Times New Roman" w:hAnsi="Consolas" w:cs="Times New Roman"/>
+          <w:b/>
+          <w:sz w:val="18"/>
+          <w:szCs w:val="18"/>
+        </w:rPr>
+        <w:t>backend is working properly</w:t>
+      </w:r>
+    </w:p>
+    <w:p>
+      <w:pPr>
+        <w:rPr>
+          <w:b/>
+          <w:highlight w:val="lightGray"/>
+        </w:rPr>
+      </w:pPr>
+    </w:p>
+    <w:p>
+      <w:pPr>
+        <w:rPr>
+          <w:b/>
+          <w:highlight w:val="lightGray"/>
+        </w:rPr>
+      </w:pPr>
+    </w:p>
+    <w:p>
+      <w:pPr>
+        <w:rPr>
+          <w:b/>
+          <w:highlight w:val="lightGray"/>
+        </w:rPr>
+      </w:pPr>
+    </w:p>
+    <w:p>
+      <w:pPr>
+        <w:rPr>
+          <w:highlight w:val="lightGray"/>
+        </w:rPr>
+      </w:pPr>
+    </w:p>
+    <w:p>
+      <w:pPr>
+        <w:rPr>
+          <w:highlight w:val="lightGray"/>
+        </w:rPr>
+      </w:pPr>
+    </w:p>
+    <w:p>
+      <w:pPr>
+        <w:rPr>
+          <w:highlight w:val="lightGray"/>
+        </w:rPr>
+      </w:pPr>
+    </w:p>
+    <w:p>
+      <w:pPr>
+        <w:rPr>
+          <w:highlight w:val="lightGray"/>
+        </w:rPr>
+      </w:pPr>
+    </w:p>
+    <w:p>
+      <w:r>
+        <w:rPr>
+          <w:highlight w:val="lightGray"/>
+        </w:rPr>
+        <w:lastRenderedPageBreak/>
+        <w:t>Create AMI and</w:t>
+      </w:r>
+      <w:r>
+        <w:rPr>
+          <w:highlight w:val="lightGray"/>
+        </w:rPr>
+        <w:t xml:space="preserve"> L</w:t>
+      </w:r>
+      <w:r>
+        <w:rPr>
+          <w:highlight w:val="lightGray"/>
+        </w:rPr>
+        <w:t>aunch</w:t>
+      </w:r>
+      <w:r>
+        <w:rPr>
+          <w:highlight w:val="lightGray"/>
+        </w:rPr>
+        <w:t xml:space="preserve"> Template </w:t>
+      </w:r>
+      <w:r>
+        <w:rPr>
+          <w:highlight w:val="lightGray"/>
+        </w:rPr>
+        <w:t>–</w:t>
+      </w:r>
+    </w:p>
+    <w:p>
+      <w:pPr>
+        <w:ind w:left="720"/>
+        <w:rPr>
+          <w:b/>
+        </w:rPr>
+      </w:pPr>
+      <w:r>
+        <w:rPr>
+          <w:b/>
+        </w:rPr>
+        <w:t xml:space="preserve">[Before creating LT , make sure </w:t>
+      </w:r>
+      <w:r>
+        <w:rPr>
+          <w:b/>
+        </w:rPr>
+        <w:t xml:space="preserve">the </w:t>
+      </w:r>
+      <w:r>
+        <w:rPr>
+          <w:b/>
+        </w:rPr>
+        <w:t xml:space="preserve"> Frontend and backend</w:t>
+      </w:r>
+      <w:r>
+        <w:rPr>
+          <w:b/>
+        </w:rPr>
+        <w:t xml:space="preserve"> </w:t>
+      </w:r>
+      <w:r>
+        <w:rPr>
+          <w:b/>
+        </w:rPr>
+        <w:t>services</w:t>
+      </w:r>
+      <w:r>
+        <w:rPr>
+          <w:b/>
+        </w:rPr>
+        <w:t xml:space="preserve"> are running ie nginx , python .  </w:t>
+      </w:r>
+      <w:r>
+        <w:rPr>
+          <w:b/>
+        </w:rPr>
+        <w:t>also make sure you configured the services in such a way it will autostart</w:t>
+      </w:r>
+      <w:r>
+        <w:rPr>
+          <w:b/>
+        </w:rPr>
+        <w:t xml:space="preserve"> the services</w:t>
+      </w:r>
+      <w:r>
+        <w:rPr>
+          <w:b/>
+        </w:rPr>
+        <w:t xml:space="preserve"> everytime there is a reboot , deploy new ins</w:t>
+      </w:r>
+      <w:r>
+        <w:rPr>
+          <w:b/>
+        </w:rPr>
+        <w:t>tance</w:t>
+      </w:r>
+      <w:r>
+        <w:rPr>
+          <w:b/>
+        </w:rPr>
+        <w:t xml:space="preserve"> via ASG</w:t>
+      </w:r>
+      <w:r>
+        <w:rPr>
+          <w:b/>
+        </w:rPr>
+        <w:t>,system chrash or new sess</w:t>
+      </w:r>
+      <w:r>
+        <w:rPr>
+          <w:b/>
+        </w:rPr>
+        <w:t>ion</w:t>
+      </w:r>
+    </w:p>
+    <w:p>
+      <w:pPr>
+        <w:ind w:left="720"/>
+        <w:rPr>
+          <w:b/>
+        </w:rPr>
+      </w:pPr>
+      <w:r>
+        <w:rPr>
+          <w:b/>
+        </w:rPr>
+        <w:t>For</w:t>
+      </w:r>
+      <w:r>
+        <w:rPr>
+          <w:b/>
+        </w:rPr>
+        <w:t xml:space="preserve"> ex </w:t>
+      </w:r>
+      <w:r>
+        <w:rPr>
+          <w:b/>
+        </w:rPr>
+        <w:t xml:space="preserve"> nginx </w:t>
+      </w:r>
+      <w:r>
+        <w:rPr>
+          <w:b/>
+          <w:color w:val="00B0F0"/>
+        </w:rPr>
+        <w:t>#</w:t>
+      </w:r>
+      <w:r>
+        <w:rPr>
+          <w:b/>
+          <w:color w:val="00B0F0"/>
+        </w:rPr>
+        <w:t>systemctl enable ngi</w:t>
+      </w:r>
+      <w:r>
+        <w:rPr>
+          <w:b/>
+          <w:color w:val="00B0F0"/>
+        </w:rPr>
+        <w:t>nx</w:t>
+      </w:r>
+      <w:r>
+        <w:rPr>
+          <w:b/>
+        </w:rPr>
+        <w:t xml:space="preserve"> </w:t>
+      </w:r>
+      <w:r>
+        <w:rPr>
+          <w:b/>
+        </w:rPr>
+        <w:t>]</w:t>
+      </w:r>
+    </w:p>
+    <w:p>
+      <w:pPr>
+        <w:ind w:left="720"/>
+        <w:rPr>
+          <w:b/>
+          <w:color w:val="FF0000"/>
+        </w:rPr>
+      </w:pPr>
+      <w:r>
+        <w:rPr>
+          <w:b/>
+          <w:color w:val="FF0000"/>
+        </w:rPr>
+        <w:t>[</w:t>
+      </w:r>
+      <w:r>
+        <w:rPr>
+          <w:b/>
+          <w:color w:val="FF0000"/>
+        </w:rPr>
+        <w:t>don’t create LT directly from running instance , first create AMI -&gt;LT-&gt;then attach to ASG</w:t>
+      </w:r>
+      <w:r>
+        <w:rPr>
+          <w:b/>
+          <w:color w:val="FF0000"/>
+        </w:rPr>
+        <w:t>]</w:t>
+      </w:r>
+    </w:p>
+    <w:p>
+      <w:pPr>
+        <w:pStyle w:val="ListParagraph"/>
+        <w:numPr>
+          <w:ilvl w:val="0"/>
+          <w:numId w:val="6"/>
+        </w:numPr>
+        <w:rPr>
+          <w:b/>
+        </w:rPr>
+      </w:pPr>
+      <w:r>
+        <w:t>Select</w:t>
+      </w:r>
+      <w:r>
+        <w:t xml:space="preserve">  Frontend-az1</w:t>
+      </w:r>
+      <w:r>
+        <w:t xml:space="preserve"> server &gt;AMI&gt;Launch T</w:t>
+      </w:r>
+      <w:r>
+        <w:t>emplate</w:t>
+      </w:r>
+      <w:r>
+        <w:t xml:space="preserve"> (select desired vpc,subnets azs for deployment)</w:t>
+      </w:r>
+      <w:r>
+        <w:t>&gt;Frontend-LT</w:t>
+      </w:r>
+    </w:p>
+    <w:p>
+      <w:pPr>
+        <w:pStyle w:val="ListParagraph"/>
+        <w:numPr>
+          <w:ilvl w:val="0"/>
+          <w:numId w:val="6"/>
+        </w:numPr>
+        <w:rPr>
+          <w:b/>
+        </w:rPr>
+      </w:pPr>
+      <w:r>
+        <w:t xml:space="preserve">Using Frontend-LT deploy another frontend server in </w:t>
+      </w:r>
+      <w:r>
+        <w:rPr>
+          <w:b/>
+          <w:sz w:val="18"/>
+          <w:szCs w:val="18"/>
+        </w:rPr>
+        <w:t>Private-subnet-4-az2</w:t>
+      </w:r>
+      <w:r>
+        <w:rPr>
+          <w:b/>
+          <w:sz w:val="18"/>
+          <w:szCs w:val="18"/>
+        </w:rPr>
+        <w:t>.</w:t>
+      </w:r>
+    </w:p>
+    <w:p>
+      <w:pPr>
+        <w:pStyle w:val="ListParagraph"/>
+        <w:numPr>
+          <w:ilvl w:val="0"/>
+          <w:numId w:val="6"/>
+        </w:numPr>
+        <w:rPr>
+          <w:b/>
+        </w:rPr>
+      </w:pPr>
+      <w:r>
+        <w:t>Then do for Backend-az1 server&gt;AMI&gt;Launch Template</w:t>
+      </w:r>
+      <w:r>
+        <w:t>&gt;Backend-LT</w:t>
+      </w:r>
+    </w:p>
+    <w:p>
+      <w:pPr>
+        <w:pStyle w:val="ListParagraph"/>
+        <w:numPr>
+          <w:ilvl w:val="0"/>
+          <w:numId w:val="6"/>
+        </w:numPr>
+        <w:rPr>
+          <w:b/>
+        </w:rPr>
+      </w:pPr>
+      <w:r>
+        <w:t xml:space="preserve">Using Backend-LT deploy another frontend server in </w:t>
+      </w:r>
+      <w:r>
+        <w:rPr>
+          <w:b/>
+          <w:sz w:val="18"/>
+          <w:szCs w:val="18"/>
+        </w:rPr>
+        <w:t>Private-subnet-4-az2</w:t>
+      </w:r>
+      <w:r>
+        <w:rPr>
+          <w:b/>
+          <w:sz w:val="18"/>
+          <w:szCs w:val="18"/>
+        </w:rPr>
+        <w:t>.</w:t>
+      </w:r>
+    </w:p>
+    <w:p>
+      <w:pPr>
+        <w:pStyle w:val="ListParagraph"/>
+        <w:ind w:left="360"/>
+        <w:rPr>
+          <w:b/>
+        </w:rPr>
+      </w:pPr>
+    </w:p>
+    <w:p>
+      <w:pPr>
+        <w:pStyle w:val="ListParagraph"/>
+        <w:ind w:left="360"/>
+        <w:rPr>
+          <w:b/>
+        </w:rPr>
+      </w:pPr>
+      <w:r>
+        <w:rPr>
+          <w:b/>
+          <w:noProof/>
+          <w:sz w:val="18"/>
+          <w:szCs w:val="18"/>
+        </w:rPr>
+        <w:drawing>
+          <wp:inline distT="0" distB="0" distL="0" distR="0">
+            <wp:extent cx="5276616" cy="1122352"/>
+            <wp:effectExtent l="19050" t="0" r="234" b="0"/>
+            <wp:docPr id="14" name="Picture 7"/>
+            <wp:cNvGraphicFramePr>
+              <a:graphicFrameLocks xmlns:a="http://schemas.openxmlformats.org/drawingml/2006/main" noChangeAspect="1"/>
+            </wp:cNvGraphicFramePr>
+            <a:graphic xmlns:a="http://schemas.openxmlformats.org/drawingml/2006/main">
+              <a:graphicData uri="http://schemas.openxmlformats.org/drawingml/2006/picture">
+                <pic:pic xmlns:pic="http://schemas.openxmlformats.org/drawingml/2006/picture">
+                  <pic:nvPicPr>
+                    <pic:cNvPr id="0" name="Picture 7"/>
+                    <pic:cNvPicPr>
+                      <a:picLocks noChangeAspect="1" noChangeArrowheads="1"/>
+                    </pic:cNvPicPr>
+                  </pic:nvPicPr>
+                  <pic:blipFill>
+                    <a:blip r:embed="rId17"/>
+                    <a:srcRect/>
+                    <a:stretch>
+                      <a:fillRect/>
+                    </a:stretch>
+                  </pic:blipFill>
+                  <pic:spPr bwMode="auto">
+                    <a:xfrm>
+                      <a:off x="0" y="0"/>
+                      <a:ext cx="5285031" cy="1124142"/>
+                    </a:xfrm>
+                    <a:prstGeom prst="rect">
+                      <a:avLst/>
+                    </a:prstGeom>
+                    <a:noFill/>
+                    <a:ln w="9525">
+                      <a:noFill/>
+                      <a:miter lim="800000"/>
+                      <a:headEnd/>
+                      <a:tailEnd/>
+                    </a:ln>
+                  </pic:spPr>
+                </pic:pic>
+              </a:graphicData>
+            </a:graphic>
+          </wp:inline>
+        </w:drawing>
+      </w:r>
+    </w:p>
+    <w:p>
+      <w:pPr>
+        <w:pStyle w:val="ListParagraph"/>
+        <w:ind w:left="1080"/>
+        <w:rPr>
+          <w:b/>
+        </w:rPr>
+      </w:pPr>
+    </w:p>
+    <w:p>
+      <w:r>
+        <w:rPr>
+          <w:highlight w:val="lightGray"/>
+        </w:rPr>
+        <w:t>Configure Load Balancer</w:t>
+      </w:r>
+    </w:p>
+    <w:p>
+      <w:pPr>
+        <w:rPr>
+          <w:b/>
+        </w:rPr>
+      </w:pPr>
+      <w:r>
+        <w:rPr>
+          <w:b/>
+        </w:rPr>
+        <w:tab/>
+        <w:t>Internal load balancer</w:t>
+      </w:r>
+      <w:r>
+        <w:rPr>
+          <w:b/>
+        </w:rPr>
+        <w:t xml:space="preserve"> for B</w:t>
+      </w:r>
+      <w:r>
+        <w:rPr>
+          <w:b/>
+        </w:rPr>
+        <w:t>ackend server HA</w:t>
+      </w:r>
+      <w:r>
+        <w:rPr>
+          <w:b/>
+        </w:rPr>
+        <w:t>:</w:t>
+      </w:r>
+    </w:p>
+    <w:p>
+      <w:pPr>
+        <w:pStyle w:val="ListParagraph"/>
+        <w:numPr>
+          <w:ilvl w:val="1"/>
+          <w:numId w:val="6"/>
+        </w:numPr>
+        <w:rPr>
+          <w:b/>
+        </w:rPr>
+      </w:pPr>
+      <w:r>
+        <w:t xml:space="preserve">Create a target group </w:t>
+      </w:r>
+      <w:r>
+        <w:t>BE-Tg1</w:t>
+      </w:r>
+      <w:r>
+        <w:t>, port :5000</w:t>
+      </w:r>
+      <w:r>
+        <w:t>(select the</w:t>
+      </w:r>
+      <w:r>
+        <w:t xml:space="preserve"> two backend server</w:t>
+      </w:r>
+      <w:r>
+        <w:t xml:space="preserve"> from both AZs</w:t>
+      </w:r>
+      <w:r>
+        <w:t>)</w:t>
+      </w:r>
+    </w:p>
+    <w:p>
+      <w:pPr>
+        <w:pStyle w:val="ListParagraph"/>
+        <w:numPr>
+          <w:ilvl w:val="1"/>
+          <w:numId w:val="6"/>
+        </w:numPr>
+        <w:rPr>
+          <w:b/>
+        </w:rPr>
+      </w:pPr>
+      <w:r>
+        <w:t xml:space="preserve">Give path </w:t>
+      </w:r>
+      <w:r>
+        <w:t>‘</w:t>
+      </w:r>
+      <w:r>
+        <w:t>/</w:t>
+      </w:r>
+      <w:r>
+        <w:t>’</w:t>
+      </w:r>
+      <w:r>
+        <w:t>, http</w:t>
+      </w:r>
+      <w:r>
+        <w:t xml:space="preserve"> protocol</w:t>
+      </w:r>
+      <w:r>
+        <w:t xml:space="preserve"> and port :5000 </w:t>
+      </w:r>
+      <w:r>
+        <w:t>(cause python flask running on port 5000)</w:t>
+      </w:r>
+      <w:r>
+        <w:t xml:space="preserve"> and it will check the port health</w:t>
+      </w:r>
+      <w:r>
+        <w:t xml:space="preserve"> to distribute the traffic</w:t>
+      </w:r>
+      <w:r>
+        <w:t>.</w:t>
+      </w:r>
+    </w:p>
+    <w:p>
+      <w:pPr>
+        <w:pStyle w:val="ListParagraph"/>
+        <w:numPr>
+          <w:ilvl w:val="1"/>
+          <w:numId w:val="6"/>
+        </w:numPr>
+        <w:rPr>
+          <w:b/>
+        </w:rPr>
+      </w:pPr>
+      <w:r>
+        <w:t xml:space="preserve">Now create an application load balancer(ALB) </w:t>
+      </w:r>
+      <w:r>
+        <w:rPr>
+          <w:b/>
+        </w:rPr>
+        <w:t>internal-facing</w:t>
+      </w:r>
+      <w:r>
+        <w:t xml:space="preserve"> </w:t>
+      </w:r>
+      <w:r>
+        <w:t>configure port 5000</w:t>
+      </w:r>
+      <w:r>
+        <w:t>.</w:t>
+      </w:r>
+    </w:p>
+    <w:p>
+      <w:pPr>
+        <w:pStyle w:val="ListParagraph"/>
+        <w:numPr>
+          <w:ilvl w:val="1"/>
+          <w:numId w:val="6"/>
+        </w:numPr>
+        <w:rPr>
+          <w:b/>
+        </w:rPr>
+      </w:pPr>
+      <w:r>
+        <w:t>Add target group</w:t>
+      </w:r>
+      <w:r>
+        <w:t xml:space="preserve"> </w:t>
+      </w:r>
+      <w:r>
+        <w:rPr>
+          <w:b/>
+        </w:rPr>
+        <w:t>BE-Tg1</w:t>
+      </w:r>
+      <w:r>
+        <w:t xml:space="preserve"> </w:t>
+      </w:r>
+      <w:r>
+        <w:t>and create internal</w:t>
+      </w:r>
+      <w:r>
+        <w:t xml:space="preserve"> load balancer</w:t>
+      </w:r>
+      <w:r>
+        <w:t xml:space="preserve"> </w:t>
+      </w:r>
+      <w:r>
+        <w:rPr>
+          <w:b/>
+        </w:rPr>
+        <w:t>internal-dns</w:t>
+      </w:r>
+      <w:r>
+        <w:t>.</w:t>
+      </w:r>
+    </w:p>
+    <w:p>
+      <w:pPr>
+        <w:pStyle w:val="ListParagraph"/>
+        <w:ind w:left="1800"/>
+        <w:rPr>
+          <w:b/>
+        </w:rPr>
+      </w:pPr>
+      <w:r>
+        <w:rPr>
+          <w:b/>
+          <w:noProof/>
+        </w:rPr>
+        <w:drawing>
+          <wp:inline distT="0" distB="0" distL="0" distR="0">
+            <wp:extent cx="2064413" cy="929491"/>
+            <wp:effectExtent l="19050" t="0" r="0" b="0"/>
+            <wp:docPr id="10" name="Picture 10"/>
+            <wp:cNvGraphicFramePr>
+              <a:graphicFrameLocks xmlns:a="http://schemas.openxmlformats.org/drawingml/2006/main" noChangeAspect="1"/>
+            </wp:cNvGraphicFramePr>
+            <a:graphic xmlns:a="http://schemas.openxmlformats.org/drawingml/2006/main">
+              <a:graphicData uri="http://schemas.openxmlformats.org/drawingml/2006/picture">
+                <pic:pic xmlns:pic="http://schemas.openxmlformats.org/drawingml/2006/picture">
+                  <pic:nvPicPr>
+                    <pic:cNvPr id="0" name="Picture 10"/>
+                    <pic:cNvPicPr>
+                      <a:picLocks noChangeAspect="1" noChangeArrowheads="1"/>
+                    </pic:cNvPicPr>
+                  </pic:nvPicPr>
+                  <pic:blipFill>
+                    <a:blip r:embed="rId18" cstate="print"/>
+                    <a:srcRect/>
+                    <a:stretch>
+                      <a:fillRect/>
+                    </a:stretch>
+                  </pic:blipFill>
+                  <pic:spPr bwMode="auto">
+                    <a:xfrm>
+                      <a:off x="0" y="0"/>
+                      <a:ext cx="2066549" cy="930453"/>
+                    </a:xfrm>
+                    <a:prstGeom prst="rect">
+                      <a:avLst/>
+                    </a:prstGeom>
+                    <a:noFill/>
+                    <a:ln w="9525">
+                      <a:noFill/>
+                      <a:miter lim="800000"/>
+                      <a:headEnd/>
+                      <a:tailEnd/>
+                    </a:ln>
+                  </pic:spPr>
+                </pic:pic>
+              </a:graphicData>
+            </a:graphic>
+          </wp:inline>
+        </w:drawing>
+      </w:r>
+      <w:r>
+        <w:rPr>
+          <w:b/>
+          <w:noProof/>
+        </w:rPr>
+        <w:t xml:space="preserve">  </w:t>
+      </w:r>
+      <w:r>
+        <w:rPr>
+          <w:b/>
+          <w:noProof/>
+        </w:rPr>
+        <w:drawing>
+          <wp:inline distT="0" distB="0" distL="0" distR="0">
+            <wp:extent cx="2607261" cy="886351"/>
+            <wp:effectExtent l="19050" t="0" r="2589" b="0"/>
+            <wp:docPr id="11" name="Picture 7"/>
+            <wp:cNvGraphicFramePr>
+              <a:graphicFrameLocks xmlns:a="http://schemas.openxmlformats.org/drawingml/2006/main" noChangeAspect="1"/>
+            </wp:cNvGraphicFramePr>
+            <a:graphic xmlns:a="http://schemas.openxmlformats.org/drawingml/2006/main">
+              <a:graphicData uri="http://schemas.openxmlformats.org/drawingml/2006/picture">
+                <pic:pic xmlns:pic="http://schemas.openxmlformats.org/drawingml/2006/picture">
+                  <pic:nvPicPr>
+                    <pic:cNvPr id="0" name="Picture 7"/>
+                    <pic:cNvPicPr>
+                      <a:picLocks noChangeAspect="1" noChangeArrowheads="1"/>
+                    </pic:cNvPicPr>
+                  </pic:nvPicPr>
+                  <pic:blipFill>
+                    <a:blip r:embed="rId19" cstate="print"/>
+                    <a:srcRect/>
+                    <a:stretch>
+                      <a:fillRect/>
+                    </a:stretch>
+                  </pic:blipFill>
+                  <pic:spPr bwMode="auto">
+                    <a:xfrm>
+                      <a:off x="0" y="0"/>
+                      <a:ext cx="2607261" cy="886351"/>
+                    </a:xfrm>
+                    <a:prstGeom prst="rect">
+                      <a:avLst/>
+                    </a:prstGeom>
+                    <a:noFill/>
+                    <a:ln w="9525">
+                      <a:noFill/>
+                      <a:miter lim="800000"/>
+                      <a:headEnd/>
+                      <a:tailEnd/>
+                    </a:ln>
+                  </pic:spPr>
+                </pic:pic>
+              </a:graphicData>
+            </a:graphic>
+          </wp:inline>
+        </w:drawing>
+      </w:r>
+      <w:r>
+        <w:rPr>
+          <w:b/>
+          <w:noProof/>
+        </w:rPr>
+        <w:t xml:space="preserve">                            </w:t>
+      </w:r>
+    </w:p>
+    <w:p>
+      <w:pPr>
+        <w:pStyle w:val="ListParagraph"/>
+        <w:numPr>
+          <w:ilvl w:val="1"/>
+          <w:numId w:val="6"/>
+        </w:numPr>
+        <w:rPr>
+          <w:b/>
+        </w:rPr>
+      </w:pPr>
+      <w:r>
+        <w:t xml:space="preserve">Now  </w:t>
+      </w:r>
+      <w:r>
+        <w:t xml:space="preserve">for test </w:t>
+      </w:r>
+      <w:r>
+        <w:t xml:space="preserve">fetch the data using </w:t>
+      </w:r>
+      <w:r>
+        <w:rPr>
+          <w:b/>
+        </w:rPr>
+        <w:t>internal-alb-dns</w:t>
+      </w:r>
+      <w:r>
+        <w:rPr>
+          <w:b/>
+        </w:rPr>
+        <w:t xml:space="preserve"> </w:t>
+      </w:r>
+      <w:r>
+        <w:t xml:space="preserve"> from </w:t>
+      </w:r>
+      <w:r>
+        <w:rPr>
+          <w:color w:val="FF0000"/>
+        </w:rPr>
+        <w:t>frontend server</w:t>
+      </w:r>
+      <w:r>
+        <w:t>.</w:t>
+      </w:r>
+    </w:p>
+    <w:p>
+      <w:pPr>
+        <w:pStyle w:val="ListParagraph"/>
+        <w:ind w:left="1800"/>
+        <w:rPr>
+          <w:rFonts w:ascii="Consolas" w:eastAsia="Times New Roman" w:hAnsi="Consolas" w:cs="Times New Roman"/>
+          <w:b/>
+          <w:sz w:val="18"/>
+          <w:szCs w:val="18"/>
+        </w:rPr>
+      </w:pPr>
+      <w:r>
+        <w:t xml:space="preserve"># </w:t>
+      </w:r>
+      <w:r>
+        <w:rPr>
+          <w:rFonts w:ascii="Consolas" w:eastAsia="Times New Roman" w:hAnsi="Consolas" w:cs="Times New Roman"/>
+          <w:b/>
+          <w:sz w:val="18"/>
+          <w:szCs w:val="18"/>
+        </w:rPr>
+        <w:t xml:space="preserve">curl -X GET </w:t>
+      </w:r>
+      <w:hyperlink r:id="rId20" w:history="1">
+        <w:r>
+          <w:rPr>
+            <w:rStyle w:val="Hyperlink"/>
+            <w:rFonts w:ascii="Consolas" w:eastAsia="Times New Roman" w:hAnsi="Consolas" w:cs="Times New Roman"/>
+            <w:b/>
+            <w:sz w:val="18"/>
+            <w:szCs w:val="18"/>
+          </w:rPr>
+          <w:t>http://internal-alb-dns/users</w:t>
+        </w:r>
+      </w:hyperlink>
+    </w:p>
+    <w:p>
+      <w:pPr>
+        <w:pStyle w:val="ListParagraph"/>
+        <w:ind w:left="1800"/>
+        <w:rPr>
+          <w:rFonts w:ascii="Consolas" w:eastAsia="Times New Roman" w:hAnsi="Consolas" w:cs="Times New Roman"/>
+          <w:b/>
+          <w:sz w:val="18"/>
+          <w:szCs w:val="18"/>
+        </w:rPr>
+      </w:pPr>
+      <w:r>
+        <w:rPr>
+          <w:rFonts w:ascii="Consolas" w:eastAsia="Times New Roman" w:hAnsi="Consolas" w:cs="Times New Roman"/>
+          <w:b/>
+          <w:noProof/>
+          <w:sz w:val="18"/>
+          <w:szCs w:val="18"/>
+        </w:rPr>
+        <w:lastRenderedPageBreak/>
+        <w:drawing>
+          <wp:inline distT="0" distB="0" distL="0" distR="0">
+            <wp:extent cx="4309275" cy="1396844"/>
+            <wp:effectExtent l="19050" t="0" r="0" b="0"/>
+            <wp:docPr id="4" name="Picture 4"/>
+            <wp:cNvGraphicFramePr>
+              <a:graphicFrameLocks xmlns:a="http://schemas.openxmlformats.org/drawingml/2006/main" noChangeAspect="1"/>
+            </wp:cNvGraphicFramePr>
+            <a:graphic xmlns:a="http://schemas.openxmlformats.org/drawingml/2006/main">
+              <a:graphicData uri="http://schemas.openxmlformats.org/drawingml/2006/picture">
+                <pic:pic xmlns:pic="http://schemas.openxmlformats.org/drawingml/2006/picture">
+                  <pic:nvPicPr>
+                    <pic:cNvPr id="0" name="Picture 4"/>
+                    <pic:cNvPicPr>
+                      <a:picLocks noChangeAspect="1" noChangeArrowheads="1"/>
+                    </pic:cNvPicPr>
+                  </pic:nvPicPr>
+                  <pic:blipFill>
+                    <a:blip r:embed="rId21"/>
+                    <a:srcRect/>
+                    <a:stretch>
+                      <a:fillRect/>
+                    </a:stretch>
+                  </pic:blipFill>
+                  <pic:spPr bwMode="auto">
+                    <a:xfrm>
+                      <a:off x="0" y="0"/>
+                      <a:ext cx="4316978" cy="1399341"/>
+                    </a:xfrm>
+                    <a:prstGeom prst="rect">
+                      <a:avLst/>
+                    </a:prstGeom>
+                    <a:noFill/>
+                    <a:ln w="9525">
+                      <a:noFill/>
+                      <a:miter lim="800000"/>
+                      <a:headEnd/>
+                      <a:tailEnd/>
+                    </a:ln>
+                  </pic:spPr>
+                </pic:pic>
+              </a:graphicData>
+            </a:graphic>
+          </wp:inline>
+        </w:drawing>
+      </w:r>
+    </w:p>
+    <w:p>
+      <w:pPr>
+        <w:pStyle w:val="ListParagraph"/>
+        <w:ind w:left="1800"/>
+        <w:rPr>
+          <w:rFonts w:ascii="Consolas" w:eastAsia="Times New Roman" w:hAnsi="Consolas" w:cs="Times New Roman"/>
+          <w:b/>
+          <w:sz w:val="18"/>
+          <w:szCs w:val="18"/>
+        </w:rPr>
+      </w:pPr>
+    </w:p>
+    <w:p>
+      <w:pPr>
+        <w:pStyle w:val="ListParagraph"/>
+        <w:numPr>
+          <w:ilvl w:val="2"/>
+          <w:numId w:val="6"/>
+        </w:numPr>
+        <w:rPr>
+          <w:rFonts w:ascii="Consolas" w:eastAsia="Times New Roman" w:hAnsi="Consolas" w:cs="Times New Roman"/>
+          <w:b/>
+          <w:color w:val="FF0000"/>
+          <w:sz w:val="18"/>
+          <w:szCs w:val="18"/>
+        </w:rPr>
+      </w:pPr>
+      <w:r>
+        <w:rPr>
+          <w:rFonts w:ascii="Consolas" w:eastAsia="Times New Roman" w:hAnsi="Consolas" w:cs="Times New Roman"/>
+          <w:b/>
+          <w:color w:val="FF0000"/>
+          <w:sz w:val="18"/>
+          <w:szCs w:val="18"/>
+        </w:rPr>
+        <w:t xml:space="preserve">If the test </w:t>
+      </w:r>
+      <w:r>
+        <w:rPr>
+          <w:rFonts w:ascii="Consolas" w:eastAsia="Times New Roman" w:hAnsi="Consolas" w:cs="Times New Roman"/>
+          <w:b/>
+          <w:color w:val="FF0000"/>
+          <w:sz w:val="18"/>
+          <w:szCs w:val="18"/>
+        </w:rPr>
+        <w:t>successful.</w:t>
+      </w:r>
+      <w:r>
+        <w:rPr>
+          <w:rFonts w:ascii="Consolas" w:eastAsia="Times New Roman" w:hAnsi="Consolas" w:cs="Times New Roman"/>
+          <w:b/>
+          <w:color w:val="FF0000"/>
+          <w:sz w:val="18"/>
+          <w:szCs w:val="18"/>
+        </w:rPr>
+        <w:t xml:space="preserve">then </w:t>
+      </w:r>
+      <w:r>
+        <w:rPr>
+          <w:rFonts w:ascii="Consolas" w:eastAsia="Times New Roman" w:hAnsi="Consolas" w:cs="Times New Roman"/>
+          <w:b/>
+          <w:color w:val="FF0000"/>
+          <w:sz w:val="18"/>
+          <w:szCs w:val="18"/>
+        </w:rPr>
+        <w:t xml:space="preserve">update the </w:t>
+      </w:r>
+      <w:r>
+        <w:rPr>
+          <w:rFonts w:ascii="Consolas" w:eastAsia="Times New Roman" w:hAnsi="Consolas" w:cs="Times New Roman"/>
+          <w:b/>
+          <w:color w:val="0070C0"/>
+          <w:sz w:val="18"/>
+          <w:szCs w:val="18"/>
+        </w:rPr>
+        <w:t>internal-alb-dns</w:t>
+      </w:r>
+      <w:r>
+        <w:rPr>
+          <w:rFonts w:ascii="Consolas" w:eastAsia="Times New Roman" w:hAnsi="Consolas" w:cs="Times New Roman"/>
+          <w:b/>
+          <w:color w:val="FF0000"/>
+          <w:sz w:val="18"/>
+          <w:szCs w:val="18"/>
+        </w:rPr>
+        <w:t xml:space="preserve"> link</w:t>
+      </w:r>
+      <w:r>
+        <w:rPr>
+          <w:rFonts w:ascii="Consolas" w:eastAsia="Times New Roman" w:hAnsi="Consolas" w:cs="Times New Roman"/>
+          <w:b/>
+          <w:color w:val="FF0000"/>
+          <w:sz w:val="18"/>
+          <w:szCs w:val="18"/>
+        </w:rPr>
+        <w:t xml:space="preserve"> </w:t>
+      </w:r>
+      <w:r>
+        <w:rPr>
+          <w:rFonts w:ascii="Consolas" w:eastAsia="Times New Roman" w:hAnsi="Consolas" w:cs="Times New Roman"/>
+          <w:b/>
+          <w:color w:val="FF0000"/>
+          <w:sz w:val="18"/>
+          <w:szCs w:val="18"/>
+        </w:rPr>
+        <w:t xml:space="preserve">in </w:t>
+      </w:r>
+      <w:r>
+        <w:rPr>
+          <w:rFonts w:ascii="Consolas" w:eastAsia="Times New Roman" w:hAnsi="Consolas" w:cs="Times New Roman"/>
+          <w:b/>
+          <w:color w:val="000000" w:themeColor="text1"/>
+          <w:sz w:val="18"/>
+          <w:szCs w:val="18"/>
+          <w:highlight w:val="yellow"/>
+        </w:rPr>
+        <w:t>revers_proxy.conf</w:t>
+      </w:r>
+      <w:r>
+        <w:rPr>
+          <w:rFonts w:ascii="Consolas" w:eastAsia="Times New Roman" w:hAnsi="Consolas" w:cs="Times New Roman"/>
+          <w:b/>
+          <w:color w:val="FF0000"/>
+          <w:sz w:val="18"/>
+          <w:szCs w:val="18"/>
+        </w:rPr>
+        <w:t xml:space="preserve"> file</w:t>
+      </w:r>
+      <w:r>
+        <w:rPr>
+          <w:rFonts w:ascii="Consolas" w:eastAsia="Times New Roman" w:hAnsi="Consolas" w:cs="Times New Roman"/>
+          <w:b/>
+          <w:color w:val="FF0000"/>
+          <w:sz w:val="18"/>
+          <w:szCs w:val="18"/>
+        </w:rPr>
+        <w:t xml:space="preserve"> of the </w:t>
+      </w:r>
+      <w:r>
+        <w:rPr>
+          <w:rFonts w:ascii="Consolas" w:eastAsia="Times New Roman" w:hAnsi="Consolas" w:cs="Times New Roman"/>
+          <w:b/>
+          <w:color w:val="FF0000"/>
+          <w:sz w:val="18"/>
+          <w:szCs w:val="18"/>
+        </w:rPr>
+        <w:t>frontend</w:t>
+      </w:r>
+      <w:r>
+        <w:rPr>
+          <w:rFonts w:ascii="Consolas" w:eastAsia="Times New Roman" w:hAnsi="Consolas" w:cs="Times New Roman"/>
+          <w:b/>
+          <w:color w:val="FF0000"/>
+          <w:sz w:val="18"/>
+          <w:szCs w:val="18"/>
+        </w:rPr>
+        <w:t>s</w:t>
+      </w:r>
+      <w:r>
+        <w:rPr>
+          <w:rFonts w:ascii="Consolas" w:eastAsia="Times New Roman" w:hAnsi="Consolas" w:cs="Times New Roman"/>
+          <w:b/>
+          <w:color w:val="FF0000"/>
+          <w:sz w:val="18"/>
+          <w:szCs w:val="18"/>
+        </w:rPr>
+        <w:t xml:space="preserve"> server</w:t>
+      </w:r>
+      <w:r>
+        <w:rPr>
+          <w:rFonts w:ascii="Consolas" w:eastAsia="Times New Roman" w:hAnsi="Consolas" w:cs="Times New Roman"/>
+          <w:b/>
+          <w:color w:val="FF0000"/>
+          <w:sz w:val="18"/>
+          <w:szCs w:val="18"/>
+        </w:rPr>
+        <w:t>.</w:t>
+      </w:r>
+      <w:r>
+        <w:rPr>
+          <w:rFonts w:ascii="Consolas" w:eastAsia="Times New Roman" w:hAnsi="Consolas" w:cs="Times New Roman"/>
+          <w:b/>
+          <w:color w:val="FF0000"/>
+          <w:sz w:val="18"/>
+          <w:szCs w:val="18"/>
+        </w:rPr>
+        <w:t>or you can create new Launc</w:t>
+      </w:r>
+      <w:r>
+        <w:rPr>
+          <w:rFonts w:ascii="Consolas" w:eastAsia="Times New Roman" w:hAnsi="Consolas" w:cs="Times New Roman"/>
+          <w:b/>
+          <w:color w:val="FF0000"/>
+          <w:sz w:val="18"/>
+          <w:szCs w:val="18"/>
+        </w:rPr>
+        <w:t xml:space="preserve">h </w:t>
+      </w:r>
+      <w:r>
+        <w:rPr>
+          <w:rFonts w:ascii="Consolas" w:eastAsia="Times New Roman" w:hAnsi="Consolas" w:cs="Times New Roman"/>
+          <w:b/>
+          <w:color w:val="FF0000"/>
+          <w:sz w:val="18"/>
+          <w:szCs w:val="18"/>
+        </w:rPr>
+        <w:t>Template for backend.</w:t>
+      </w:r>
+    </w:p>
+    <w:p>
+      <w:pPr>
+        <w:pStyle w:val="ListParagraph"/>
+        <w:numPr>
+          <w:ilvl w:val="2"/>
+          <w:numId w:val="6"/>
+        </w:numPr>
+        <w:rPr>
+          <w:b/>
+          <w:color w:val="FF0000"/>
+        </w:rPr>
+      </w:pPr>
+      <w:r>
+        <w:rPr>
+          <w:rFonts w:ascii="Consolas" w:eastAsia="Times New Roman" w:hAnsi="Consolas" w:cs="Times New Roman"/>
+          <w:b/>
+          <w:color w:val="FF0000"/>
+          <w:sz w:val="18"/>
+          <w:szCs w:val="18"/>
+        </w:rPr>
+        <w:t>Otherwise the front</w:t>
+      </w:r>
+      <w:r>
+        <w:rPr>
+          <w:rFonts w:ascii="Consolas" w:eastAsia="Times New Roman" w:hAnsi="Consolas" w:cs="Times New Roman"/>
+          <w:b/>
+          <w:color w:val="FF0000"/>
+          <w:sz w:val="18"/>
+          <w:szCs w:val="18"/>
+        </w:rPr>
+        <w:t>end</w:t>
+      </w:r>
+      <w:r>
+        <w:rPr>
+          <w:rFonts w:ascii="Consolas" w:eastAsia="Times New Roman" w:hAnsi="Consolas" w:cs="Times New Roman"/>
+          <w:b/>
+          <w:color w:val="FF0000"/>
+          <w:sz w:val="18"/>
+          <w:szCs w:val="18"/>
+        </w:rPr>
+        <w:t xml:space="preserve"> will always point to </w:t>
+      </w:r>
+      <w:r>
+        <w:rPr>
+          <w:rFonts w:ascii="Consolas" w:eastAsia="Times New Roman" w:hAnsi="Consolas" w:cs="Times New Roman"/>
+          <w:b/>
+          <w:color w:val="FF0000"/>
+          <w:sz w:val="18"/>
+          <w:szCs w:val="18"/>
+        </w:rPr>
+        <w:t>fixed private</w:t>
+      </w:r>
+      <w:r>
+        <w:rPr>
+          <w:rFonts w:ascii="Consolas" w:eastAsia="Times New Roman" w:hAnsi="Consolas" w:cs="Times New Roman"/>
+          <w:b/>
+          <w:color w:val="FF0000"/>
+          <w:sz w:val="18"/>
+          <w:szCs w:val="18"/>
+        </w:rPr>
+        <w:t xml:space="preserve"> backend</w:t>
+      </w:r>
+      <w:r>
+        <w:rPr>
+          <w:rFonts w:ascii="Consolas" w:eastAsia="Times New Roman" w:hAnsi="Consolas" w:cs="Times New Roman"/>
+          <w:b/>
+          <w:color w:val="FF0000"/>
+          <w:sz w:val="18"/>
+          <w:szCs w:val="18"/>
+        </w:rPr>
+        <w:t xml:space="preserve"> server ip ,as a result </w:t>
+      </w:r>
+      <w:r>
+        <w:rPr>
+          <w:rFonts w:ascii="Consolas" w:eastAsia="Times New Roman" w:hAnsi="Consolas" w:cs="Times New Roman"/>
+          <w:b/>
+          <w:color w:val="FF0000"/>
+          <w:sz w:val="18"/>
+          <w:szCs w:val="18"/>
+        </w:rPr>
+        <w:t xml:space="preserve"> the load balancer will not work</w:t>
+      </w:r>
+      <w:r>
+        <w:rPr>
+          <w:rFonts w:ascii="Consolas" w:eastAsia="Times New Roman" w:hAnsi="Consolas" w:cs="Times New Roman"/>
+          <w:b/>
+          <w:color w:val="FF0000"/>
+          <w:sz w:val="18"/>
+          <w:szCs w:val="18"/>
+        </w:rPr>
+        <w:t xml:space="preserve"> properly</w:t>
+      </w:r>
+    </w:p>
+    <w:p>
+      <w:pPr>
+        <w:pStyle w:val="ListParagraph"/>
+        <w:numPr>
+          <w:ilvl w:val="2"/>
+          <w:numId w:val="6"/>
+        </w:numPr>
+        <w:rPr>
+          <w:b/>
+          <w:color w:val="FF0000"/>
+        </w:rPr>
+      </w:pPr>
+      <w:r>
+        <w:rPr>
+          <w:rFonts w:ascii="Consolas" w:eastAsia="Times New Roman" w:hAnsi="Consolas" w:cs="Times New Roman"/>
+          <w:b/>
+          <w:color w:val="FF0000"/>
+          <w:sz w:val="18"/>
+          <w:szCs w:val="18"/>
+        </w:rPr>
+        <w:t xml:space="preserve">Also update </w:t>
+      </w:r>
+      <w:r>
+        <w:rPr>
+          <w:rFonts w:ascii="Consolas" w:eastAsia="Times New Roman" w:hAnsi="Consolas" w:cs="Times New Roman"/>
+          <w:b/>
+          <w:color w:val="000000" w:themeColor="text1"/>
+          <w:sz w:val="18"/>
+          <w:szCs w:val="18"/>
+          <w:highlight w:val="green"/>
+        </w:rPr>
+        <w:t>Frontend-LT</w:t>
+      </w:r>
+      <w:r>
+        <w:rPr>
+          <w:rFonts w:ascii="Consolas" w:eastAsia="Times New Roman" w:hAnsi="Consolas" w:cs="Times New Roman"/>
+          <w:b/>
+          <w:color w:val="FF0000"/>
+          <w:sz w:val="18"/>
+          <w:szCs w:val="18"/>
+        </w:rPr>
+        <w:t xml:space="preserve"> or else it will contain the old </w:t>
+      </w:r>
+      <w:r>
+        <w:rPr>
+          <w:rFonts w:ascii="Consolas" w:eastAsia="Times New Roman" w:hAnsi="Consolas" w:cs="Times New Roman"/>
+          <w:b/>
+          <w:color w:val="FF0000"/>
+          <w:sz w:val="18"/>
+          <w:szCs w:val="18"/>
+        </w:rPr>
+        <w:t xml:space="preserve">server </w:t>
+      </w:r>
+      <w:r>
+        <w:rPr>
+          <w:rFonts w:ascii="Consolas" w:eastAsia="Times New Roman" w:hAnsi="Consolas" w:cs="Times New Roman"/>
+          <w:b/>
+          <w:color w:val="FF0000"/>
+          <w:sz w:val="18"/>
+          <w:szCs w:val="18"/>
+        </w:rPr>
+        <w:t>configuration</w:t>
+      </w:r>
+      <w:r>
+        <w:rPr>
+          <w:rFonts w:ascii="Consolas" w:eastAsia="Times New Roman" w:hAnsi="Consolas" w:cs="Times New Roman"/>
+          <w:b/>
+          <w:color w:val="FF0000"/>
+          <w:sz w:val="18"/>
+          <w:szCs w:val="18"/>
+        </w:rPr>
+        <w:t xml:space="preserve"> and w</w:t>
+      </w:r>
+      <w:r>
+        <w:rPr>
+          <w:rFonts w:ascii="Consolas" w:eastAsia="Times New Roman" w:hAnsi="Consolas" w:cs="Times New Roman"/>
+          <w:b/>
+          <w:color w:val="FF0000"/>
+          <w:sz w:val="18"/>
+          <w:szCs w:val="18"/>
+        </w:rPr>
+        <w:t xml:space="preserve">ill cause </w:t>
+      </w:r>
+      <w:r>
+        <w:rPr>
+          <w:rFonts w:ascii="Consolas" w:eastAsia="Times New Roman" w:hAnsi="Consolas" w:cs="Times New Roman"/>
+          <w:b/>
+          <w:color w:val="FF0000"/>
+          <w:sz w:val="18"/>
+          <w:szCs w:val="18"/>
+        </w:rPr>
+        <w:t xml:space="preserve">issue </w:t>
+      </w:r>
+      <w:r>
+        <w:rPr>
+          <w:rFonts w:ascii="Consolas" w:eastAsia="Times New Roman" w:hAnsi="Consolas" w:cs="Times New Roman"/>
+          <w:b/>
+          <w:color w:val="FF0000"/>
+          <w:sz w:val="18"/>
+          <w:szCs w:val="18"/>
+        </w:rPr>
+        <w:t>in ASG .</w:t>
+      </w:r>
+    </w:p>
+    <w:p>
+      <w:pPr>
+        <w:pStyle w:val="ListParagraph"/>
+        <w:ind w:left="2700"/>
+        <w:rPr>
+          <w:b/>
+          <w:color w:val="FF0000"/>
+        </w:rPr>
+      </w:pPr>
+    </w:p>
+    <w:p>
+      <w:pPr>
+        <w:pStyle w:val="ListParagraph"/>
+        <w:ind w:left="1800"/>
+        <w:rPr>
+          <w:b/>
+          <w:noProof/>
+        </w:rPr>
+      </w:pPr>
+    </w:p>
+    <w:p>
+      <w:pPr>
+        <w:pStyle w:val="ListParagraph"/>
+        <w:ind w:left="1800"/>
+        <w:rPr>
+          <w:b/>
+          <w:noProof/>
+        </w:rPr>
+      </w:pPr>
+    </w:p>
+    <w:p>
+      <w:pPr>
+        <w:pStyle w:val="ListParagraph"/>
+        <w:ind w:left="1800"/>
+        <w:rPr>
+          <w:b/>
+          <w:noProof/>
+        </w:rPr>
+      </w:pPr>
+    </w:p>
+    <w:p>
+      <w:pPr>
+        <w:pStyle w:val="ListParagraph"/>
+        <w:ind w:left="1800"/>
+        <w:rPr>
+          <w:b/>
+          <w:noProof/>
+        </w:rPr>
+      </w:pPr>
+    </w:p>
+    <w:p>
+      <w:pPr>
+        <w:pStyle w:val="ListParagraph"/>
+        <w:ind w:left="1800"/>
+        <w:rPr>
+          <w:b/>
+          <w:noProof/>
+        </w:rPr>
+      </w:pPr>
+    </w:p>
+    <w:p>
+      <w:pPr>
+        <w:pStyle w:val="ListParagraph"/>
+        <w:ind w:left="1800"/>
+        <w:rPr>
+          <w:b/>
+        </w:rPr>
+      </w:pPr>
+    </w:p>
+    <w:p>
+      <w:pPr>
+        <w:pStyle w:val="ListParagraph"/>
+        <w:ind w:left="1800"/>
+        <w:rPr>
+          <w:b/>
+        </w:rPr>
+      </w:pPr>
+    </w:p>
+    <w:p>
+      <w:pPr>
+        <w:pStyle w:val="ListParagraph"/>
+        <w:ind w:left="1800"/>
+        <w:rPr>
+          <w:b/>
+        </w:rPr>
+      </w:pPr>
+    </w:p>
+    <w:p>
+      <w:pPr>
         <w:ind w:firstLine="720"/>
         <w:rPr>
           <w:b/>
@@ -3162,7 +4241,6 @@
         </w:rPr>
       </w:pPr>
       <w:r>
-        <w:lastRenderedPageBreak/>
         <w:t>Create a target group FE-Tg1(select the two backend server from both AZs)</w:t>
       </w:r>
     </w:p>
@@ -3325,17 +4403,145 @@
         <w:t xml:space="preserve"> browser</w:t>
       </w:r>
       <w:r>
-        <w:t xml:space="preserve"> and see if the the index page is properly working or not </w:t>
+        <w:t xml:space="preserve"> and see if the the index </w:t>
+      </w:r>
+      <w:r>
+        <w:t>page is properly working or not</w:t>
       </w:r>
       <w:r>
         <w:t>.</w:t>
       </w:r>
     </w:p>
     <w:p>
+      <w:pPr>
+        <w:rPr>
+          <w:b/>
+        </w:rPr>
+      </w:pPr>
+      <w:r>
+        <w:rPr>
+          <w:noProof/>
+        </w:rPr>
+        <w:drawing>
+          <wp:inline distT="0" distB="0" distL="0" distR="0">
+            <wp:extent cx="2910317" cy="1323917"/>
+            <wp:effectExtent l="19050" t="0" r="4333" b="0"/>
+            <wp:docPr id="5" name="Picture 1"/>
+            <wp:cNvGraphicFramePr>
+              <a:graphicFrameLocks xmlns:a="http://schemas.openxmlformats.org/drawingml/2006/main" noChangeAspect="1"/>
+            </wp:cNvGraphicFramePr>
+            <a:graphic xmlns:a="http://schemas.openxmlformats.org/drawingml/2006/main">
+              <a:graphicData uri="http://schemas.openxmlformats.org/drawingml/2006/picture">
+                <pic:pic xmlns:pic="http://schemas.openxmlformats.org/drawingml/2006/picture">
+                  <pic:nvPicPr>
+                    <pic:cNvPr id="0" name="Picture 1"/>
+                    <pic:cNvPicPr>
+                      <a:picLocks noChangeAspect="1" noChangeArrowheads="1"/>
+                    </pic:cNvPicPr>
+                  </pic:nvPicPr>
+                  <pic:blipFill>
+                    <a:blip r:embed="rId22" cstate="print"/>
+                    <a:srcRect/>
+                    <a:stretch>
+                      <a:fillRect/>
+                    </a:stretch>
+                  </pic:blipFill>
+                  <pic:spPr bwMode="auto">
+                    <a:xfrm>
+                      <a:off x="0" y="0"/>
+                      <a:ext cx="2913591" cy="1325406"/>
+                    </a:xfrm>
+                    <a:prstGeom prst="rect">
+                      <a:avLst/>
+                    </a:prstGeom>
+                    <a:noFill/>
+                    <a:ln w="9525">
+                      <a:noFill/>
+                      <a:miter lim="800000"/>
+                      <a:headEnd/>
+                      <a:tailEnd/>
+                    </a:ln>
+                  </pic:spPr>
+                </pic:pic>
+              </a:graphicData>
+            </a:graphic>
+          </wp:inline>
+        </w:drawing>
+      </w:r>
+      <w:r>
+        <w:rPr>
+          <w:b/>
+          <w:noProof/>
+        </w:rPr>
+        <w:t xml:space="preserve">  </w:t>
+      </w:r>
+      <w:r>
+        <w:rPr>
+          <w:b/>
+          <w:noProof/>
+        </w:rPr>
+        <w:drawing>
+          <wp:inline distT="0" distB="0" distL="0" distR="0">
+            <wp:extent cx="2908794" cy="1117792"/>
+            <wp:effectExtent l="19050" t="0" r="5856" b="0"/>
+            <wp:docPr id="9" name="Picture 4"/>
+            <wp:cNvGraphicFramePr>
+              <a:graphicFrameLocks xmlns:a="http://schemas.openxmlformats.org/drawingml/2006/main" noChangeAspect="1"/>
+            </wp:cNvGraphicFramePr>
+            <a:graphic xmlns:a="http://schemas.openxmlformats.org/drawingml/2006/main">
+              <a:graphicData uri="http://schemas.openxmlformats.org/drawingml/2006/picture">
+                <pic:pic xmlns:pic="http://schemas.openxmlformats.org/drawingml/2006/picture">
+                  <pic:nvPicPr>
+                    <pic:cNvPr id="0" name="Picture 4"/>
+                    <pic:cNvPicPr>
+                      <a:picLocks noChangeAspect="1" noChangeArrowheads="1"/>
+                    </pic:cNvPicPr>
+                  </pic:nvPicPr>
+                  <pic:blipFill>
+                    <a:blip r:embed="rId23" cstate="print"/>
+                    <a:srcRect/>
+                    <a:stretch>
+                      <a:fillRect/>
+                    </a:stretch>
+                  </pic:blipFill>
+                  <pic:spPr bwMode="auto">
+                    <a:xfrm>
+                      <a:off x="0" y="0"/>
+                      <a:ext cx="2909830" cy="1118190"/>
+                    </a:xfrm>
+                    <a:prstGeom prst="rect">
+                      <a:avLst/>
+                    </a:prstGeom>
+                    <a:noFill/>
+                    <a:ln w="9525">
+                      <a:noFill/>
+                      <a:miter lim="800000"/>
+                      <a:headEnd/>
+                      <a:tailEnd/>
+                    </a:ln>
+                  </pic:spPr>
+                </pic:pic>
+              </a:graphicData>
+            </a:graphic>
+          </wp:inline>
+        </w:drawing>
+      </w:r>
+    </w:p>
+    <w:p>
+      <w:pPr>
+        <w:pStyle w:val="ListParagraph"/>
+        <w:ind w:left="1800"/>
+        <w:rPr>
+          <w:b/>
+        </w:rPr>
+      </w:pPr>
+    </w:p>
+    <w:p>
       <w:r>
         <w:rPr>
           <w:highlight w:val="lightGray"/>
         </w:rPr>
+        <w:lastRenderedPageBreak/>
         <w:t>Now  create  ASG</w:t>
       </w:r>
       <w:r>
@@ -3415,6 +4621,12 @@
     <w:p>
       <w:pPr>
         <w:pStyle w:val="ListParagraph"/>
+        <w:ind w:left="1080"/>
+      </w:pPr>
+    </w:p>
+    <w:p>
+      <w:pPr>
+        <w:pStyle w:val="ListParagraph"/>
         <w:numPr>
           <w:ilvl w:val="0"/>
           <w:numId w:val="8"/>
@@ -3434,6 +4646,26 @@
       </w:r>
     </w:p>
     <w:p>
+      <w:pPr>
+        <w:pStyle w:val="ListParagraph"/>
+      </w:pPr>
+    </w:p>
+    <w:p>
+      <w:pPr>
+        <w:pStyle w:val="ListParagraph"/>
+        <w:ind w:left="1080"/>
+        <w:rPr>
+          <w:color w:val="FF0000"/>
+        </w:rPr>
+      </w:pPr>
+      <w:r>
+        <w:rPr>
+          <w:color w:val="FF0000"/>
+        </w:rPr>
+        <w:t>[don’t delete the source instance from which Instance template created ,once the ASG created you can delete the source instance if required]</w:t>
+      </w:r>
+    </w:p>
+    <w:p>
       <w:r>
         <w:t xml:space="preserve"> </w:t>
       </w:r>
@@ -3444,10 +4676,386 @@
         <w:t>ting purpose lower the cpu utilisation</w:t>
       </w:r>
       <w:r>
-        <w:t xml:space="preserve"> threshold and see if the autoscalling is working or not</w:t>
+        <w:t xml:space="preserve"> threshold</w:t>
+      </w:r>
+      <w:r>
+        <w:t xml:space="preserve"> or stop the source instance </w:t>
+      </w:r>
+      <w:r>
+        <w:t xml:space="preserve"> and see if the autoscalling is working or not</w:t>
       </w:r>
       <w:r>
         <w:t>.</w:t>
+      </w:r>
+    </w:p>
+    <w:p>
+      <w:r>
+        <w:tab/>
+        <w:t xml:space="preserve">Source instances running </w:t>
+      </w:r>
+    </w:p>
+    <w:p>
+      <w:pPr>
+        <w:rPr>
+          <w:noProof/>
+        </w:rPr>
+      </w:pPr>
+      <w:r>
+        <w:rPr>
+          <w:noProof/>
+        </w:rPr>
+        <w:t xml:space="preserve">             </w:t>
+      </w:r>
+      <w:r>
+        <w:rPr>
+          <w:noProof/>
+        </w:rPr>
+        <w:drawing>
+          <wp:inline distT="0" distB="0" distL="0" distR="0">
+            <wp:extent cx="2660469" cy="1368796"/>
+            <wp:effectExtent l="19050" t="0" r="6531" b="0"/>
+            <wp:docPr id="13" name="Picture 1"/>
+            <wp:cNvGraphicFramePr>
+              <a:graphicFrameLocks xmlns:a="http://schemas.openxmlformats.org/drawingml/2006/main" noChangeAspect="1"/>
+            </wp:cNvGraphicFramePr>
+            <a:graphic xmlns:a="http://schemas.openxmlformats.org/drawingml/2006/main">
+              <a:graphicData uri="http://schemas.openxmlformats.org/drawingml/2006/picture">
+                <pic:pic xmlns:pic="http://schemas.openxmlformats.org/drawingml/2006/picture">
+                  <pic:nvPicPr>
+                    <pic:cNvPr id="0" name="Picture 1"/>
+                    <pic:cNvPicPr>
+                      <a:picLocks noChangeAspect="1" noChangeArrowheads="1"/>
+                    </pic:cNvPicPr>
+                  </pic:nvPicPr>
+                  <pic:blipFill>
+                    <a:blip r:embed="rId24"/>
+                    <a:srcRect/>
+                    <a:stretch>
+                      <a:fillRect/>
+                    </a:stretch>
+                  </pic:blipFill>
+                  <pic:spPr bwMode="auto">
+                    <a:xfrm>
+                      <a:off x="0" y="0"/>
+                      <a:ext cx="2666390" cy="1371842"/>
+                    </a:xfrm>
+                    <a:prstGeom prst="rect">
+                      <a:avLst/>
+                    </a:prstGeom>
+                    <a:noFill/>
+                    <a:ln w="9525">
+                      <a:noFill/>
+                      <a:miter lim="800000"/>
+                      <a:headEnd/>
+                      <a:tailEnd/>
+                    </a:ln>
+                  </pic:spPr>
+                </pic:pic>
+              </a:graphicData>
+            </a:graphic>
+          </wp:inline>
+        </w:drawing>
+      </w:r>
+      <w:r>
+        <w:rPr>
+          <w:noProof/>
+        </w:rPr>
+        <w:t xml:space="preserve"> </w:t>
+      </w:r>
+      <w:r>
+        <w:rPr>
+          <w:noProof/>
+        </w:rPr>
+        <w:t xml:space="preserve">           </w:t>
+      </w:r>
+      <w:r>
+        <w:rPr>
+          <w:noProof/>
+        </w:rPr>
+        <w:drawing>
+          <wp:inline distT="0" distB="0" distL="0" distR="0">
+            <wp:extent cx="1962397" cy="1312697"/>
+            <wp:effectExtent l="19050" t="0" r="0" b="0"/>
+            <wp:docPr id="15" name="Picture 4"/>
+            <wp:cNvGraphicFramePr>
+              <a:graphicFrameLocks xmlns:a="http://schemas.openxmlformats.org/drawingml/2006/main" noChangeAspect="1"/>
+            </wp:cNvGraphicFramePr>
+            <a:graphic xmlns:a="http://schemas.openxmlformats.org/drawingml/2006/main">
+              <a:graphicData uri="http://schemas.openxmlformats.org/drawingml/2006/picture">
+                <pic:pic xmlns:pic="http://schemas.openxmlformats.org/drawingml/2006/picture">
+                  <pic:nvPicPr>
+                    <pic:cNvPr id="0" name="Picture 4"/>
+                    <pic:cNvPicPr>
+                      <a:picLocks noChangeAspect="1" noChangeArrowheads="1"/>
+                    </pic:cNvPicPr>
+                  </pic:nvPicPr>
+                  <pic:blipFill>
+                    <a:blip r:embed="rId25" cstate="print"/>
+                    <a:srcRect/>
+                    <a:stretch>
+                      <a:fillRect/>
+                    </a:stretch>
+                  </pic:blipFill>
+                  <pic:spPr bwMode="auto">
+                    <a:xfrm>
+                      <a:off x="0" y="0"/>
+                      <a:ext cx="1963226" cy="1313251"/>
+                    </a:xfrm>
+                    <a:prstGeom prst="rect">
+                      <a:avLst/>
+                    </a:prstGeom>
+                    <a:noFill/>
+                    <a:ln w="9525">
+                      <a:noFill/>
+                      <a:miter lim="800000"/>
+                      <a:headEnd/>
+                      <a:tailEnd/>
+                    </a:ln>
+                  </pic:spPr>
+                </pic:pic>
+              </a:graphicData>
+            </a:graphic>
+          </wp:inline>
+        </w:drawing>
+      </w:r>
+      <w:r>
+        <w:rPr>
+          <w:noProof/>
+        </w:rPr>
+        <w:t xml:space="preserve">    </w:t>
+      </w:r>
+    </w:p>
+    <w:p>
+      <w:pPr>
+        <w:rPr>
+          <w:noProof/>
+        </w:rPr>
+      </w:pPr>
+    </w:p>
+    <w:p>
+      <w:pPr>
+        <w:rPr>
+          <w:noProof/>
+        </w:rPr>
+      </w:pPr>
+      <w:r>
+        <w:rPr>
+          <w:noProof/>
+        </w:rPr>
+        <w:t xml:space="preserve">Now stop the source isntances </w:t>
+      </w:r>
+    </w:p>
+    <w:p>
+      <w:pPr>
+        <w:rPr>
+          <w:noProof/>
+        </w:rPr>
+      </w:pPr>
+      <w:r>
+        <w:rPr>
+          <w:noProof/>
+        </w:rPr>
+        <w:drawing>
+          <wp:inline distT="0" distB="0" distL="0" distR="0">
+            <wp:extent cx="3240253" cy="1514651"/>
+            <wp:effectExtent l="19050" t="0" r="0" b="0"/>
+            <wp:docPr id="18" name="Picture 7"/>
+            <wp:cNvGraphicFramePr>
+              <a:graphicFrameLocks xmlns:a="http://schemas.openxmlformats.org/drawingml/2006/main" noChangeAspect="1"/>
+            </wp:cNvGraphicFramePr>
+            <a:graphic xmlns:a="http://schemas.openxmlformats.org/drawingml/2006/main">
+              <a:graphicData uri="http://schemas.openxmlformats.org/drawingml/2006/picture">
+                <pic:pic xmlns:pic="http://schemas.openxmlformats.org/drawingml/2006/picture">
+                  <pic:nvPicPr>
+                    <pic:cNvPr id="0" name="Picture 7"/>
+                    <pic:cNvPicPr>
+                      <a:picLocks noChangeAspect="1" noChangeArrowheads="1"/>
+                    </pic:cNvPicPr>
+                  </pic:nvPicPr>
+                  <pic:blipFill>
+                    <a:blip r:embed="rId26"/>
+                    <a:srcRect/>
+                    <a:stretch>
+                      <a:fillRect/>
+                    </a:stretch>
+                  </pic:blipFill>
+                  <pic:spPr bwMode="auto">
+                    <a:xfrm>
+                      <a:off x="0" y="0"/>
+                      <a:ext cx="3238240" cy="1513710"/>
+                    </a:xfrm>
+                    <a:prstGeom prst="rect">
+                      <a:avLst/>
+                    </a:prstGeom>
+                    <a:noFill/>
+                    <a:ln w="9525">
+                      <a:noFill/>
+                      <a:miter lim="800000"/>
+                      <a:headEnd/>
+                      <a:tailEnd/>
+                    </a:ln>
+                  </pic:spPr>
+                </pic:pic>
+              </a:graphicData>
+            </a:graphic>
+          </wp:inline>
+        </w:drawing>
+      </w:r>
+      <w:r>
+        <w:rPr>
+          <w:noProof/>
+        </w:rPr>
+        <w:t xml:space="preserve">  </w:t>
+      </w:r>
+      <w:r>
+        <w:rPr>
+          <w:noProof/>
+        </w:rPr>
+        <w:drawing>
+          <wp:inline distT="0" distB="0" distL="0" distR="0">
+            <wp:extent cx="2494147" cy="1121963"/>
+            <wp:effectExtent l="19050" t="0" r="1403" b="0"/>
+            <wp:docPr id="17" name="Picture 2"/>
+            <wp:cNvGraphicFramePr>
+              <a:graphicFrameLocks xmlns:a="http://schemas.openxmlformats.org/drawingml/2006/main" noChangeAspect="1"/>
+            </wp:cNvGraphicFramePr>
+            <a:graphic xmlns:a="http://schemas.openxmlformats.org/drawingml/2006/main">
+              <a:graphicData uri="http://schemas.openxmlformats.org/drawingml/2006/picture">
+                <pic:pic xmlns:pic="http://schemas.openxmlformats.org/drawingml/2006/picture">
+                  <pic:nvPicPr>
+                    <pic:cNvPr id="0" name="Picture 2"/>
+                    <pic:cNvPicPr>
+                      <a:picLocks noChangeAspect="1" noChangeArrowheads="1"/>
+                    </pic:cNvPicPr>
+                  </pic:nvPicPr>
+                  <pic:blipFill>
+                    <a:blip r:embed="rId27" cstate="print"/>
+                    <a:srcRect/>
+                    <a:stretch>
+                      <a:fillRect/>
+                    </a:stretch>
+                  </pic:blipFill>
+                  <pic:spPr bwMode="auto">
+                    <a:xfrm>
+                      <a:off x="0" y="0"/>
+                      <a:ext cx="2498650" cy="1123989"/>
+                    </a:xfrm>
+                    <a:prstGeom prst="rect">
+                      <a:avLst/>
+                    </a:prstGeom>
+                    <a:noFill/>
+                  </pic:spPr>
+                </pic:pic>
+              </a:graphicData>
+            </a:graphic>
+          </wp:inline>
+        </w:drawing>
+      </w:r>
+      <w:r>
+        <w:rPr>
+          <w:noProof/>
+        </w:rPr>
+        <w:t xml:space="preserve">     </w:t>
+      </w:r>
+    </w:p>
+    <w:p>
+      <w:pPr>
+        <w:rPr>
+          <w:noProof/>
+        </w:rPr>
+      </w:pPr>
+    </w:p>
+    <w:p>
+      <w:pPr>
+        <w:rPr>
+          <w:noProof/>
+        </w:rPr>
+      </w:pPr>
+    </w:p>
+    <w:p>
+      <w:pPr>
+        <w:rPr>
+          <w:noProof/>
+        </w:rPr>
+      </w:pPr>
+    </w:p>
+    <w:p>
+      <w:pPr>
+        <w:rPr>
+          <w:noProof/>
+        </w:rPr>
+      </w:pPr>
+    </w:p>
+    <w:p>
+      <w:pPr>
+        <w:rPr>
+          <w:noProof/>
+        </w:rPr>
+      </w:pPr>
+      <w:r>
+        <w:rPr>
+          <w:noProof/>
+        </w:rPr>
+        <w:lastRenderedPageBreak/>
+        <w:t xml:space="preserve">Observer the Autoscalling </w:t>
+      </w:r>
+    </w:p>
+    <w:p>
+      <w:r>
+        <w:rPr>
+          <w:noProof/>
+        </w:rPr>
+        <w:drawing>
+          <wp:inline distT="0" distB="0" distL="0" distR="0">
+            <wp:extent cx="3094803" cy="880741"/>
+            <wp:effectExtent l="19050" t="0" r="0" b="0"/>
+            <wp:docPr id="20" name="Picture 13"/>
+            <wp:cNvGraphicFramePr>
+              <a:graphicFrameLocks xmlns:a="http://schemas.openxmlformats.org/drawingml/2006/main" noChangeAspect="1"/>
+            </wp:cNvGraphicFramePr>
+            <a:graphic xmlns:a="http://schemas.openxmlformats.org/drawingml/2006/main">
+              <a:graphicData uri="http://schemas.openxmlformats.org/drawingml/2006/picture">
+                <pic:pic xmlns:pic="http://schemas.openxmlformats.org/drawingml/2006/picture">
+                  <pic:nvPicPr>
+                    <pic:cNvPr id="0" name="Picture 13"/>
+                    <pic:cNvPicPr>
+                      <a:picLocks noChangeAspect="1" noChangeArrowheads="1"/>
+                    </pic:cNvPicPr>
+                  </pic:nvPicPr>
+                  <pic:blipFill>
+                    <a:blip r:embed="rId28" cstate="print"/>
+                    <a:srcRect/>
+                    <a:stretch>
+                      <a:fillRect/>
+                    </a:stretch>
+                  </pic:blipFill>
+                  <pic:spPr bwMode="auto">
+                    <a:xfrm>
+                      <a:off x="0" y="0"/>
+                      <a:ext cx="3094499" cy="880654"/>
+                    </a:xfrm>
+                    <a:prstGeom prst="rect">
+                      <a:avLst/>
+                    </a:prstGeom>
+                    <a:noFill/>
+                    <a:ln w="9525">
+                      <a:noFill/>
+                      <a:miter lim="800000"/>
+                      <a:headEnd/>
+                      <a:tailEnd/>
+                    </a:ln>
+                  </pic:spPr>
+                </pic:pic>
+              </a:graphicData>
+            </a:graphic>
+          </wp:inline>
+        </w:drawing>
+      </w:r>
+      <w:r>
+        <w:rPr>
+          <w:noProof/>
+        </w:rPr>
+        <w:t xml:space="preserve">                           </w:t>
       </w:r>
     </w:p>
     <w:p>
@@ -3492,7 +5100,7 @@
                     </pic:cNvPicPr>
                   </pic:nvPicPr>
                   <pic:blipFill>
-                    <a:blip r:embed="rId14"/>
+                    <a:blip r:embed="rId29"/>
                     <a:srcRect/>
                     <a:stretch>
                       <a:fillRect/>
@@ -3521,6 +5129,11 @@
         </w:drawing>
       </w:r>
     </w:p>
+    <w:p>
+      <w:r>
+        <w:t>Then again try to access the application</w:t>
+      </w:r>
+    </w:p>
     <w:p/>
     <w:p>
       <w:r>
@@ -3572,7 +5185,7 @@
       </w:pPr>
     </w:p>
     <w:sectPr>
-      <w:headerReference w:type="default" r:id="rId15"/>
+      <w:headerReference w:type="default" r:id="rId30"/>
       <w:pgSz w:w="12240" w:h="15840"/>
       <w:pgMar w:top="1440" w:right="1440" w:bottom="1440" w:left="1440" w:header="288" w:footer="720" w:gutter="0"/>
       <w:cols w:space="720"/>
@@ -4320,6 +5933,118 @@
     </w:lvl>
   </w:abstractNum>
   <w:abstractNum w:abstractNumId="7">
+    <w:nsid w:val="5DD33C91"/>
+    <w:multiLevelType w:val="hybridMultilevel"/>
+    <w:tmpl w:val="183C3B44"/>
+    <w:lvl w:ilvl="0" w:tplc="3308468E">
+      <w:numFmt w:val="bullet"/>
+      <w:lvlText w:val="-"/>
+      <w:lvlJc w:val="left"/>
+      <w:pPr>
+        <w:ind w:left="1440" w:hanging="360"/>
+      </w:pPr>
+      <w:rPr>
+        <w:rFonts w:ascii="Calibri" w:eastAsiaTheme="minorHAnsi" w:hAnsi="Calibri" w:cs="Calibri" w:hint="default"/>
+      </w:rPr>
+    </w:lvl>
+    <w:lvl w:ilvl="1" w:tplc="04090003" w:tentative="1">
+      <w:start w:val="1"/>
+      <w:numFmt w:val="bullet"/>
+      <w:lvlText w:val="o"/>
+      <w:lvlJc w:val="left"/>
+      <w:pPr>
+        <w:ind w:left="2160" w:hanging="360"/>
+      </w:pPr>
+      <w:rPr>
+        <w:rFonts w:ascii="Courier New" w:hAnsi="Courier New" w:cs="Courier New" w:hint="default"/>
+      </w:rPr>
+    </w:lvl>
+    <w:lvl w:ilvl="2" w:tplc="04090005" w:tentative="1">
+      <w:start w:val="1"/>
+      <w:numFmt w:val="bullet"/>
+      <w:lvlText w:val=""/>
+      <w:lvlJc w:val="left"/>
+      <w:pPr>
+        <w:ind w:left="2880" w:hanging="360"/>
+      </w:pPr>
+      <w:rPr>
+        <w:rFonts w:ascii="Wingdings" w:hAnsi="Wingdings" w:hint="default"/>
+      </w:rPr>
+    </w:lvl>
+    <w:lvl w:ilvl="3" w:tplc="04090001" w:tentative="1">
+      <w:start w:val="1"/>
+      <w:numFmt w:val="bullet"/>
+      <w:lvlText w:val=""/>
+      <w:lvlJc w:val="left"/>
+      <w:pPr>
+        <w:ind w:left="3600" w:hanging="360"/>
+      </w:pPr>
+      <w:rPr>
+        <w:rFonts w:ascii="Symbol" w:hAnsi="Symbol" w:hint="default"/>
+      </w:rPr>
+    </w:lvl>
+    <w:lvl w:ilvl="4" w:tplc="04090003" w:tentative="1">
+      <w:start w:val="1"/>
+      <w:numFmt w:val="bullet"/>
+      <w:lvlText w:val="o"/>
+      <w:lvlJc w:val="left"/>
+      <w:pPr>
+        <w:ind w:left="4320" w:hanging="360"/>
+      </w:pPr>
+      <w:rPr>
+        <w:rFonts w:ascii="Courier New" w:hAnsi="Courier New" w:cs="Courier New" w:hint="default"/>
+      </w:rPr>
+    </w:lvl>
+    <w:lvl w:ilvl="5" w:tplc="04090005" w:tentative="1">
+      <w:start w:val="1"/>
+      <w:numFmt w:val="bullet"/>
+      <w:lvlText w:val=""/>
+      <w:lvlJc w:val="left"/>
+      <w:pPr>
+        <w:ind w:left="5040" w:hanging="360"/>
+      </w:pPr>
+      <w:rPr>
+        <w:rFonts w:ascii="Wingdings" w:hAnsi="Wingdings" w:hint="default"/>
+      </w:rPr>
+    </w:lvl>
+    <w:lvl w:ilvl="6" w:tplc="04090001" w:tentative="1">
+      <w:start w:val="1"/>
+      <w:numFmt w:val="bullet"/>
+      <w:lvlText w:val=""/>
+      <w:lvlJc w:val="left"/>
+      <w:pPr>
+        <w:ind w:left="5760" w:hanging="360"/>
+      </w:pPr>
+      <w:rPr>
+        <w:rFonts w:ascii="Symbol" w:hAnsi="Symbol" w:hint="default"/>
+      </w:rPr>
+    </w:lvl>
+    <w:lvl w:ilvl="7" w:tplc="04090003" w:tentative="1">
+      <w:start w:val="1"/>
+      <w:numFmt w:val="bullet"/>
+      <w:lvlText w:val="o"/>
+      <w:lvlJc w:val="left"/>
+      <w:pPr>
+        <w:ind w:left="6480" w:hanging="360"/>
+      </w:pPr>
+      <w:rPr>
+        <w:rFonts w:ascii="Courier New" w:hAnsi="Courier New" w:cs="Courier New" w:hint="default"/>
+      </w:rPr>
+    </w:lvl>
+    <w:lvl w:ilvl="8" w:tplc="04090005" w:tentative="1">
+      <w:start w:val="1"/>
+      <w:numFmt w:val="bullet"/>
+      <w:lvlText w:val=""/>
+      <w:lvlJc w:val="left"/>
+      <w:pPr>
+        <w:ind w:left="7200" w:hanging="360"/>
+      </w:pPr>
+      <w:rPr>
+        <w:rFonts w:ascii="Wingdings" w:hAnsi="Wingdings" w:hint="default"/>
+      </w:rPr>
+    </w:lvl>
+  </w:abstractNum>
+  <w:abstractNum w:abstractNumId="8">
     <w:nsid w:val="64722BFC"/>
     <w:multiLevelType w:val="hybridMultilevel"/>
     <w:tmpl w:val="1C30BCA6"/>
@@ -4418,7 +6143,7 @@
     <w:abstractNumId w:val="4"/>
   </w:num>
   <w:num w:numId="4">
-    <w:abstractNumId w:val="7"/>
+    <w:abstractNumId w:val="8"/>
   </w:num>
   <w:num w:numId="5">
     <w:abstractNumId w:val="0"/>
@@ -4431,6 +6156,9 @@
   </w:num>
   <w:num w:numId="8">
     <w:abstractNumId w:val="1"/>
+  </w:num>
+  <w:num w:numId="9">
+    <w:abstractNumId w:val="7"/>
   </w:num>
 </w:numbering>
 </file>
@@ -4721,6 +6449,18 @@
     <w:rsid w:val="00A3572B"/>
     <w:rPr>
       <w:color w:val="0000FF" w:themeColor="hyperlink"/>
+      <w:u w:val="single"/>
+    </w:rPr>
+  </w:style>
+  <w:style w:type="character" w:styleId="FollowedHyperlink">
+    <w:name w:val="FollowedHyperlink"/>
+    <w:basedOn w:val="DefaultParagraphFont"/>
+    <w:uiPriority w:val="99"/>
+    <w:semiHidden/>
+    <w:unhideWhenUsed/>
+    <w:rsid w:val="00375F95"/>
+    <w:rPr>
+      <w:color w:val="800080" w:themeColor="followedHyperlink"/>
       <w:u w:val="single"/>
     </w:rPr>
   </w:style>
